--- a/04_Assessment_Attendance_and_Credit_Reporting/TAS2O_Assessment_Records_Package_AI_Enhanced.docx
+++ b/04_Assessment_Attendance_and_Credit_Reporting/TAS2O_Assessment_Records_Package_AI_Enhanced.docx
@@ -32,7 +32,7 @@
         <w:jc w:val="center"/>
       </w:pPr>
       <w:r>
-        <w:t>School: [Insert School Name]   |   BSID: [Insert BSID]   |   Course Code: TAS2O   |   Credit: 1.0</w:t>
+        <w:t>School: Webtree Academy   |   BSID: 883796   |   Course Code: TAS2O   |   Credit: 1.0</w:t>
       </w:r>
     </w:p>
     <w:p/>
@@ -9836,7 +9836,7 @@
                 <w:b w:val="0"/>
                 <w:sz w:val="17"/>
               </w:rPr>
-              <w:t>[Insert Date]</w:t>
+              <w:t>2026-05-12</w:t>
             </w:r>
           </w:p>
         </w:tc>
@@ -9852,7 +9852,7 @@
                 <w:b w:val="0"/>
                 <w:sz w:val="17"/>
               </w:rPr>
-              <w:t>[Insert Name]</w:t>
+              <w:t>Carlos Chen</w:t>
             </w:r>
           </w:p>
         </w:tc>
@@ -10022,7 +10022,7 @@
         <w:color w:val="646464"/>
         <w:sz w:val="16"/>
       </w:rPr>
-      <w:t>TAS2O Assessment Records Package | [Insert School Name] | Internal assessment and inspection-readiness document</w:t>
+      <w:t>TAS2O Assessment Records Package | Webtree Academy | Internal assessment and inspection-readiness document</w:t>
     </w:r>
   </w:p>
 </w:ftr>

--- a/04_Assessment_Attendance_and_Credit_Reporting/TAS2O_Assessment_Records_Package_AI_Enhanced.docx
+++ b/04_Assessment_Attendance_and_Credit_Reporting/TAS2O_Assessment_Records_Package_AI_Enhanced.docx
@@ -141,12 +141,7 @@
             <w:shd w:fill="D9EAF7"/>
           </w:tcPr>
           <w:p>
-            <w:r/>
             <w:r>
-              <w:rPr>
-                <w:b/>
-                <w:sz w:val="17"/>
-              </w:rPr>
               <w:t>Assessment Component</w:t>
             </w:r>
           </w:p>
@@ -158,12 +153,7 @@
             <w:shd w:fill="D9EAF7"/>
           </w:tcPr>
           <w:p>
-            <w:r/>
             <w:r>
-              <w:rPr>
-                <w:b/>
-                <w:sz w:val="17"/>
-              </w:rPr>
               <w:t>Type</w:t>
             </w:r>
           </w:p>
@@ -175,12 +165,7 @@
             <w:shd w:fill="D9EAF7"/>
           </w:tcPr>
           <w:p>
-            <w:r/>
             <w:r>
-              <w:rPr>
-                <w:b/>
-                <w:sz w:val="17"/>
-              </w:rPr>
               <w:t>Category Focus</w:t>
             </w:r>
           </w:p>
@@ -192,12 +177,7 @@
             <w:shd w:fill="D9EAF7"/>
           </w:tcPr>
           <w:p>
-            <w:r/>
             <w:r>
-              <w:rPr>
-                <w:b/>
-                <w:sz w:val="17"/>
-              </w:rPr>
               <w:t>Weight</w:t>
             </w:r>
           </w:p>
@@ -209,12 +189,7 @@
             <w:shd w:fill="D9EAF7"/>
           </w:tcPr>
           <w:p>
-            <w:r/>
             <w:r>
-              <w:rPr>
-                <w:b/>
-                <w:sz w:val="17"/>
-              </w:rPr>
               <w:t>Primary Evidence</w:t>
             </w:r>
           </w:p>
@@ -227,12 +202,7 @@
             <w:vAlign w:val="top"/>
           </w:tcPr>
           <w:p>
-            <w:r/>
             <w:r>
-              <w:rPr>
-                <w:b w:val="0"/>
-                <w:sz w:val="17"/>
-              </w:rPr>
               <w:t>Safety Passport and Safety Quiz</w:t>
             </w:r>
           </w:p>
@@ -243,12 +213,7 @@
             <w:vAlign w:val="top"/>
           </w:tcPr>
           <w:p>
-            <w:r/>
             <w:r>
-              <w:rPr>
-                <w:b w:val="0"/>
-                <w:sz w:val="17"/>
-              </w:rPr>
               <w:t>Term Work</w:t>
             </w:r>
           </w:p>
@@ -259,12 +224,7 @@
             <w:vAlign w:val="top"/>
           </w:tcPr>
           <w:p>
-            <w:r/>
             <w:r>
-              <w:rPr>
-                <w:b w:val="0"/>
-                <w:sz w:val="17"/>
-              </w:rPr>
               <w:t>Knowledge, Application</w:t>
             </w:r>
           </w:p>
@@ -275,12 +235,7 @@
             <w:vAlign w:val="top"/>
           </w:tcPr>
           <w:p>
-            <w:r/>
             <w:r>
-              <w:rPr>
-                <w:b w:val="0"/>
-                <w:sz w:val="17"/>
-              </w:rPr>
               <w:t>8%</w:t>
             </w:r>
           </w:p>
@@ -291,12 +246,7 @@
             <w:vAlign w:val="top"/>
           </w:tcPr>
           <w:p>
-            <w:r/>
             <w:r>
-              <w:rPr>
-                <w:b w:val="0"/>
-                <w:sz w:val="17"/>
-              </w:rPr>
               <w:t>Safety contract, quiz, AI-verified safety checklist, teacher sign-off</w:t>
             </w:r>
           </w:p>
@@ -309,12 +259,7 @@
             <w:vAlign w:val="top"/>
           </w:tcPr>
           <w:p>
-            <w:r/>
             <w:r>
-              <w:rPr>
-                <w:b w:val="0"/>
-                <w:sz w:val="17"/>
-              </w:rPr>
               <w:t>Measurement and Quality Control Report</w:t>
             </w:r>
           </w:p>
@@ -325,12 +270,7 @@
             <w:vAlign w:val="top"/>
           </w:tcPr>
           <w:p>
-            <w:r/>
             <w:r>
-              <w:rPr>
-                <w:b w:val="0"/>
-                <w:sz w:val="17"/>
-              </w:rPr>
               <w:t>Term Work</w:t>
             </w:r>
           </w:p>
@@ -341,12 +281,7 @@
             <w:vAlign w:val="top"/>
           </w:tcPr>
           <w:p>
-            <w:r/>
             <w:r>
-              <w:rPr>
-                <w:b w:val="0"/>
-                <w:sz w:val="17"/>
-              </w:rPr>
               <w:t>Knowledge, Thinking, Communication, Application</w:t>
             </w:r>
           </w:p>
@@ -357,12 +292,7 @@
             <w:vAlign w:val="top"/>
           </w:tcPr>
           <w:p>
-            <w:r/>
             <w:r>
-              <w:rPr>
-                <w:b w:val="0"/>
-                <w:sz w:val="17"/>
-              </w:rPr>
               <w:t>10%</w:t>
             </w:r>
           </w:p>
@@ -373,12 +303,7 @@
             <w:vAlign w:val="top"/>
           </w:tcPr>
           <w:p>
-            <w:r/>
             <w:r>
-              <w:rPr>
-                <w:b w:val="0"/>
-                <w:sz w:val="17"/>
-              </w:rPr>
               <w:t>Measurement table, error analysis, QC recommendations</w:t>
             </w:r>
           </w:p>
@@ -391,12 +316,7 @@
             <w:vAlign w:val="top"/>
           </w:tcPr>
           <w:p>
-            <w:r/>
             <w:r>
-              <w:rPr>
-                <w:b w:val="0"/>
-                <w:sz w:val="17"/>
-              </w:rPr>
               <w:t>CAD / 3D Product Design Brief</w:t>
             </w:r>
           </w:p>
@@ -407,12 +327,7 @@
             <w:vAlign w:val="top"/>
           </w:tcPr>
           <w:p>
-            <w:r/>
             <w:r>
-              <w:rPr>
-                <w:b w:val="0"/>
-                <w:sz w:val="17"/>
-              </w:rPr>
               <w:t>Term Work</w:t>
             </w:r>
           </w:p>
@@ -423,12 +338,7 @@
             <w:vAlign w:val="top"/>
           </w:tcPr>
           <w:p>
-            <w:r/>
             <w:r>
-              <w:rPr>
-                <w:b w:val="0"/>
-                <w:sz w:val="17"/>
-              </w:rPr>
               <w:t>Thinking, Communication, Application</w:t>
             </w:r>
           </w:p>
@@ -439,12 +349,7 @@
             <w:vAlign w:val="top"/>
           </w:tcPr>
           <w:p>
-            <w:r/>
             <w:r>
-              <w:rPr>
-                <w:b w:val="0"/>
-                <w:sz w:val="17"/>
-              </w:rPr>
               <w:t>12%</w:t>
             </w:r>
           </w:p>
@@ -455,12 +360,7 @@
             <w:vAlign w:val="top"/>
           </w:tcPr>
           <w:p>
-            <w:r/>
             <w:r>
-              <w:rPr>
-                <w:b w:val="0"/>
-                <w:sz w:val="17"/>
-              </w:rPr>
               <w:t>Sketches, CAD screenshots/files, design brief, prototype evidence</w:t>
             </w:r>
           </w:p>
@@ -473,12 +373,7 @@
             <w:vAlign w:val="top"/>
           </w:tcPr>
           <w:p>
-            <w:r/>
             <w:r>
-              <w:rPr>
-                <w:b w:val="0"/>
-                <w:sz w:val="17"/>
-              </w:rPr>
               <w:t>Smart Device / Automation Project</w:t>
             </w:r>
           </w:p>
@@ -489,12 +384,7 @@
             <w:vAlign w:val="top"/>
           </w:tcPr>
           <w:p>
-            <w:r/>
             <w:r>
-              <w:rPr>
-                <w:b w:val="0"/>
-                <w:sz w:val="17"/>
-              </w:rPr>
               <w:t>Term Work</w:t>
             </w:r>
           </w:p>
@@ -505,12 +395,7 @@
             <w:vAlign w:val="top"/>
           </w:tcPr>
           <w:p>
-            <w:r/>
             <w:r>
-              <w:rPr>
-                <w:b w:val="0"/>
-                <w:sz w:val="17"/>
-              </w:rPr>
               <w:t>Knowledge, Thinking, Application</w:t>
             </w:r>
           </w:p>
@@ -521,12 +406,7 @@
             <w:vAlign w:val="top"/>
           </w:tcPr>
           <w:p>
-            <w:r/>
             <w:r>
-              <w:rPr>
-                <w:b w:val="0"/>
-                <w:sz w:val="17"/>
-              </w:rPr>
               <w:t>15%</w:t>
             </w:r>
           </w:p>
@@ -537,12 +417,7 @@
             <w:vAlign w:val="top"/>
           </w:tcPr>
           <w:p>
-            <w:r/>
             <w:r>
-              <w:rPr>
-                <w:b w:val="0"/>
-                <w:sz w:val="17"/>
-              </w:rPr>
               <w:t>Wiring diagram, working demo, debugging log, testing notes</w:t>
             </w:r>
           </w:p>
@@ -555,12 +430,7 @@
             <w:vAlign w:val="top"/>
           </w:tcPr>
           <w:p>
-            <w:r/>
             <w:r>
-              <w:rPr>
-                <w:b w:val="0"/>
-                <w:sz w:val="17"/>
-              </w:rPr>
               <w:t>Sustainability and Skilled Trades Career Pathway Report</w:t>
             </w:r>
           </w:p>
@@ -571,12 +441,7 @@
             <w:vAlign w:val="top"/>
           </w:tcPr>
           <w:p>
-            <w:r/>
             <w:r>
-              <w:rPr>
-                <w:b w:val="0"/>
-                <w:sz w:val="17"/>
-              </w:rPr>
               <w:t>Term Work</w:t>
             </w:r>
           </w:p>
@@ -587,12 +452,7 @@
             <w:vAlign w:val="top"/>
           </w:tcPr>
           <w:p>
-            <w:r/>
             <w:r>
-              <w:rPr>
-                <w:b w:val="0"/>
-                <w:sz w:val="17"/>
-              </w:rPr>
               <w:t>Knowledge, Thinking, Communication</w:t>
             </w:r>
           </w:p>
@@ -603,12 +463,7 @@
             <w:vAlign w:val="top"/>
           </w:tcPr>
           <w:p>
-            <w:r/>
             <w:r>
-              <w:rPr>
-                <w:b w:val="0"/>
-                <w:sz w:val="17"/>
-              </w:rPr>
               <w:t>10%</w:t>
             </w:r>
           </w:p>
@@ -619,12 +474,7 @@
             <w:vAlign w:val="top"/>
           </w:tcPr>
           <w:p>
-            <w:r/>
             <w:r>
-              <w:rPr>
-                <w:b w:val="0"/>
-                <w:sz w:val="17"/>
-              </w:rPr>
               <w:t>Career research, sustainability analysis, source verification</w:t>
             </w:r>
           </w:p>
@@ -637,12 +487,7 @@
             <w:vAlign w:val="top"/>
           </w:tcPr>
           <w:p>
-            <w:r/>
             <w:r>
-              <w:rPr>
-                <w:b w:val="0"/>
-                <w:sz w:val="17"/>
-              </w:rPr>
               <w:t>Process Portfolio and AI Use Logs</w:t>
             </w:r>
           </w:p>
@@ -653,12 +498,7 @@
             <w:vAlign w:val="top"/>
           </w:tcPr>
           <w:p>
-            <w:r/>
             <w:r>
-              <w:rPr>
-                <w:b w:val="0"/>
-                <w:sz w:val="17"/>
-              </w:rPr>
               <w:t>Term Work</w:t>
             </w:r>
           </w:p>
@@ -669,12 +509,7 @@
             <w:vAlign w:val="top"/>
           </w:tcPr>
           <w:p>
-            <w:r/>
             <w:r>
-              <w:rPr>
-                <w:b w:val="0"/>
-                <w:sz w:val="17"/>
-              </w:rPr>
               <w:t>Thinking, Communication, Application</w:t>
             </w:r>
           </w:p>
@@ -685,12 +520,7 @@
             <w:vAlign w:val="top"/>
           </w:tcPr>
           <w:p>
-            <w:r/>
             <w:r>
-              <w:rPr>
-                <w:b w:val="0"/>
-                <w:sz w:val="17"/>
-              </w:rPr>
               <w:t>15%</w:t>
             </w:r>
           </w:p>
@@ -701,12 +531,7 @@
             <w:vAlign w:val="top"/>
           </w:tcPr>
           <w:p>
-            <w:r/>
             <w:r>
-              <w:rPr>
-                <w:b w:val="0"/>
-                <w:sz w:val="17"/>
-              </w:rPr>
               <w:t>Learning logs, AI logs, reflections, iteration records</w:t>
             </w:r>
           </w:p>
@@ -719,12 +544,7 @@
             <w:vAlign w:val="top"/>
           </w:tcPr>
           <w:p>
-            <w:r/>
             <w:r>
-              <w:rPr>
-                <w:b w:val="0"/>
-                <w:sz w:val="17"/>
-              </w:rPr>
               <w:t>Final Capstone Prototype</w:t>
             </w:r>
           </w:p>
@@ -735,12 +555,7 @@
             <w:vAlign w:val="top"/>
           </w:tcPr>
           <w:p>
-            <w:r/>
             <w:r>
-              <w:rPr>
-                <w:b w:val="0"/>
-                <w:sz w:val="17"/>
-              </w:rPr>
               <w:t>Final Evaluation</w:t>
             </w:r>
           </w:p>
@@ -751,12 +566,7 @@
             <w:vAlign w:val="top"/>
           </w:tcPr>
           <w:p>
-            <w:r/>
             <w:r>
-              <w:rPr>
-                <w:b w:val="0"/>
-                <w:sz w:val="17"/>
-              </w:rPr>
               <w:t>Application, Thinking</w:t>
             </w:r>
           </w:p>
@@ -767,12 +577,7 @@
             <w:vAlign w:val="top"/>
           </w:tcPr>
           <w:p>
-            <w:r/>
             <w:r>
-              <w:rPr>
-                <w:b w:val="0"/>
-                <w:sz w:val="17"/>
-              </w:rPr>
               <w:t>15%</w:t>
             </w:r>
           </w:p>
@@ -783,12 +588,7 @@
             <w:vAlign w:val="top"/>
           </w:tcPr>
           <w:p>
-            <w:r/>
             <w:r>
-              <w:rPr>
-                <w:b w:val="0"/>
-                <w:sz w:val="17"/>
-              </w:rPr>
               <w:t>Final prototype/product/service, testing data, demo evidence</w:t>
             </w:r>
           </w:p>
@@ -801,12 +601,7 @@
             <w:vAlign w:val="top"/>
           </w:tcPr>
           <w:p>
-            <w:r/>
             <w:r>
-              <w:rPr>
-                <w:b w:val="0"/>
-                <w:sz w:val="17"/>
-              </w:rPr>
               <w:t>Final Capstone Portfolio</w:t>
             </w:r>
           </w:p>
@@ -817,12 +612,7 @@
             <w:vAlign w:val="top"/>
           </w:tcPr>
           <w:p>
-            <w:r/>
             <w:r>
-              <w:rPr>
-                <w:b w:val="0"/>
-                <w:sz w:val="17"/>
-              </w:rPr>
               <w:t>Final Evaluation</w:t>
             </w:r>
           </w:p>
@@ -833,12 +623,7 @@
             <w:vAlign w:val="top"/>
           </w:tcPr>
           <w:p>
-            <w:r/>
             <w:r>
-              <w:rPr>
-                <w:b w:val="0"/>
-                <w:sz w:val="17"/>
-              </w:rPr>
               <w:t>Communication, Thinking</w:t>
             </w:r>
           </w:p>
@@ -849,12 +634,7 @@
             <w:vAlign w:val="top"/>
           </w:tcPr>
           <w:p>
-            <w:r/>
             <w:r>
-              <w:rPr>
-                <w:b w:val="0"/>
-                <w:sz w:val="17"/>
-              </w:rPr>
               <w:t>10%</w:t>
             </w:r>
           </w:p>
@@ -865,12 +645,7 @@
             <w:vAlign w:val="top"/>
           </w:tcPr>
           <w:p>
-            <w:r/>
             <w:r>
-              <w:rPr>
-                <w:b w:val="0"/>
-                <w:sz w:val="17"/>
-              </w:rPr>
               <w:t>Final design portfolio, documentation, reflection</w:t>
             </w:r>
           </w:p>
@@ -883,12 +658,7 @@
             <w:vAlign w:val="top"/>
           </w:tcPr>
           <w:p>
-            <w:r/>
             <w:r>
-              <w:rPr>
-                <w:b w:val="0"/>
-                <w:sz w:val="17"/>
-              </w:rPr>
               <w:t>Final Presentation and Demo</w:t>
             </w:r>
           </w:p>
@@ -899,12 +669,7 @@
             <w:vAlign w:val="top"/>
           </w:tcPr>
           <w:p>
-            <w:r/>
             <w:r>
-              <w:rPr>
-                <w:b w:val="0"/>
-                <w:sz w:val="17"/>
-              </w:rPr>
               <w:t>Final Evaluation</w:t>
             </w:r>
           </w:p>
@@ -915,12 +680,7 @@
             <w:vAlign w:val="top"/>
           </w:tcPr>
           <w:p>
-            <w:r/>
             <w:r>
-              <w:rPr>
-                <w:b w:val="0"/>
-                <w:sz w:val="17"/>
-              </w:rPr>
               <w:t>Communication, Application</w:t>
             </w:r>
           </w:p>
@@ -931,12 +691,7 @@
             <w:vAlign w:val="top"/>
           </w:tcPr>
           <w:p>
-            <w:r/>
             <w:r>
-              <w:rPr>
-                <w:b w:val="0"/>
-                <w:sz w:val="17"/>
-              </w:rPr>
               <w:t>5%</w:t>
             </w:r>
           </w:p>
@@ -947,12 +702,7 @@
             <w:vAlign w:val="top"/>
           </w:tcPr>
           <w:p>
-            <w:r/>
             <w:r>
-              <w:rPr>
-                <w:b w:val="0"/>
-                <w:sz w:val="17"/>
-              </w:rPr>
               <w:t>Oral presentation, demonstration, Q&amp;A</w:t>
             </w:r>
           </w:p>
@@ -1007,12 +757,7 @@
             <w:shd w:fill="D9EAF7"/>
           </w:tcPr>
           <w:p>
-            <w:r/>
             <w:r>
-              <w:rPr>
-                <w:b/>
-                <w:sz w:val="17"/>
-              </w:rPr>
               <w:t>Student</w:t>
             </w:r>
           </w:p>
@@ -1024,12 +769,7 @@
             <w:shd w:fill="D9EAF7"/>
           </w:tcPr>
           <w:p>
-            <w:r/>
             <w:r>
-              <w:rPr>
-                <w:b/>
-                <w:sz w:val="17"/>
-              </w:rPr>
               <w:t>Safety 8</w:t>
             </w:r>
           </w:p>
@@ -1041,12 +781,7 @@
             <w:shd w:fill="D9EAF7"/>
           </w:tcPr>
           <w:p>
-            <w:r/>
             <w:r>
-              <w:rPr>
-                <w:b/>
-                <w:sz w:val="17"/>
-              </w:rPr>
               <w:t>QC 10</w:t>
             </w:r>
           </w:p>
@@ -1058,12 +793,7 @@
             <w:shd w:fill="D9EAF7"/>
           </w:tcPr>
           <w:p>
-            <w:r/>
             <w:r>
-              <w:rPr>
-                <w:b/>
-                <w:sz w:val="17"/>
-              </w:rPr>
               <w:t>CAD 12</w:t>
             </w:r>
           </w:p>
@@ -1075,12 +805,7 @@
             <w:shd w:fill="D9EAF7"/>
           </w:tcPr>
           <w:p>
-            <w:r/>
             <w:r>
-              <w:rPr>
-                <w:b/>
-                <w:sz w:val="17"/>
-              </w:rPr>
               <w:t>Smart Device 15</w:t>
             </w:r>
           </w:p>
@@ -1092,12 +817,7 @@
             <w:shd w:fill="D9EAF7"/>
           </w:tcPr>
           <w:p>
-            <w:r/>
             <w:r>
-              <w:rPr>
-                <w:b/>
-                <w:sz w:val="17"/>
-              </w:rPr>
               <w:t>Career 10</w:t>
             </w:r>
           </w:p>
@@ -1109,12 +829,7 @@
             <w:shd w:fill="D9EAF7"/>
           </w:tcPr>
           <w:p>
-            <w:r/>
             <w:r>
-              <w:rPr>
-                <w:b/>
-                <w:sz w:val="17"/>
-              </w:rPr>
               <w:t>Portfolio 15</w:t>
             </w:r>
           </w:p>
@@ -1126,12 +841,7 @@
             <w:shd w:fill="D9EAF7"/>
           </w:tcPr>
           <w:p>
-            <w:r/>
             <w:r>
-              <w:rPr>
-                <w:b/>
-                <w:sz w:val="17"/>
-              </w:rPr>
               <w:t>Final Prototype 15</w:t>
             </w:r>
           </w:p>
@@ -1143,12 +853,7 @@
             <w:shd w:fill="D9EAF7"/>
           </w:tcPr>
           <w:p>
-            <w:r/>
             <w:r>
-              <w:rPr>
-                <w:b/>
-                <w:sz w:val="17"/>
-              </w:rPr>
               <w:t>Final Portfolio 10</w:t>
             </w:r>
           </w:p>
@@ -1160,12 +865,7 @@
             <w:shd w:fill="D9EAF7"/>
           </w:tcPr>
           <w:p>
-            <w:r/>
             <w:r>
-              <w:rPr>
-                <w:b/>
-                <w:sz w:val="17"/>
-              </w:rPr>
               <w:t>Presentation 5</w:t>
             </w:r>
           </w:p>
@@ -1177,12 +877,7 @@
             <w:shd w:fill="D9EAF7"/>
           </w:tcPr>
           <w:p>
-            <w:r/>
             <w:r>
-              <w:rPr>
-                <w:b/>
-                <w:sz w:val="17"/>
-              </w:rPr>
               <w:t>Course %</w:t>
             </w:r>
           </w:p>
@@ -1194,12 +889,7 @@
             <w:shd w:fill="D9EAF7"/>
           </w:tcPr>
           <w:p>
-            <w:r/>
             <w:r>
-              <w:rPr>
-                <w:b/>
-                <w:sz w:val="17"/>
-              </w:rPr>
               <w:t>Credit?</w:t>
             </w:r>
           </w:p>
@@ -1211,12 +901,7 @@
             <w:shd w:fill="D9EAF7"/>
           </w:tcPr>
           <w:p>
-            <w:r/>
             <w:r>
-              <w:rPr>
-                <w:b/>
-                <w:sz w:val="17"/>
-              </w:rPr>
               <w:t>Notes</w:t>
             </w:r>
           </w:p>
@@ -1229,12 +914,7 @@
             <w:vAlign w:val="top"/>
           </w:tcPr>
           <w:p>
-            <w:r/>
             <w:r>
-              <w:rPr>
-                <w:b w:val="0"/>
-                <w:sz w:val="17"/>
-              </w:rPr>
               <w:t>Student 1</w:t>
             </w:r>
           </w:p>
@@ -1246,12 +926,6 @@
           </w:tcPr>
           <w:p>
             <w:r/>
-            <w:r>
-              <w:rPr>
-                <w:b w:val="0"/>
-                <w:sz w:val="17"/>
-              </w:rPr>
-            </w:r>
           </w:p>
         </w:tc>
         <w:tc>
@@ -1261,12 +935,6 @@
           </w:tcPr>
           <w:p>
             <w:r/>
-            <w:r>
-              <w:rPr>
-                <w:b w:val="0"/>
-                <w:sz w:val="17"/>
-              </w:rPr>
-            </w:r>
           </w:p>
         </w:tc>
         <w:tc>
@@ -1276,12 +944,6 @@
           </w:tcPr>
           <w:p>
             <w:r/>
-            <w:r>
-              <w:rPr>
-                <w:b w:val="0"/>
-                <w:sz w:val="17"/>
-              </w:rPr>
-            </w:r>
           </w:p>
         </w:tc>
         <w:tc>
@@ -1291,12 +953,6 @@
           </w:tcPr>
           <w:p>
             <w:r/>
-            <w:r>
-              <w:rPr>
-                <w:b w:val="0"/>
-                <w:sz w:val="17"/>
-              </w:rPr>
-            </w:r>
           </w:p>
         </w:tc>
         <w:tc>
@@ -1306,12 +962,6 @@
           </w:tcPr>
           <w:p>
             <w:r/>
-            <w:r>
-              <w:rPr>
-                <w:b w:val="0"/>
-                <w:sz w:val="17"/>
-              </w:rPr>
-            </w:r>
           </w:p>
         </w:tc>
         <w:tc>
@@ -1321,12 +971,6 @@
           </w:tcPr>
           <w:p>
             <w:r/>
-            <w:r>
-              <w:rPr>
-                <w:b w:val="0"/>
-                <w:sz w:val="17"/>
-              </w:rPr>
-            </w:r>
           </w:p>
         </w:tc>
         <w:tc>
@@ -1336,12 +980,6 @@
           </w:tcPr>
           <w:p>
             <w:r/>
-            <w:r>
-              <w:rPr>
-                <w:b w:val="0"/>
-                <w:sz w:val="17"/>
-              </w:rPr>
-            </w:r>
           </w:p>
         </w:tc>
         <w:tc>
@@ -1351,12 +989,6 @@
           </w:tcPr>
           <w:p>
             <w:r/>
-            <w:r>
-              <w:rPr>
-                <w:b w:val="0"/>
-                <w:sz w:val="17"/>
-              </w:rPr>
-            </w:r>
           </w:p>
         </w:tc>
         <w:tc>
@@ -1366,12 +998,6 @@
           </w:tcPr>
           <w:p>
             <w:r/>
-            <w:r>
-              <w:rPr>
-                <w:b w:val="0"/>
-                <w:sz w:val="17"/>
-              </w:rPr>
-            </w:r>
           </w:p>
         </w:tc>
         <w:tc>
@@ -1381,12 +1007,6 @@
           </w:tcPr>
           <w:p>
             <w:r/>
-            <w:r>
-              <w:rPr>
-                <w:b w:val="0"/>
-                <w:sz w:val="17"/>
-              </w:rPr>
-            </w:r>
           </w:p>
         </w:tc>
         <w:tc>
@@ -1396,12 +1016,6 @@
           </w:tcPr>
           <w:p>
             <w:r/>
-            <w:r>
-              <w:rPr>
-                <w:b w:val="0"/>
-                <w:sz w:val="17"/>
-              </w:rPr>
-            </w:r>
           </w:p>
         </w:tc>
         <w:tc>
@@ -1411,12 +1025,6 @@
           </w:tcPr>
           <w:p>
             <w:r/>
-            <w:r>
-              <w:rPr>
-                <w:b w:val="0"/>
-                <w:sz w:val="17"/>
-              </w:rPr>
-            </w:r>
           </w:p>
         </w:tc>
       </w:tr>
@@ -1427,12 +1035,7 @@
             <w:vAlign w:val="top"/>
           </w:tcPr>
           <w:p>
-            <w:r/>
             <w:r>
-              <w:rPr>
-                <w:b w:val="0"/>
-                <w:sz w:val="17"/>
-              </w:rPr>
               <w:t>Student 2</w:t>
             </w:r>
           </w:p>
@@ -1444,12 +1047,6 @@
           </w:tcPr>
           <w:p>
             <w:r/>
-            <w:r>
-              <w:rPr>
-                <w:b w:val="0"/>
-                <w:sz w:val="17"/>
-              </w:rPr>
-            </w:r>
           </w:p>
         </w:tc>
         <w:tc>
@@ -1459,12 +1056,6 @@
           </w:tcPr>
           <w:p>
             <w:r/>
-            <w:r>
-              <w:rPr>
-                <w:b w:val="0"/>
-                <w:sz w:val="17"/>
-              </w:rPr>
-            </w:r>
           </w:p>
         </w:tc>
         <w:tc>
@@ -1474,12 +1065,6 @@
           </w:tcPr>
           <w:p>
             <w:r/>
-            <w:r>
-              <w:rPr>
-                <w:b w:val="0"/>
-                <w:sz w:val="17"/>
-              </w:rPr>
-            </w:r>
           </w:p>
         </w:tc>
         <w:tc>
@@ -1489,12 +1074,6 @@
           </w:tcPr>
           <w:p>
             <w:r/>
-            <w:r>
-              <w:rPr>
-                <w:b w:val="0"/>
-                <w:sz w:val="17"/>
-              </w:rPr>
-            </w:r>
           </w:p>
         </w:tc>
         <w:tc>
@@ -1504,12 +1083,6 @@
           </w:tcPr>
           <w:p>
             <w:r/>
-            <w:r>
-              <w:rPr>
-                <w:b w:val="0"/>
-                <w:sz w:val="17"/>
-              </w:rPr>
-            </w:r>
           </w:p>
         </w:tc>
         <w:tc>
@@ -1519,12 +1092,6 @@
           </w:tcPr>
           <w:p>
             <w:r/>
-            <w:r>
-              <w:rPr>
-                <w:b w:val="0"/>
-                <w:sz w:val="17"/>
-              </w:rPr>
-            </w:r>
           </w:p>
         </w:tc>
         <w:tc>
@@ -1534,12 +1101,6 @@
           </w:tcPr>
           <w:p>
             <w:r/>
-            <w:r>
-              <w:rPr>
-                <w:b w:val="0"/>
-                <w:sz w:val="17"/>
-              </w:rPr>
-            </w:r>
           </w:p>
         </w:tc>
         <w:tc>
@@ -1549,12 +1110,6 @@
           </w:tcPr>
           <w:p>
             <w:r/>
-            <w:r>
-              <w:rPr>
-                <w:b w:val="0"/>
-                <w:sz w:val="17"/>
-              </w:rPr>
-            </w:r>
           </w:p>
         </w:tc>
         <w:tc>
@@ -1564,12 +1119,6 @@
           </w:tcPr>
           <w:p>
             <w:r/>
-            <w:r>
-              <w:rPr>
-                <w:b w:val="0"/>
-                <w:sz w:val="17"/>
-              </w:rPr>
-            </w:r>
           </w:p>
         </w:tc>
         <w:tc>
@@ -1579,12 +1128,6 @@
           </w:tcPr>
           <w:p>
             <w:r/>
-            <w:r>
-              <w:rPr>
-                <w:b w:val="0"/>
-                <w:sz w:val="17"/>
-              </w:rPr>
-            </w:r>
           </w:p>
         </w:tc>
         <w:tc>
@@ -1594,12 +1137,6 @@
           </w:tcPr>
           <w:p>
             <w:r/>
-            <w:r>
-              <w:rPr>
-                <w:b w:val="0"/>
-                <w:sz w:val="17"/>
-              </w:rPr>
-            </w:r>
           </w:p>
         </w:tc>
         <w:tc>
@@ -1609,12 +1146,6 @@
           </w:tcPr>
           <w:p>
             <w:r/>
-            <w:r>
-              <w:rPr>
-                <w:b w:val="0"/>
-                <w:sz w:val="17"/>
-              </w:rPr>
-            </w:r>
           </w:p>
         </w:tc>
       </w:tr>
@@ -1625,12 +1156,7 @@
             <w:vAlign w:val="top"/>
           </w:tcPr>
           <w:p>
-            <w:r/>
             <w:r>
-              <w:rPr>
-                <w:b w:val="0"/>
-                <w:sz w:val="17"/>
-              </w:rPr>
               <w:t>Student 3</w:t>
             </w:r>
           </w:p>
@@ -1642,12 +1168,6 @@
           </w:tcPr>
           <w:p>
             <w:r/>
-            <w:r>
-              <w:rPr>
-                <w:b w:val="0"/>
-                <w:sz w:val="17"/>
-              </w:rPr>
-            </w:r>
           </w:p>
         </w:tc>
         <w:tc>
@@ -1657,12 +1177,6 @@
           </w:tcPr>
           <w:p>
             <w:r/>
-            <w:r>
-              <w:rPr>
-                <w:b w:val="0"/>
-                <w:sz w:val="17"/>
-              </w:rPr>
-            </w:r>
           </w:p>
         </w:tc>
         <w:tc>
@@ -1672,12 +1186,6 @@
           </w:tcPr>
           <w:p>
             <w:r/>
-            <w:r>
-              <w:rPr>
-                <w:b w:val="0"/>
-                <w:sz w:val="17"/>
-              </w:rPr>
-            </w:r>
           </w:p>
         </w:tc>
         <w:tc>
@@ -1687,12 +1195,6 @@
           </w:tcPr>
           <w:p>
             <w:r/>
-            <w:r>
-              <w:rPr>
-                <w:b w:val="0"/>
-                <w:sz w:val="17"/>
-              </w:rPr>
-            </w:r>
           </w:p>
         </w:tc>
         <w:tc>
@@ -1702,12 +1204,6 @@
           </w:tcPr>
           <w:p>
             <w:r/>
-            <w:r>
-              <w:rPr>
-                <w:b w:val="0"/>
-                <w:sz w:val="17"/>
-              </w:rPr>
-            </w:r>
           </w:p>
         </w:tc>
         <w:tc>
@@ -1717,12 +1213,6 @@
           </w:tcPr>
           <w:p>
             <w:r/>
-            <w:r>
-              <w:rPr>
-                <w:b w:val="0"/>
-                <w:sz w:val="17"/>
-              </w:rPr>
-            </w:r>
           </w:p>
         </w:tc>
         <w:tc>
@@ -1732,12 +1222,6 @@
           </w:tcPr>
           <w:p>
             <w:r/>
-            <w:r>
-              <w:rPr>
-                <w:b w:val="0"/>
-                <w:sz w:val="17"/>
-              </w:rPr>
-            </w:r>
           </w:p>
         </w:tc>
         <w:tc>
@@ -1747,12 +1231,6 @@
           </w:tcPr>
           <w:p>
             <w:r/>
-            <w:r>
-              <w:rPr>
-                <w:b w:val="0"/>
-                <w:sz w:val="17"/>
-              </w:rPr>
-            </w:r>
           </w:p>
         </w:tc>
         <w:tc>
@@ -1762,12 +1240,6 @@
           </w:tcPr>
           <w:p>
             <w:r/>
-            <w:r>
-              <w:rPr>
-                <w:b w:val="0"/>
-                <w:sz w:val="17"/>
-              </w:rPr>
-            </w:r>
           </w:p>
         </w:tc>
         <w:tc>
@@ -1777,12 +1249,6 @@
           </w:tcPr>
           <w:p>
             <w:r/>
-            <w:r>
-              <w:rPr>
-                <w:b w:val="0"/>
-                <w:sz w:val="17"/>
-              </w:rPr>
-            </w:r>
           </w:p>
         </w:tc>
         <w:tc>
@@ -1792,12 +1258,6 @@
           </w:tcPr>
           <w:p>
             <w:r/>
-            <w:r>
-              <w:rPr>
-                <w:b w:val="0"/>
-                <w:sz w:val="17"/>
-              </w:rPr>
-            </w:r>
           </w:p>
         </w:tc>
         <w:tc>
@@ -1807,12 +1267,6 @@
           </w:tcPr>
           <w:p>
             <w:r/>
-            <w:r>
-              <w:rPr>
-                <w:b w:val="0"/>
-                <w:sz w:val="17"/>
-              </w:rPr>
-            </w:r>
           </w:p>
         </w:tc>
       </w:tr>
@@ -1823,12 +1277,7 @@
             <w:vAlign w:val="top"/>
           </w:tcPr>
           <w:p>
-            <w:r/>
             <w:r>
-              <w:rPr>
-                <w:b w:val="0"/>
-                <w:sz w:val="17"/>
-              </w:rPr>
               <w:t>Student 4</w:t>
             </w:r>
           </w:p>
@@ -1840,12 +1289,6 @@
           </w:tcPr>
           <w:p>
             <w:r/>
-            <w:r>
-              <w:rPr>
-                <w:b w:val="0"/>
-                <w:sz w:val="17"/>
-              </w:rPr>
-            </w:r>
           </w:p>
         </w:tc>
         <w:tc>
@@ -1855,12 +1298,6 @@
           </w:tcPr>
           <w:p>
             <w:r/>
-            <w:r>
-              <w:rPr>
-                <w:b w:val="0"/>
-                <w:sz w:val="17"/>
-              </w:rPr>
-            </w:r>
           </w:p>
         </w:tc>
         <w:tc>
@@ -1870,12 +1307,6 @@
           </w:tcPr>
           <w:p>
             <w:r/>
-            <w:r>
-              <w:rPr>
-                <w:b w:val="0"/>
-                <w:sz w:val="17"/>
-              </w:rPr>
-            </w:r>
           </w:p>
         </w:tc>
         <w:tc>
@@ -1885,12 +1316,6 @@
           </w:tcPr>
           <w:p>
             <w:r/>
-            <w:r>
-              <w:rPr>
-                <w:b w:val="0"/>
-                <w:sz w:val="17"/>
-              </w:rPr>
-            </w:r>
           </w:p>
         </w:tc>
         <w:tc>
@@ -1900,12 +1325,6 @@
           </w:tcPr>
           <w:p>
             <w:r/>
-            <w:r>
-              <w:rPr>
-                <w:b w:val="0"/>
-                <w:sz w:val="17"/>
-              </w:rPr>
-            </w:r>
           </w:p>
         </w:tc>
         <w:tc>
@@ -1915,12 +1334,6 @@
           </w:tcPr>
           <w:p>
             <w:r/>
-            <w:r>
-              <w:rPr>
-                <w:b w:val="0"/>
-                <w:sz w:val="17"/>
-              </w:rPr>
-            </w:r>
           </w:p>
         </w:tc>
         <w:tc>
@@ -1930,12 +1343,6 @@
           </w:tcPr>
           <w:p>
             <w:r/>
-            <w:r>
-              <w:rPr>
-                <w:b w:val="0"/>
-                <w:sz w:val="17"/>
-              </w:rPr>
-            </w:r>
           </w:p>
         </w:tc>
         <w:tc>
@@ -1945,12 +1352,6 @@
           </w:tcPr>
           <w:p>
             <w:r/>
-            <w:r>
-              <w:rPr>
-                <w:b w:val="0"/>
-                <w:sz w:val="17"/>
-              </w:rPr>
-            </w:r>
           </w:p>
         </w:tc>
         <w:tc>
@@ -1960,12 +1361,6 @@
           </w:tcPr>
           <w:p>
             <w:r/>
-            <w:r>
-              <w:rPr>
-                <w:b w:val="0"/>
-                <w:sz w:val="17"/>
-              </w:rPr>
-            </w:r>
           </w:p>
         </w:tc>
         <w:tc>
@@ -1975,12 +1370,6 @@
           </w:tcPr>
           <w:p>
             <w:r/>
-            <w:r>
-              <w:rPr>
-                <w:b w:val="0"/>
-                <w:sz w:val="17"/>
-              </w:rPr>
-            </w:r>
           </w:p>
         </w:tc>
         <w:tc>
@@ -1990,12 +1379,6 @@
           </w:tcPr>
           <w:p>
             <w:r/>
-            <w:r>
-              <w:rPr>
-                <w:b w:val="0"/>
-                <w:sz w:val="17"/>
-              </w:rPr>
-            </w:r>
           </w:p>
         </w:tc>
         <w:tc>
@@ -2005,12 +1388,6 @@
           </w:tcPr>
           <w:p>
             <w:r/>
-            <w:r>
-              <w:rPr>
-                <w:b w:val="0"/>
-                <w:sz w:val="17"/>
-              </w:rPr>
-            </w:r>
           </w:p>
         </w:tc>
       </w:tr>
@@ -2021,12 +1398,7 @@
             <w:vAlign w:val="top"/>
           </w:tcPr>
           <w:p>
-            <w:r/>
             <w:r>
-              <w:rPr>
-                <w:b w:val="0"/>
-                <w:sz w:val="17"/>
-              </w:rPr>
               <w:t>Student 5</w:t>
             </w:r>
           </w:p>
@@ -2038,12 +1410,6 @@
           </w:tcPr>
           <w:p>
             <w:r/>
-            <w:r>
-              <w:rPr>
-                <w:b w:val="0"/>
-                <w:sz w:val="17"/>
-              </w:rPr>
-            </w:r>
           </w:p>
         </w:tc>
         <w:tc>
@@ -2053,12 +1419,6 @@
           </w:tcPr>
           <w:p>
             <w:r/>
-            <w:r>
-              <w:rPr>
-                <w:b w:val="0"/>
-                <w:sz w:val="17"/>
-              </w:rPr>
-            </w:r>
           </w:p>
         </w:tc>
         <w:tc>
@@ -2068,12 +1428,6 @@
           </w:tcPr>
           <w:p>
             <w:r/>
-            <w:r>
-              <w:rPr>
-                <w:b w:val="0"/>
-                <w:sz w:val="17"/>
-              </w:rPr>
-            </w:r>
           </w:p>
         </w:tc>
         <w:tc>
@@ -2083,12 +1437,6 @@
           </w:tcPr>
           <w:p>
             <w:r/>
-            <w:r>
-              <w:rPr>
-                <w:b w:val="0"/>
-                <w:sz w:val="17"/>
-              </w:rPr>
-            </w:r>
           </w:p>
         </w:tc>
         <w:tc>
@@ -2098,12 +1446,6 @@
           </w:tcPr>
           <w:p>
             <w:r/>
-            <w:r>
-              <w:rPr>
-                <w:b w:val="0"/>
-                <w:sz w:val="17"/>
-              </w:rPr>
-            </w:r>
           </w:p>
         </w:tc>
         <w:tc>
@@ -2113,12 +1455,6 @@
           </w:tcPr>
           <w:p>
             <w:r/>
-            <w:r>
-              <w:rPr>
-                <w:b w:val="0"/>
-                <w:sz w:val="17"/>
-              </w:rPr>
-            </w:r>
           </w:p>
         </w:tc>
         <w:tc>
@@ -2128,12 +1464,6 @@
           </w:tcPr>
           <w:p>
             <w:r/>
-            <w:r>
-              <w:rPr>
-                <w:b w:val="0"/>
-                <w:sz w:val="17"/>
-              </w:rPr>
-            </w:r>
           </w:p>
         </w:tc>
         <w:tc>
@@ -2143,12 +1473,6 @@
           </w:tcPr>
           <w:p>
             <w:r/>
-            <w:r>
-              <w:rPr>
-                <w:b w:val="0"/>
-                <w:sz w:val="17"/>
-              </w:rPr>
-            </w:r>
           </w:p>
         </w:tc>
         <w:tc>
@@ -2158,12 +1482,6 @@
           </w:tcPr>
           <w:p>
             <w:r/>
-            <w:r>
-              <w:rPr>
-                <w:b w:val="0"/>
-                <w:sz w:val="17"/>
-              </w:rPr>
-            </w:r>
           </w:p>
         </w:tc>
         <w:tc>
@@ -2173,12 +1491,6 @@
           </w:tcPr>
           <w:p>
             <w:r/>
-            <w:r>
-              <w:rPr>
-                <w:b w:val="0"/>
-                <w:sz w:val="17"/>
-              </w:rPr>
-            </w:r>
           </w:p>
         </w:tc>
         <w:tc>
@@ -2188,12 +1500,6 @@
           </w:tcPr>
           <w:p>
             <w:r/>
-            <w:r>
-              <w:rPr>
-                <w:b w:val="0"/>
-                <w:sz w:val="17"/>
-              </w:rPr>
-            </w:r>
           </w:p>
         </w:tc>
         <w:tc>
@@ -2203,12 +1509,6 @@
           </w:tcPr>
           <w:p>
             <w:r/>
-            <w:r>
-              <w:rPr>
-                <w:b w:val="0"/>
-                <w:sz w:val="17"/>
-              </w:rPr>
-            </w:r>
           </w:p>
         </w:tc>
       </w:tr>
@@ -2219,12 +1519,7 @@
             <w:vAlign w:val="top"/>
           </w:tcPr>
           <w:p>
-            <w:r/>
             <w:r>
-              <w:rPr>
-                <w:b w:val="0"/>
-                <w:sz w:val="17"/>
-              </w:rPr>
               <w:t>Student 6</w:t>
             </w:r>
           </w:p>
@@ -2236,12 +1531,6 @@
           </w:tcPr>
           <w:p>
             <w:r/>
-            <w:r>
-              <w:rPr>
-                <w:b w:val="0"/>
-                <w:sz w:val="17"/>
-              </w:rPr>
-            </w:r>
           </w:p>
         </w:tc>
         <w:tc>
@@ -2251,12 +1540,6 @@
           </w:tcPr>
           <w:p>
             <w:r/>
-            <w:r>
-              <w:rPr>
-                <w:b w:val="0"/>
-                <w:sz w:val="17"/>
-              </w:rPr>
-            </w:r>
           </w:p>
         </w:tc>
         <w:tc>
@@ -2266,12 +1549,6 @@
           </w:tcPr>
           <w:p>
             <w:r/>
-            <w:r>
-              <w:rPr>
-                <w:b w:val="0"/>
-                <w:sz w:val="17"/>
-              </w:rPr>
-            </w:r>
           </w:p>
         </w:tc>
         <w:tc>
@@ -2281,12 +1558,6 @@
           </w:tcPr>
           <w:p>
             <w:r/>
-            <w:r>
-              <w:rPr>
-                <w:b w:val="0"/>
-                <w:sz w:val="17"/>
-              </w:rPr>
-            </w:r>
           </w:p>
         </w:tc>
         <w:tc>
@@ -2296,12 +1567,6 @@
           </w:tcPr>
           <w:p>
             <w:r/>
-            <w:r>
-              <w:rPr>
-                <w:b w:val="0"/>
-                <w:sz w:val="17"/>
-              </w:rPr>
-            </w:r>
           </w:p>
         </w:tc>
         <w:tc>
@@ -2311,12 +1576,6 @@
           </w:tcPr>
           <w:p>
             <w:r/>
-            <w:r>
-              <w:rPr>
-                <w:b w:val="0"/>
-                <w:sz w:val="17"/>
-              </w:rPr>
-            </w:r>
           </w:p>
         </w:tc>
         <w:tc>
@@ -2326,12 +1585,6 @@
           </w:tcPr>
           <w:p>
             <w:r/>
-            <w:r>
-              <w:rPr>
-                <w:b w:val="0"/>
-                <w:sz w:val="17"/>
-              </w:rPr>
-            </w:r>
           </w:p>
         </w:tc>
         <w:tc>
@@ -2341,12 +1594,6 @@
           </w:tcPr>
           <w:p>
             <w:r/>
-            <w:r>
-              <w:rPr>
-                <w:b w:val="0"/>
-                <w:sz w:val="17"/>
-              </w:rPr>
-            </w:r>
           </w:p>
         </w:tc>
         <w:tc>
@@ -2356,12 +1603,6 @@
           </w:tcPr>
           <w:p>
             <w:r/>
-            <w:r>
-              <w:rPr>
-                <w:b w:val="0"/>
-                <w:sz w:val="17"/>
-              </w:rPr>
-            </w:r>
           </w:p>
         </w:tc>
         <w:tc>
@@ -2371,12 +1612,6 @@
           </w:tcPr>
           <w:p>
             <w:r/>
-            <w:r>
-              <w:rPr>
-                <w:b w:val="0"/>
-                <w:sz w:val="17"/>
-              </w:rPr>
-            </w:r>
           </w:p>
         </w:tc>
         <w:tc>
@@ -2386,12 +1621,6 @@
           </w:tcPr>
           <w:p>
             <w:r/>
-            <w:r>
-              <w:rPr>
-                <w:b w:val="0"/>
-                <w:sz w:val="17"/>
-              </w:rPr>
-            </w:r>
           </w:p>
         </w:tc>
         <w:tc>
@@ -2401,12 +1630,6 @@
           </w:tcPr>
           <w:p>
             <w:r/>
-            <w:r>
-              <w:rPr>
-                <w:b w:val="0"/>
-                <w:sz w:val="17"/>
-              </w:rPr>
-            </w:r>
           </w:p>
         </w:tc>
       </w:tr>
@@ -2417,12 +1640,7 @@
             <w:vAlign w:val="top"/>
           </w:tcPr>
           <w:p>
-            <w:r/>
             <w:r>
-              <w:rPr>
-                <w:b w:val="0"/>
-                <w:sz w:val="17"/>
-              </w:rPr>
               <w:t>Student 7</w:t>
             </w:r>
           </w:p>
@@ -2434,12 +1652,6 @@
           </w:tcPr>
           <w:p>
             <w:r/>
-            <w:r>
-              <w:rPr>
-                <w:b w:val="0"/>
-                <w:sz w:val="17"/>
-              </w:rPr>
-            </w:r>
           </w:p>
         </w:tc>
         <w:tc>
@@ -2449,12 +1661,6 @@
           </w:tcPr>
           <w:p>
             <w:r/>
-            <w:r>
-              <w:rPr>
-                <w:b w:val="0"/>
-                <w:sz w:val="17"/>
-              </w:rPr>
-            </w:r>
           </w:p>
         </w:tc>
         <w:tc>
@@ -2464,12 +1670,6 @@
           </w:tcPr>
           <w:p>
             <w:r/>
-            <w:r>
-              <w:rPr>
-                <w:b w:val="0"/>
-                <w:sz w:val="17"/>
-              </w:rPr>
-            </w:r>
           </w:p>
         </w:tc>
         <w:tc>
@@ -2479,12 +1679,6 @@
           </w:tcPr>
           <w:p>
             <w:r/>
-            <w:r>
-              <w:rPr>
-                <w:b w:val="0"/>
-                <w:sz w:val="17"/>
-              </w:rPr>
-            </w:r>
           </w:p>
         </w:tc>
         <w:tc>
@@ -2494,12 +1688,6 @@
           </w:tcPr>
           <w:p>
             <w:r/>
-            <w:r>
-              <w:rPr>
-                <w:b w:val="0"/>
-                <w:sz w:val="17"/>
-              </w:rPr>
-            </w:r>
           </w:p>
         </w:tc>
         <w:tc>
@@ -2509,12 +1697,6 @@
           </w:tcPr>
           <w:p>
             <w:r/>
-            <w:r>
-              <w:rPr>
-                <w:b w:val="0"/>
-                <w:sz w:val="17"/>
-              </w:rPr>
-            </w:r>
           </w:p>
         </w:tc>
         <w:tc>
@@ -2524,12 +1706,6 @@
           </w:tcPr>
           <w:p>
             <w:r/>
-            <w:r>
-              <w:rPr>
-                <w:b w:val="0"/>
-                <w:sz w:val="17"/>
-              </w:rPr>
-            </w:r>
           </w:p>
         </w:tc>
         <w:tc>
@@ -2539,12 +1715,6 @@
           </w:tcPr>
           <w:p>
             <w:r/>
-            <w:r>
-              <w:rPr>
-                <w:b w:val="0"/>
-                <w:sz w:val="17"/>
-              </w:rPr>
-            </w:r>
           </w:p>
         </w:tc>
         <w:tc>
@@ -2554,12 +1724,6 @@
           </w:tcPr>
           <w:p>
             <w:r/>
-            <w:r>
-              <w:rPr>
-                <w:b w:val="0"/>
-                <w:sz w:val="17"/>
-              </w:rPr>
-            </w:r>
           </w:p>
         </w:tc>
         <w:tc>
@@ -2569,12 +1733,6 @@
           </w:tcPr>
           <w:p>
             <w:r/>
-            <w:r>
-              <w:rPr>
-                <w:b w:val="0"/>
-                <w:sz w:val="17"/>
-              </w:rPr>
-            </w:r>
           </w:p>
         </w:tc>
         <w:tc>
@@ -2584,12 +1742,6 @@
           </w:tcPr>
           <w:p>
             <w:r/>
-            <w:r>
-              <w:rPr>
-                <w:b w:val="0"/>
-                <w:sz w:val="17"/>
-              </w:rPr>
-            </w:r>
           </w:p>
         </w:tc>
         <w:tc>
@@ -2599,12 +1751,6 @@
           </w:tcPr>
           <w:p>
             <w:r/>
-            <w:r>
-              <w:rPr>
-                <w:b w:val="0"/>
-                <w:sz w:val="17"/>
-              </w:rPr>
-            </w:r>
           </w:p>
         </w:tc>
       </w:tr>
@@ -2615,12 +1761,7 @@
             <w:vAlign w:val="top"/>
           </w:tcPr>
           <w:p>
-            <w:r/>
             <w:r>
-              <w:rPr>
-                <w:b w:val="0"/>
-                <w:sz w:val="17"/>
-              </w:rPr>
               <w:t>Student 8</w:t>
             </w:r>
           </w:p>
@@ -2632,12 +1773,6 @@
           </w:tcPr>
           <w:p>
             <w:r/>
-            <w:r>
-              <w:rPr>
-                <w:b w:val="0"/>
-                <w:sz w:val="17"/>
-              </w:rPr>
-            </w:r>
           </w:p>
         </w:tc>
         <w:tc>
@@ -2647,12 +1782,6 @@
           </w:tcPr>
           <w:p>
             <w:r/>
-            <w:r>
-              <w:rPr>
-                <w:b w:val="0"/>
-                <w:sz w:val="17"/>
-              </w:rPr>
-            </w:r>
           </w:p>
         </w:tc>
         <w:tc>
@@ -2662,12 +1791,6 @@
           </w:tcPr>
           <w:p>
             <w:r/>
-            <w:r>
-              <w:rPr>
-                <w:b w:val="0"/>
-                <w:sz w:val="17"/>
-              </w:rPr>
-            </w:r>
           </w:p>
         </w:tc>
         <w:tc>
@@ -2677,12 +1800,6 @@
           </w:tcPr>
           <w:p>
             <w:r/>
-            <w:r>
-              <w:rPr>
-                <w:b w:val="0"/>
-                <w:sz w:val="17"/>
-              </w:rPr>
-            </w:r>
           </w:p>
         </w:tc>
         <w:tc>
@@ -2692,12 +1809,6 @@
           </w:tcPr>
           <w:p>
             <w:r/>
-            <w:r>
-              <w:rPr>
-                <w:b w:val="0"/>
-                <w:sz w:val="17"/>
-              </w:rPr>
-            </w:r>
           </w:p>
         </w:tc>
         <w:tc>
@@ -2707,12 +1818,6 @@
           </w:tcPr>
           <w:p>
             <w:r/>
-            <w:r>
-              <w:rPr>
-                <w:b w:val="0"/>
-                <w:sz w:val="17"/>
-              </w:rPr>
-            </w:r>
           </w:p>
         </w:tc>
         <w:tc>
@@ -2722,12 +1827,6 @@
           </w:tcPr>
           <w:p>
             <w:r/>
-            <w:r>
-              <w:rPr>
-                <w:b w:val="0"/>
-                <w:sz w:val="17"/>
-              </w:rPr>
-            </w:r>
           </w:p>
         </w:tc>
         <w:tc>
@@ -2737,12 +1836,6 @@
           </w:tcPr>
           <w:p>
             <w:r/>
-            <w:r>
-              <w:rPr>
-                <w:b w:val="0"/>
-                <w:sz w:val="17"/>
-              </w:rPr>
-            </w:r>
           </w:p>
         </w:tc>
         <w:tc>
@@ -2752,12 +1845,6 @@
           </w:tcPr>
           <w:p>
             <w:r/>
-            <w:r>
-              <w:rPr>
-                <w:b w:val="0"/>
-                <w:sz w:val="17"/>
-              </w:rPr>
-            </w:r>
           </w:p>
         </w:tc>
         <w:tc>
@@ -2767,12 +1854,6 @@
           </w:tcPr>
           <w:p>
             <w:r/>
-            <w:r>
-              <w:rPr>
-                <w:b w:val="0"/>
-                <w:sz w:val="17"/>
-              </w:rPr>
-            </w:r>
           </w:p>
         </w:tc>
         <w:tc>
@@ -2782,12 +1863,6 @@
           </w:tcPr>
           <w:p>
             <w:r/>
-            <w:r>
-              <w:rPr>
-                <w:b w:val="0"/>
-                <w:sz w:val="17"/>
-              </w:rPr>
-            </w:r>
           </w:p>
         </w:tc>
         <w:tc>
@@ -2797,12 +1872,6 @@
           </w:tcPr>
           <w:p>
             <w:r/>
-            <w:r>
-              <w:rPr>
-                <w:b w:val="0"/>
-                <w:sz w:val="17"/>
-              </w:rPr>
-            </w:r>
           </w:p>
         </w:tc>
       </w:tr>
@@ -2813,12 +1882,7 @@
             <w:vAlign w:val="top"/>
           </w:tcPr>
           <w:p>
-            <w:r/>
             <w:r>
-              <w:rPr>
-                <w:b w:val="0"/>
-                <w:sz w:val="17"/>
-              </w:rPr>
               <w:t>Student 9</w:t>
             </w:r>
           </w:p>
@@ -2830,12 +1894,6 @@
           </w:tcPr>
           <w:p>
             <w:r/>
-            <w:r>
-              <w:rPr>
-                <w:b w:val="0"/>
-                <w:sz w:val="17"/>
-              </w:rPr>
-            </w:r>
           </w:p>
         </w:tc>
         <w:tc>
@@ -2845,12 +1903,6 @@
           </w:tcPr>
           <w:p>
             <w:r/>
-            <w:r>
-              <w:rPr>
-                <w:b w:val="0"/>
-                <w:sz w:val="17"/>
-              </w:rPr>
-            </w:r>
           </w:p>
         </w:tc>
         <w:tc>
@@ -2860,12 +1912,6 @@
           </w:tcPr>
           <w:p>
             <w:r/>
-            <w:r>
-              <w:rPr>
-                <w:b w:val="0"/>
-                <w:sz w:val="17"/>
-              </w:rPr>
-            </w:r>
           </w:p>
         </w:tc>
         <w:tc>
@@ -2875,12 +1921,6 @@
           </w:tcPr>
           <w:p>
             <w:r/>
-            <w:r>
-              <w:rPr>
-                <w:b w:val="0"/>
-                <w:sz w:val="17"/>
-              </w:rPr>
-            </w:r>
           </w:p>
         </w:tc>
         <w:tc>
@@ -2890,12 +1930,6 @@
           </w:tcPr>
           <w:p>
             <w:r/>
-            <w:r>
-              <w:rPr>
-                <w:b w:val="0"/>
-                <w:sz w:val="17"/>
-              </w:rPr>
-            </w:r>
           </w:p>
         </w:tc>
         <w:tc>
@@ -2905,12 +1939,6 @@
           </w:tcPr>
           <w:p>
             <w:r/>
-            <w:r>
-              <w:rPr>
-                <w:b w:val="0"/>
-                <w:sz w:val="17"/>
-              </w:rPr>
-            </w:r>
           </w:p>
         </w:tc>
         <w:tc>
@@ -2920,12 +1948,6 @@
           </w:tcPr>
           <w:p>
             <w:r/>
-            <w:r>
-              <w:rPr>
-                <w:b w:val="0"/>
-                <w:sz w:val="17"/>
-              </w:rPr>
-            </w:r>
           </w:p>
         </w:tc>
         <w:tc>
@@ -2935,12 +1957,6 @@
           </w:tcPr>
           <w:p>
             <w:r/>
-            <w:r>
-              <w:rPr>
-                <w:b w:val="0"/>
-                <w:sz w:val="17"/>
-              </w:rPr>
-            </w:r>
           </w:p>
         </w:tc>
         <w:tc>
@@ -2950,12 +1966,6 @@
           </w:tcPr>
           <w:p>
             <w:r/>
-            <w:r>
-              <w:rPr>
-                <w:b w:val="0"/>
-                <w:sz w:val="17"/>
-              </w:rPr>
-            </w:r>
           </w:p>
         </w:tc>
         <w:tc>
@@ -2965,12 +1975,6 @@
           </w:tcPr>
           <w:p>
             <w:r/>
-            <w:r>
-              <w:rPr>
-                <w:b w:val="0"/>
-                <w:sz w:val="17"/>
-              </w:rPr>
-            </w:r>
           </w:p>
         </w:tc>
         <w:tc>
@@ -2980,12 +1984,6 @@
           </w:tcPr>
           <w:p>
             <w:r/>
-            <w:r>
-              <w:rPr>
-                <w:b w:val="0"/>
-                <w:sz w:val="17"/>
-              </w:rPr>
-            </w:r>
           </w:p>
         </w:tc>
         <w:tc>
@@ -2995,12 +1993,6 @@
           </w:tcPr>
           <w:p>
             <w:r/>
-            <w:r>
-              <w:rPr>
-                <w:b w:val="0"/>
-                <w:sz w:val="17"/>
-              </w:rPr>
-            </w:r>
           </w:p>
         </w:tc>
       </w:tr>
@@ -3011,12 +2003,7 @@
             <w:vAlign w:val="top"/>
           </w:tcPr>
           <w:p>
-            <w:r/>
             <w:r>
-              <w:rPr>
-                <w:b w:val="0"/>
-                <w:sz w:val="17"/>
-              </w:rPr>
               <w:t>Student 10</w:t>
             </w:r>
           </w:p>
@@ -3028,12 +2015,6 @@
           </w:tcPr>
           <w:p>
             <w:r/>
-            <w:r>
-              <w:rPr>
-                <w:b w:val="0"/>
-                <w:sz w:val="17"/>
-              </w:rPr>
-            </w:r>
           </w:p>
         </w:tc>
         <w:tc>
@@ -3043,12 +2024,6 @@
           </w:tcPr>
           <w:p>
             <w:r/>
-            <w:r>
-              <w:rPr>
-                <w:b w:val="0"/>
-                <w:sz w:val="17"/>
-              </w:rPr>
-            </w:r>
           </w:p>
         </w:tc>
         <w:tc>
@@ -3058,12 +2033,6 @@
           </w:tcPr>
           <w:p>
             <w:r/>
-            <w:r>
-              <w:rPr>
-                <w:b w:val="0"/>
-                <w:sz w:val="17"/>
-              </w:rPr>
-            </w:r>
           </w:p>
         </w:tc>
         <w:tc>
@@ -3073,12 +2042,6 @@
           </w:tcPr>
           <w:p>
             <w:r/>
-            <w:r>
-              <w:rPr>
-                <w:b w:val="0"/>
-                <w:sz w:val="17"/>
-              </w:rPr>
-            </w:r>
           </w:p>
         </w:tc>
         <w:tc>
@@ -3088,12 +2051,6 @@
           </w:tcPr>
           <w:p>
             <w:r/>
-            <w:r>
-              <w:rPr>
-                <w:b w:val="0"/>
-                <w:sz w:val="17"/>
-              </w:rPr>
-            </w:r>
           </w:p>
         </w:tc>
         <w:tc>
@@ -3103,12 +2060,6 @@
           </w:tcPr>
           <w:p>
             <w:r/>
-            <w:r>
-              <w:rPr>
-                <w:b w:val="0"/>
-                <w:sz w:val="17"/>
-              </w:rPr>
-            </w:r>
           </w:p>
         </w:tc>
         <w:tc>
@@ -3118,12 +2069,6 @@
           </w:tcPr>
           <w:p>
             <w:r/>
-            <w:r>
-              <w:rPr>
-                <w:b w:val="0"/>
-                <w:sz w:val="17"/>
-              </w:rPr>
-            </w:r>
           </w:p>
         </w:tc>
         <w:tc>
@@ -3133,12 +2078,6 @@
           </w:tcPr>
           <w:p>
             <w:r/>
-            <w:r>
-              <w:rPr>
-                <w:b w:val="0"/>
-                <w:sz w:val="17"/>
-              </w:rPr>
-            </w:r>
           </w:p>
         </w:tc>
         <w:tc>
@@ -3148,12 +2087,6 @@
           </w:tcPr>
           <w:p>
             <w:r/>
-            <w:r>
-              <w:rPr>
-                <w:b w:val="0"/>
-                <w:sz w:val="17"/>
-              </w:rPr>
-            </w:r>
           </w:p>
         </w:tc>
         <w:tc>
@@ -3163,12 +2096,6 @@
           </w:tcPr>
           <w:p>
             <w:r/>
-            <w:r>
-              <w:rPr>
-                <w:b w:val="0"/>
-                <w:sz w:val="17"/>
-              </w:rPr>
-            </w:r>
           </w:p>
         </w:tc>
         <w:tc>
@@ -3178,12 +2105,6 @@
           </w:tcPr>
           <w:p>
             <w:r/>
-            <w:r>
-              <w:rPr>
-                <w:b w:val="0"/>
-                <w:sz w:val="17"/>
-              </w:rPr>
-            </w:r>
           </w:p>
         </w:tc>
         <w:tc>
@@ -3193,12 +2114,6 @@
           </w:tcPr>
           <w:p>
             <w:r/>
-            <w:r>
-              <w:rPr>
-                <w:b w:val="0"/>
-                <w:sz w:val="17"/>
-              </w:rPr>
-            </w:r>
           </w:p>
         </w:tc>
       </w:tr>
@@ -3209,12 +2124,7 @@
             <w:vAlign w:val="top"/>
           </w:tcPr>
           <w:p>
-            <w:r/>
             <w:r>
-              <w:rPr>
-                <w:b w:val="0"/>
-                <w:sz w:val="17"/>
-              </w:rPr>
               <w:t>Student 11</w:t>
             </w:r>
           </w:p>
@@ -3226,12 +2136,6 @@
           </w:tcPr>
           <w:p>
             <w:r/>
-            <w:r>
-              <w:rPr>
-                <w:b w:val="0"/>
-                <w:sz w:val="17"/>
-              </w:rPr>
-            </w:r>
           </w:p>
         </w:tc>
         <w:tc>
@@ -3241,12 +2145,6 @@
           </w:tcPr>
           <w:p>
             <w:r/>
-            <w:r>
-              <w:rPr>
-                <w:b w:val="0"/>
-                <w:sz w:val="17"/>
-              </w:rPr>
-            </w:r>
           </w:p>
         </w:tc>
         <w:tc>
@@ -3256,12 +2154,6 @@
           </w:tcPr>
           <w:p>
             <w:r/>
-            <w:r>
-              <w:rPr>
-                <w:b w:val="0"/>
-                <w:sz w:val="17"/>
-              </w:rPr>
-            </w:r>
           </w:p>
         </w:tc>
         <w:tc>
@@ -3271,12 +2163,6 @@
           </w:tcPr>
           <w:p>
             <w:r/>
-            <w:r>
-              <w:rPr>
-                <w:b w:val="0"/>
-                <w:sz w:val="17"/>
-              </w:rPr>
-            </w:r>
           </w:p>
         </w:tc>
         <w:tc>
@@ -3286,12 +2172,6 @@
           </w:tcPr>
           <w:p>
             <w:r/>
-            <w:r>
-              <w:rPr>
-                <w:b w:val="0"/>
-                <w:sz w:val="17"/>
-              </w:rPr>
-            </w:r>
           </w:p>
         </w:tc>
         <w:tc>
@@ -3301,12 +2181,6 @@
           </w:tcPr>
           <w:p>
             <w:r/>
-            <w:r>
-              <w:rPr>
-                <w:b w:val="0"/>
-                <w:sz w:val="17"/>
-              </w:rPr>
-            </w:r>
           </w:p>
         </w:tc>
         <w:tc>
@@ -3316,12 +2190,6 @@
           </w:tcPr>
           <w:p>
             <w:r/>
-            <w:r>
-              <w:rPr>
-                <w:b w:val="0"/>
-                <w:sz w:val="17"/>
-              </w:rPr>
-            </w:r>
           </w:p>
         </w:tc>
         <w:tc>
@@ -3331,12 +2199,6 @@
           </w:tcPr>
           <w:p>
             <w:r/>
-            <w:r>
-              <w:rPr>
-                <w:b w:val="0"/>
-                <w:sz w:val="17"/>
-              </w:rPr>
-            </w:r>
           </w:p>
         </w:tc>
         <w:tc>
@@ -3346,12 +2208,6 @@
           </w:tcPr>
           <w:p>
             <w:r/>
-            <w:r>
-              <w:rPr>
-                <w:b w:val="0"/>
-                <w:sz w:val="17"/>
-              </w:rPr>
-            </w:r>
           </w:p>
         </w:tc>
         <w:tc>
@@ -3361,12 +2217,6 @@
           </w:tcPr>
           <w:p>
             <w:r/>
-            <w:r>
-              <w:rPr>
-                <w:b w:val="0"/>
-                <w:sz w:val="17"/>
-              </w:rPr>
-            </w:r>
           </w:p>
         </w:tc>
         <w:tc>
@@ -3376,12 +2226,6 @@
           </w:tcPr>
           <w:p>
             <w:r/>
-            <w:r>
-              <w:rPr>
-                <w:b w:val="0"/>
-                <w:sz w:val="17"/>
-              </w:rPr>
-            </w:r>
           </w:p>
         </w:tc>
         <w:tc>
@@ -3391,12 +2235,6 @@
           </w:tcPr>
           <w:p>
             <w:r/>
-            <w:r>
-              <w:rPr>
-                <w:b w:val="0"/>
-                <w:sz w:val="17"/>
-              </w:rPr>
-            </w:r>
           </w:p>
         </w:tc>
       </w:tr>
@@ -3407,12 +2245,7 @@
             <w:vAlign w:val="top"/>
           </w:tcPr>
           <w:p>
-            <w:r/>
             <w:r>
-              <w:rPr>
-                <w:b w:val="0"/>
-                <w:sz w:val="17"/>
-              </w:rPr>
               <w:t>Student 12</w:t>
             </w:r>
           </w:p>
@@ -3424,12 +2257,6 @@
           </w:tcPr>
           <w:p>
             <w:r/>
-            <w:r>
-              <w:rPr>
-                <w:b w:val="0"/>
-                <w:sz w:val="17"/>
-              </w:rPr>
-            </w:r>
           </w:p>
         </w:tc>
         <w:tc>
@@ -3439,12 +2266,6 @@
           </w:tcPr>
           <w:p>
             <w:r/>
-            <w:r>
-              <w:rPr>
-                <w:b w:val="0"/>
-                <w:sz w:val="17"/>
-              </w:rPr>
-            </w:r>
           </w:p>
         </w:tc>
         <w:tc>
@@ -3454,12 +2275,6 @@
           </w:tcPr>
           <w:p>
             <w:r/>
-            <w:r>
-              <w:rPr>
-                <w:b w:val="0"/>
-                <w:sz w:val="17"/>
-              </w:rPr>
-            </w:r>
           </w:p>
         </w:tc>
         <w:tc>
@@ -3469,12 +2284,6 @@
           </w:tcPr>
           <w:p>
             <w:r/>
-            <w:r>
-              <w:rPr>
-                <w:b w:val="0"/>
-                <w:sz w:val="17"/>
-              </w:rPr>
-            </w:r>
           </w:p>
         </w:tc>
         <w:tc>
@@ -3484,12 +2293,6 @@
           </w:tcPr>
           <w:p>
             <w:r/>
-            <w:r>
-              <w:rPr>
-                <w:b w:val="0"/>
-                <w:sz w:val="17"/>
-              </w:rPr>
-            </w:r>
           </w:p>
         </w:tc>
         <w:tc>
@@ -3499,12 +2302,6 @@
           </w:tcPr>
           <w:p>
             <w:r/>
-            <w:r>
-              <w:rPr>
-                <w:b w:val="0"/>
-                <w:sz w:val="17"/>
-              </w:rPr>
-            </w:r>
           </w:p>
         </w:tc>
         <w:tc>
@@ -3514,12 +2311,6 @@
           </w:tcPr>
           <w:p>
             <w:r/>
-            <w:r>
-              <w:rPr>
-                <w:b w:val="0"/>
-                <w:sz w:val="17"/>
-              </w:rPr>
-            </w:r>
           </w:p>
         </w:tc>
         <w:tc>
@@ -3529,12 +2320,6 @@
           </w:tcPr>
           <w:p>
             <w:r/>
-            <w:r>
-              <w:rPr>
-                <w:b w:val="0"/>
-                <w:sz w:val="17"/>
-              </w:rPr>
-            </w:r>
           </w:p>
         </w:tc>
         <w:tc>
@@ -3544,12 +2329,6 @@
           </w:tcPr>
           <w:p>
             <w:r/>
-            <w:r>
-              <w:rPr>
-                <w:b w:val="0"/>
-                <w:sz w:val="17"/>
-              </w:rPr>
-            </w:r>
           </w:p>
         </w:tc>
         <w:tc>
@@ -3559,12 +2338,6 @@
           </w:tcPr>
           <w:p>
             <w:r/>
-            <w:r>
-              <w:rPr>
-                <w:b w:val="0"/>
-                <w:sz w:val="17"/>
-              </w:rPr>
-            </w:r>
           </w:p>
         </w:tc>
         <w:tc>
@@ -3574,12 +2347,6 @@
           </w:tcPr>
           <w:p>
             <w:r/>
-            <w:r>
-              <w:rPr>
-                <w:b w:val="0"/>
-                <w:sz w:val="17"/>
-              </w:rPr>
-            </w:r>
           </w:p>
         </w:tc>
         <w:tc>
@@ -3589,12 +2356,6 @@
           </w:tcPr>
           <w:p>
             <w:r/>
-            <w:r>
-              <w:rPr>
-                <w:b w:val="0"/>
-                <w:sz w:val="17"/>
-              </w:rPr>
-            </w:r>
           </w:p>
         </w:tc>
       </w:tr>
@@ -3605,12 +2366,7 @@
             <w:vAlign w:val="top"/>
           </w:tcPr>
           <w:p>
-            <w:r/>
             <w:r>
-              <w:rPr>
-                <w:b w:val="0"/>
-                <w:sz w:val="17"/>
-              </w:rPr>
               <w:t>Student 13</w:t>
             </w:r>
           </w:p>
@@ -3622,12 +2378,6 @@
           </w:tcPr>
           <w:p>
             <w:r/>
-            <w:r>
-              <w:rPr>
-                <w:b w:val="0"/>
-                <w:sz w:val="17"/>
-              </w:rPr>
-            </w:r>
           </w:p>
         </w:tc>
         <w:tc>
@@ -3637,12 +2387,6 @@
           </w:tcPr>
           <w:p>
             <w:r/>
-            <w:r>
-              <w:rPr>
-                <w:b w:val="0"/>
-                <w:sz w:val="17"/>
-              </w:rPr>
-            </w:r>
           </w:p>
         </w:tc>
         <w:tc>
@@ -3652,12 +2396,6 @@
           </w:tcPr>
           <w:p>
             <w:r/>
-            <w:r>
-              <w:rPr>
-                <w:b w:val="0"/>
-                <w:sz w:val="17"/>
-              </w:rPr>
-            </w:r>
           </w:p>
         </w:tc>
         <w:tc>
@@ -3667,12 +2405,6 @@
           </w:tcPr>
           <w:p>
             <w:r/>
-            <w:r>
-              <w:rPr>
-                <w:b w:val="0"/>
-                <w:sz w:val="17"/>
-              </w:rPr>
-            </w:r>
           </w:p>
         </w:tc>
         <w:tc>
@@ -3682,12 +2414,6 @@
           </w:tcPr>
           <w:p>
             <w:r/>
-            <w:r>
-              <w:rPr>
-                <w:b w:val="0"/>
-                <w:sz w:val="17"/>
-              </w:rPr>
-            </w:r>
           </w:p>
         </w:tc>
         <w:tc>
@@ -3697,12 +2423,6 @@
           </w:tcPr>
           <w:p>
             <w:r/>
-            <w:r>
-              <w:rPr>
-                <w:b w:val="0"/>
-                <w:sz w:val="17"/>
-              </w:rPr>
-            </w:r>
           </w:p>
         </w:tc>
         <w:tc>
@@ -3712,12 +2432,6 @@
           </w:tcPr>
           <w:p>
             <w:r/>
-            <w:r>
-              <w:rPr>
-                <w:b w:val="0"/>
-                <w:sz w:val="17"/>
-              </w:rPr>
-            </w:r>
           </w:p>
         </w:tc>
         <w:tc>
@@ -3727,12 +2441,6 @@
           </w:tcPr>
           <w:p>
             <w:r/>
-            <w:r>
-              <w:rPr>
-                <w:b w:val="0"/>
-                <w:sz w:val="17"/>
-              </w:rPr>
-            </w:r>
           </w:p>
         </w:tc>
         <w:tc>
@@ -3742,12 +2450,6 @@
           </w:tcPr>
           <w:p>
             <w:r/>
-            <w:r>
-              <w:rPr>
-                <w:b w:val="0"/>
-                <w:sz w:val="17"/>
-              </w:rPr>
-            </w:r>
           </w:p>
         </w:tc>
         <w:tc>
@@ -3757,12 +2459,6 @@
           </w:tcPr>
           <w:p>
             <w:r/>
-            <w:r>
-              <w:rPr>
-                <w:b w:val="0"/>
-                <w:sz w:val="17"/>
-              </w:rPr>
-            </w:r>
           </w:p>
         </w:tc>
         <w:tc>
@@ -3772,12 +2468,6 @@
           </w:tcPr>
           <w:p>
             <w:r/>
-            <w:r>
-              <w:rPr>
-                <w:b w:val="0"/>
-                <w:sz w:val="17"/>
-              </w:rPr>
-            </w:r>
           </w:p>
         </w:tc>
         <w:tc>
@@ -3787,12 +2477,6 @@
           </w:tcPr>
           <w:p>
             <w:r/>
-            <w:r>
-              <w:rPr>
-                <w:b w:val="0"/>
-                <w:sz w:val="17"/>
-              </w:rPr>
-            </w:r>
           </w:p>
         </w:tc>
       </w:tr>
@@ -3803,12 +2487,7 @@
             <w:vAlign w:val="top"/>
           </w:tcPr>
           <w:p>
-            <w:r/>
             <w:r>
-              <w:rPr>
-                <w:b w:val="0"/>
-                <w:sz w:val="17"/>
-              </w:rPr>
               <w:t>Student 14</w:t>
             </w:r>
           </w:p>
@@ -3820,12 +2499,6 @@
           </w:tcPr>
           <w:p>
             <w:r/>
-            <w:r>
-              <w:rPr>
-                <w:b w:val="0"/>
-                <w:sz w:val="17"/>
-              </w:rPr>
-            </w:r>
           </w:p>
         </w:tc>
         <w:tc>
@@ -3835,12 +2508,6 @@
           </w:tcPr>
           <w:p>
             <w:r/>
-            <w:r>
-              <w:rPr>
-                <w:b w:val="0"/>
-                <w:sz w:val="17"/>
-              </w:rPr>
-            </w:r>
           </w:p>
         </w:tc>
         <w:tc>
@@ -3850,12 +2517,6 @@
           </w:tcPr>
           <w:p>
             <w:r/>
-            <w:r>
-              <w:rPr>
-                <w:b w:val="0"/>
-                <w:sz w:val="17"/>
-              </w:rPr>
-            </w:r>
           </w:p>
         </w:tc>
         <w:tc>
@@ -3865,12 +2526,6 @@
           </w:tcPr>
           <w:p>
             <w:r/>
-            <w:r>
-              <w:rPr>
-                <w:b w:val="0"/>
-                <w:sz w:val="17"/>
-              </w:rPr>
-            </w:r>
           </w:p>
         </w:tc>
         <w:tc>
@@ -3880,12 +2535,6 @@
           </w:tcPr>
           <w:p>
             <w:r/>
-            <w:r>
-              <w:rPr>
-                <w:b w:val="0"/>
-                <w:sz w:val="17"/>
-              </w:rPr>
-            </w:r>
           </w:p>
         </w:tc>
         <w:tc>
@@ -3895,12 +2544,6 @@
           </w:tcPr>
           <w:p>
             <w:r/>
-            <w:r>
-              <w:rPr>
-                <w:b w:val="0"/>
-                <w:sz w:val="17"/>
-              </w:rPr>
-            </w:r>
           </w:p>
         </w:tc>
         <w:tc>
@@ -3910,12 +2553,6 @@
           </w:tcPr>
           <w:p>
             <w:r/>
-            <w:r>
-              <w:rPr>
-                <w:b w:val="0"/>
-                <w:sz w:val="17"/>
-              </w:rPr>
-            </w:r>
           </w:p>
         </w:tc>
         <w:tc>
@@ -3925,12 +2562,6 @@
           </w:tcPr>
           <w:p>
             <w:r/>
-            <w:r>
-              <w:rPr>
-                <w:b w:val="0"/>
-                <w:sz w:val="17"/>
-              </w:rPr>
-            </w:r>
           </w:p>
         </w:tc>
         <w:tc>
@@ -3940,12 +2571,6 @@
           </w:tcPr>
           <w:p>
             <w:r/>
-            <w:r>
-              <w:rPr>
-                <w:b w:val="0"/>
-                <w:sz w:val="17"/>
-              </w:rPr>
-            </w:r>
           </w:p>
         </w:tc>
         <w:tc>
@@ -3955,12 +2580,6 @@
           </w:tcPr>
           <w:p>
             <w:r/>
-            <w:r>
-              <w:rPr>
-                <w:b w:val="0"/>
-                <w:sz w:val="17"/>
-              </w:rPr>
-            </w:r>
           </w:p>
         </w:tc>
         <w:tc>
@@ -3970,12 +2589,6 @@
           </w:tcPr>
           <w:p>
             <w:r/>
-            <w:r>
-              <w:rPr>
-                <w:b w:val="0"/>
-                <w:sz w:val="17"/>
-              </w:rPr>
-            </w:r>
           </w:p>
         </w:tc>
         <w:tc>
@@ -3985,12 +2598,6 @@
           </w:tcPr>
           <w:p>
             <w:r/>
-            <w:r>
-              <w:rPr>
-                <w:b w:val="0"/>
-                <w:sz w:val="17"/>
-              </w:rPr>
-            </w:r>
           </w:p>
         </w:tc>
       </w:tr>
@@ -4001,12 +2608,7 @@
             <w:vAlign w:val="top"/>
           </w:tcPr>
           <w:p>
-            <w:r/>
             <w:r>
-              <w:rPr>
-                <w:b w:val="0"/>
-                <w:sz w:val="17"/>
-              </w:rPr>
               <w:t>Student 15</w:t>
             </w:r>
           </w:p>
@@ -4018,12 +2620,6 @@
           </w:tcPr>
           <w:p>
             <w:r/>
-            <w:r>
-              <w:rPr>
-                <w:b w:val="0"/>
-                <w:sz w:val="17"/>
-              </w:rPr>
-            </w:r>
           </w:p>
         </w:tc>
         <w:tc>
@@ -4033,12 +2629,6 @@
           </w:tcPr>
           <w:p>
             <w:r/>
-            <w:r>
-              <w:rPr>
-                <w:b w:val="0"/>
-                <w:sz w:val="17"/>
-              </w:rPr>
-            </w:r>
           </w:p>
         </w:tc>
         <w:tc>
@@ -4048,12 +2638,6 @@
           </w:tcPr>
           <w:p>
             <w:r/>
-            <w:r>
-              <w:rPr>
-                <w:b w:val="0"/>
-                <w:sz w:val="17"/>
-              </w:rPr>
-            </w:r>
           </w:p>
         </w:tc>
         <w:tc>
@@ -4063,12 +2647,6 @@
           </w:tcPr>
           <w:p>
             <w:r/>
-            <w:r>
-              <w:rPr>
-                <w:b w:val="0"/>
-                <w:sz w:val="17"/>
-              </w:rPr>
-            </w:r>
           </w:p>
         </w:tc>
         <w:tc>
@@ -4078,12 +2656,6 @@
           </w:tcPr>
           <w:p>
             <w:r/>
-            <w:r>
-              <w:rPr>
-                <w:b w:val="0"/>
-                <w:sz w:val="17"/>
-              </w:rPr>
-            </w:r>
           </w:p>
         </w:tc>
         <w:tc>
@@ -4093,12 +2665,6 @@
           </w:tcPr>
           <w:p>
             <w:r/>
-            <w:r>
-              <w:rPr>
-                <w:b w:val="0"/>
-                <w:sz w:val="17"/>
-              </w:rPr>
-            </w:r>
           </w:p>
         </w:tc>
         <w:tc>
@@ -4108,12 +2674,6 @@
           </w:tcPr>
           <w:p>
             <w:r/>
-            <w:r>
-              <w:rPr>
-                <w:b w:val="0"/>
-                <w:sz w:val="17"/>
-              </w:rPr>
-            </w:r>
           </w:p>
         </w:tc>
         <w:tc>
@@ -4123,12 +2683,6 @@
           </w:tcPr>
           <w:p>
             <w:r/>
-            <w:r>
-              <w:rPr>
-                <w:b w:val="0"/>
-                <w:sz w:val="17"/>
-              </w:rPr>
-            </w:r>
           </w:p>
         </w:tc>
         <w:tc>
@@ -4138,12 +2692,6 @@
           </w:tcPr>
           <w:p>
             <w:r/>
-            <w:r>
-              <w:rPr>
-                <w:b w:val="0"/>
-                <w:sz w:val="17"/>
-              </w:rPr>
-            </w:r>
           </w:p>
         </w:tc>
         <w:tc>
@@ -4153,12 +2701,6 @@
           </w:tcPr>
           <w:p>
             <w:r/>
-            <w:r>
-              <w:rPr>
-                <w:b w:val="0"/>
-                <w:sz w:val="17"/>
-              </w:rPr>
-            </w:r>
           </w:p>
         </w:tc>
         <w:tc>
@@ -4168,12 +2710,6 @@
           </w:tcPr>
           <w:p>
             <w:r/>
-            <w:r>
-              <w:rPr>
-                <w:b w:val="0"/>
-                <w:sz w:val="17"/>
-              </w:rPr>
-            </w:r>
           </w:p>
         </w:tc>
         <w:tc>
@@ -4183,12 +2719,6 @@
           </w:tcPr>
           <w:p>
             <w:r/>
-            <w:r>
-              <w:rPr>
-                <w:b w:val="0"/>
-                <w:sz w:val="17"/>
-              </w:rPr>
-            </w:r>
           </w:p>
         </w:tc>
       </w:tr>
@@ -4237,12 +2767,7 @@
             <w:shd w:fill="D9EAF7"/>
           </w:tcPr>
           <w:p>
-            <w:r/>
             <w:r>
-              <w:rPr>
-                <w:b/>
-                <w:sz w:val="17"/>
-              </w:rPr>
               <w:t>Student</w:t>
             </w:r>
           </w:p>
@@ -4254,12 +2779,7 @@
             <w:shd w:fill="D9EAF7"/>
           </w:tcPr>
           <w:p>
-            <w:r/>
             <w:r>
-              <w:rPr>
-                <w:b/>
-                <w:sz w:val="17"/>
-              </w:rPr>
               <w:t>Term Work /70</w:t>
             </w:r>
           </w:p>
@@ -4271,12 +2791,7 @@
             <w:shd w:fill="D9EAF7"/>
           </w:tcPr>
           <w:p>
-            <w:r/>
             <w:r>
-              <w:rPr>
-                <w:b/>
-                <w:sz w:val="17"/>
-              </w:rPr>
               <w:t>Final Prototype /15</w:t>
             </w:r>
           </w:p>
@@ -4288,12 +2803,7 @@
             <w:shd w:fill="D9EAF7"/>
           </w:tcPr>
           <w:p>
-            <w:r/>
             <w:r>
-              <w:rPr>
-                <w:b/>
-                <w:sz w:val="17"/>
-              </w:rPr>
               <w:t>Final Portfolio /10</w:t>
             </w:r>
           </w:p>
@@ -4305,12 +2815,7 @@
             <w:shd w:fill="D9EAF7"/>
           </w:tcPr>
           <w:p>
-            <w:r/>
             <w:r>
-              <w:rPr>
-                <w:b/>
-                <w:sz w:val="17"/>
-              </w:rPr>
               <w:t>Presentation /5</w:t>
             </w:r>
           </w:p>
@@ -4322,12 +2827,7 @@
             <w:shd w:fill="D9EAF7"/>
           </w:tcPr>
           <w:p>
-            <w:r/>
             <w:r>
-              <w:rPr>
-                <w:b/>
-                <w:sz w:val="17"/>
-              </w:rPr>
               <w:t>Final Eval /30</w:t>
             </w:r>
           </w:p>
@@ -4339,12 +2839,7 @@
             <w:shd w:fill="D9EAF7"/>
           </w:tcPr>
           <w:p>
-            <w:r/>
             <w:r>
-              <w:rPr>
-                <w:b/>
-                <w:sz w:val="17"/>
-              </w:rPr>
               <w:t>Final Mark /100</w:t>
             </w:r>
           </w:p>
@@ -4356,12 +2851,7 @@
             <w:shd w:fill="D9EAF7"/>
           </w:tcPr>
           <w:p>
-            <w:r/>
             <w:r>
-              <w:rPr>
-                <w:b/>
-                <w:sz w:val="17"/>
-              </w:rPr>
               <w:t>Level</w:t>
             </w:r>
           </w:p>
@@ -4373,12 +2863,7 @@
             <w:shd w:fill="D9EAF7"/>
           </w:tcPr>
           <w:p>
-            <w:r/>
             <w:r>
-              <w:rPr>
-                <w:b/>
-                <w:sz w:val="17"/>
-              </w:rPr>
               <w:t>Credit Granted?</w:t>
             </w:r>
           </w:p>
@@ -4391,14 +2876,36 @@
             <w:vAlign w:val="top"/>
           </w:tcPr>
           <w:p>
+            <w:r>
+              <w:t>Student Name</w:t>
+            </w:r>
+          </w:p>
+        </w:tc>
+        <w:tc>
+          <w:tcPr>
+            <w:tcW w:type="dxa" w:w="1440"/>
+            <w:vAlign w:val="top"/>
+          </w:tcPr>
+          <w:p>
             <w:r/>
-            <w:r>
-              <w:rPr>
-                <w:b w:val="0"/>
-                <w:sz w:val="17"/>
-              </w:rPr>
-              <w:t>[Student Name]</w:t>
-            </w:r>
+          </w:p>
+        </w:tc>
+        <w:tc>
+          <w:tcPr>
+            <w:tcW w:type="dxa" w:w="1584"/>
+            <w:vAlign w:val="top"/>
+          </w:tcPr>
+          <w:p>
+            <w:r/>
+          </w:p>
+        </w:tc>
+        <w:tc>
+          <w:tcPr>
+            <w:tcW w:type="dxa" w:w="1584"/>
+            <w:vAlign w:val="top"/>
+          </w:tcPr>
+          <w:p>
+            <w:r/>
           </w:p>
         </w:tc>
         <w:tc>
@@ -4408,42 +2915,33 @@
           </w:tcPr>
           <w:p>
             <w:r/>
-            <w:r>
-              <w:rPr>
-                <w:b w:val="0"/>
-                <w:sz w:val="17"/>
-              </w:rPr>
-            </w:r>
-          </w:p>
-        </w:tc>
-        <w:tc>
-          <w:tcPr>
-            <w:tcW w:type="dxa" w:w="1584"/>
+          </w:p>
+        </w:tc>
+        <w:tc>
+          <w:tcPr>
+            <w:tcW w:type="dxa" w:w="1440"/>
             <w:vAlign w:val="top"/>
           </w:tcPr>
           <w:p>
             <w:r/>
-            <w:r>
-              <w:rPr>
-                <w:b w:val="0"/>
-                <w:sz w:val="17"/>
-              </w:rPr>
-            </w:r>
-          </w:p>
-        </w:tc>
-        <w:tc>
-          <w:tcPr>
-            <w:tcW w:type="dxa" w:w="1584"/>
+          </w:p>
+        </w:tc>
+        <w:tc>
+          <w:tcPr>
+            <w:tcW w:type="dxa" w:w="1440"/>
             <w:vAlign w:val="top"/>
           </w:tcPr>
           <w:p>
             <w:r/>
-            <w:r>
-              <w:rPr>
-                <w:b w:val="0"/>
-                <w:sz w:val="17"/>
-              </w:rPr>
-            </w:r>
+          </w:p>
+        </w:tc>
+        <w:tc>
+          <w:tcPr>
+            <w:tcW w:type="dxa" w:w="1152"/>
+            <w:vAlign w:val="top"/>
+          </w:tcPr>
+          <w:p>
+            <w:r/>
           </w:p>
         </w:tc>
         <w:tc>
@@ -4453,72 +2951,6 @@
           </w:tcPr>
           <w:p>
             <w:r/>
-            <w:r>
-              <w:rPr>
-                <w:b w:val="0"/>
-                <w:sz w:val="17"/>
-              </w:rPr>
-            </w:r>
-          </w:p>
-        </w:tc>
-        <w:tc>
-          <w:tcPr>
-            <w:tcW w:type="dxa" w:w="1440"/>
-            <w:vAlign w:val="top"/>
-          </w:tcPr>
-          <w:p>
-            <w:r/>
-            <w:r>
-              <w:rPr>
-                <w:b w:val="0"/>
-                <w:sz w:val="17"/>
-              </w:rPr>
-            </w:r>
-          </w:p>
-        </w:tc>
-        <w:tc>
-          <w:tcPr>
-            <w:tcW w:type="dxa" w:w="1440"/>
-            <w:vAlign w:val="top"/>
-          </w:tcPr>
-          <w:p>
-            <w:r/>
-            <w:r>
-              <w:rPr>
-                <w:b w:val="0"/>
-                <w:sz w:val="17"/>
-              </w:rPr>
-            </w:r>
-          </w:p>
-        </w:tc>
-        <w:tc>
-          <w:tcPr>
-            <w:tcW w:type="dxa" w:w="1152"/>
-            <w:vAlign w:val="top"/>
-          </w:tcPr>
-          <w:p>
-            <w:r/>
-            <w:r>
-              <w:rPr>
-                <w:b w:val="0"/>
-                <w:sz w:val="17"/>
-              </w:rPr>
-            </w:r>
-          </w:p>
-        </w:tc>
-        <w:tc>
-          <w:tcPr>
-            <w:tcW w:type="dxa" w:w="1440"/>
-            <w:vAlign w:val="top"/>
-          </w:tcPr>
-          <w:p>
-            <w:r/>
-            <w:r>
-              <w:rPr>
-                <w:b w:val="0"/>
-                <w:sz w:val="17"/>
-              </w:rPr>
-            </w:r>
           </w:p>
         </w:tc>
       </w:tr>
@@ -4529,12 +2961,7 @@
             <w:vAlign w:val="top"/>
           </w:tcPr>
           <w:p>
-            <w:r/>
             <w:r>
-              <w:rPr>
-                <w:b w:val="0"/>
-                <w:sz w:val="17"/>
-              </w:rPr>
               <w:t>Example only</w:t>
             </w:r>
           </w:p>
@@ -4545,12 +2972,7 @@
             <w:vAlign w:val="top"/>
           </w:tcPr>
           <w:p>
-            <w:r/>
             <w:r>
-              <w:rPr>
-                <w:b w:val="0"/>
-                <w:sz w:val="17"/>
-              </w:rPr>
               <w:t>56</w:t>
             </w:r>
           </w:p>
@@ -4561,12 +2983,7 @@
             <w:vAlign w:val="top"/>
           </w:tcPr>
           <w:p>
-            <w:r/>
             <w:r>
-              <w:rPr>
-                <w:b w:val="0"/>
-                <w:sz w:val="17"/>
-              </w:rPr>
               <w:t>12</w:t>
             </w:r>
           </w:p>
@@ -4577,12 +2994,7 @@
             <w:vAlign w:val="top"/>
           </w:tcPr>
           <w:p>
-            <w:r/>
             <w:r>
-              <w:rPr>
-                <w:b w:val="0"/>
-                <w:sz w:val="17"/>
-              </w:rPr>
               <w:t>8</w:t>
             </w:r>
           </w:p>
@@ -4593,12 +3005,7 @@
             <w:vAlign w:val="top"/>
           </w:tcPr>
           <w:p>
-            <w:r/>
             <w:r>
-              <w:rPr>
-                <w:b w:val="0"/>
-                <w:sz w:val="17"/>
-              </w:rPr>
               <w:t>4</w:t>
             </w:r>
           </w:p>
@@ -4609,12 +3016,7 @@
             <w:vAlign w:val="top"/>
           </w:tcPr>
           <w:p>
-            <w:r/>
             <w:r>
-              <w:rPr>
-                <w:b w:val="0"/>
-                <w:sz w:val="17"/>
-              </w:rPr>
               <w:t>24</w:t>
             </w:r>
           </w:p>
@@ -4625,12 +3027,7 @@
             <w:vAlign w:val="top"/>
           </w:tcPr>
           <w:p>
-            <w:r/>
             <w:r>
-              <w:rPr>
-                <w:b w:val="0"/>
-                <w:sz w:val="17"/>
-              </w:rPr>
               <w:t>80</w:t>
             </w:r>
           </w:p>
@@ -4641,12 +3038,7 @@
             <w:vAlign w:val="top"/>
           </w:tcPr>
           <w:p>
-            <w:r/>
             <w:r>
-              <w:rPr>
-                <w:b w:val="0"/>
-                <w:sz w:val="17"/>
-              </w:rPr>
               <w:t>Level 4</w:t>
             </w:r>
           </w:p>
@@ -4657,12 +3049,7 @@
             <w:vAlign w:val="top"/>
           </w:tcPr>
           <w:p>
-            <w:r/>
             <w:r>
-              <w:rPr>
-                <w:b w:val="0"/>
-                <w:sz w:val="17"/>
-              </w:rPr>
               <w:t>Yes</w:t>
             </w:r>
           </w:p>
@@ -4718,12 +3105,7 @@
             <w:shd w:fill="D9EAF7"/>
           </w:tcPr>
           <w:p>
-            <w:r/>
             <w:r>
-              <w:rPr>
-                <w:b/>
-                <w:sz w:val="17"/>
-              </w:rPr>
               <w:t>Date</w:t>
             </w:r>
           </w:p>
@@ -4735,12 +3117,7 @@
             <w:shd w:fill="D9EAF7"/>
           </w:tcPr>
           <w:p>
-            <w:r/>
             <w:r>
-              <w:rPr>
-                <w:b/>
-                <w:sz w:val="17"/>
-              </w:rPr>
               <w:t>Student</w:t>
             </w:r>
           </w:p>
@@ -4752,12 +3129,7 @@
             <w:shd w:fill="D9EAF7"/>
           </w:tcPr>
           <w:p>
-            <w:r/>
             <w:r>
-              <w:rPr>
-                <w:b/>
-                <w:sz w:val="17"/>
-              </w:rPr>
               <w:t>Assessment / Task</w:t>
             </w:r>
           </w:p>
@@ -4769,12 +3141,7 @@
             <w:shd w:fill="D9EAF7"/>
           </w:tcPr>
           <w:p>
-            <w:r/>
             <w:r>
-              <w:rPr>
-                <w:b/>
-                <w:sz w:val="17"/>
-              </w:rPr>
               <w:t>Evidence Type</w:t>
             </w:r>
           </w:p>
@@ -4786,12 +3153,7 @@
             <w:shd w:fill="D9EAF7"/>
           </w:tcPr>
           <w:p>
-            <w:r/>
             <w:r>
-              <w:rPr>
-                <w:b/>
-                <w:sz w:val="17"/>
-              </w:rPr>
               <w:t>Teacher Feedback Given</w:t>
             </w:r>
           </w:p>
@@ -4803,12 +3165,7 @@
             <w:shd w:fill="D9EAF7"/>
           </w:tcPr>
           <w:p>
-            <w:r/>
             <w:r>
-              <w:rPr>
-                <w:b/>
-                <w:sz w:val="17"/>
-              </w:rPr>
               <w:t>Student Revision?</w:t>
             </w:r>
           </w:p>
@@ -4820,12 +3177,7 @@
             <w:shd w:fill="D9EAF7"/>
           </w:tcPr>
           <w:p>
-            <w:r/>
             <w:r>
-              <w:rPr>
-                <w:b/>
-                <w:sz w:val="17"/>
-              </w:rPr>
               <w:t>AI Log Checked?</w:t>
             </w:r>
           </w:p>
@@ -4837,12 +3189,7 @@
             <w:shd w:fill="D9EAF7"/>
           </w:tcPr>
           <w:p>
-            <w:r/>
             <w:r>
-              <w:rPr>
-                <w:b/>
-                <w:sz w:val="17"/>
-              </w:rPr>
               <w:t>Safety Evidence?</w:t>
             </w:r>
           </w:p>
@@ -4854,12 +3201,7 @@
             <w:shd w:fill="D9EAF7"/>
           </w:tcPr>
           <w:p>
-            <w:r/>
             <w:r>
-              <w:rPr>
-                <w:b/>
-                <w:sz w:val="17"/>
-              </w:rPr>
               <w:t>Notes</w:t>
             </w:r>
           </w:p>
@@ -4873,56 +3215,33 @@
           </w:tcPr>
           <w:p>
             <w:r/>
+          </w:p>
+        </w:tc>
+        <w:tc>
+          <w:tcPr>
+            <w:tcW w:type="dxa" w:w="1440"/>
+            <w:vAlign w:val="top"/>
+          </w:tcPr>
+          <w:p>
+            <w:r/>
+          </w:p>
+        </w:tc>
+        <w:tc>
+          <w:tcPr>
+            <w:tcW w:type="dxa" w:w="1944"/>
+            <w:vAlign w:val="top"/>
+          </w:tcPr>
+          <w:p>
+            <w:r/>
+          </w:p>
+        </w:tc>
+        <w:tc>
+          <w:tcPr>
+            <w:tcW w:type="dxa" w:w="1944"/>
+            <w:vAlign w:val="top"/>
+          </w:tcPr>
+          <w:p>
             <w:r>
-              <w:rPr>
-                <w:b w:val="0"/>
-                <w:sz w:val="17"/>
-              </w:rPr>
-            </w:r>
-          </w:p>
-        </w:tc>
-        <w:tc>
-          <w:tcPr>
-            <w:tcW w:type="dxa" w:w="1440"/>
-            <w:vAlign w:val="top"/>
-          </w:tcPr>
-          <w:p>
-            <w:r/>
-            <w:r>
-              <w:rPr>
-                <w:b w:val="0"/>
-                <w:sz w:val="17"/>
-              </w:rPr>
-            </w:r>
-          </w:p>
-        </w:tc>
-        <w:tc>
-          <w:tcPr>
-            <w:tcW w:type="dxa" w:w="1944"/>
-            <w:vAlign w:val="top"/>
-          </w:tcPr>
-          <w:p>
-            <w:r/>
-            <w:r>
-              <w:rPr>
-                <w:b w:val="0"/>
-                <w:sz w:val="17"/>
-              </w:rPr>
-            </w:r>
-          </w:p>
-        </w:tc>
-        <w:tc>
-          <w:tcPr>
-            <w:tcW w:type="dxa" w:w="1944"/>
-            <w:vAlign w:val="top"/>
-          </w:tcPr>
-          <w:p>
-            <w:r/>
-            <w:r>
-              <w:rPr>
-                <w:b w:val="0"/>
-                <w:sz w:val="17"/>
-              </w:rPr>
               <w:t>Observation / Conversation / Product / Demo</w:t>
             </w:r>
           </w:p>
@@ -4934,26 +3253,15 @@
           </w:tcPr>
           <w:p>
             <w:r/>
+          </w:p>
+        </w:tc>
+        <w:tc>
+          <w:tcPr>
+            <w:tcW w:type="dxa" w:w="1152"/>
+            <w:vAlign w:val="top"/>
+          </w:tcPr>
+          <w:p>
             <w:r>
-              <w:rPr>
-                <w:b w:val="0"/>
-                <w:sz w:val="17"/>
-              </w:rPr>
-            </w:r>
-          </w:p>
-        </w:tc>
-        <w:tc>
-          <w:tcPr>
-            <w:tcW w:type="dxa" w:w="1152"/>
-            <w:vAlign w:val="top"/>
-          </w:tcPr>
-          <w:p>
-            <w:r/>
-            <w:r>
-              <w:rPr>
-                <w:b w:val="0"/>
-                <w:sz w:val="17"/>
-              </w:rPr>
               <w:t>Yes / No</w:t>
             </w:r>
           </w:p>
@@ -4964,12 +3272,7 @@
             <w:vAlign w:val="top"/>
           </w:tcPr>
           <w:p>
-            <w:r/>
             <w:r>
-              <w:rPr>
-                <w:b w:val="0"/>
-                <w:sz w:val="17"/>
-              </w:rPr>
               <w:t>Yes / No / N/A</w:t>
             </w:r>
           </w:p>
@@ -4980,12 +3283,7 @@
             <w:vAlign w:val="top"/>
           </w:tcPr>
           <w:p>
-            <w:r/>
             <w:r>
-              <w:rPr>
-                <w:b w:val="0"/>
-                <w:sz w:val="17"/>
-              </w:rPr>
               <w:t>Yes / No / N/A</w:t>
             </w:r>
           </w:p>
@@ -4997,12 +3295,6 @@
           </w:tcPr>
           <w:p>
             <w:r/>
-            <w:r>
-              <w:rPr>
-                <w:b w:val="0"/>
-                <w:sz w:val="17"/>
-              </w:rPr>
-            </w:r>
           </w:p>
         </w:tc>
       </w:tr>
@@ -5014,56 +3306,33 @@
           </w:tcPr>
           <w:p>
             <w:r/>
+          </w:p>
+        </w:tc>
+        <w:tc>
+          <w:tcPr>
+            <w:tcW w:type="dxa" w:w="1440"/>
+            <w:vAlign w:val="top"/>
+          </w:tcPr>
+          <w:p>
+            <w:r/>
+          </w:p>
+        </w:tc>
+        <w:tc>
+          <w:tcPr>
+            <w:tcW w:type="dxa" w:w="1944"/>
+            <w:vAlign w:val="top"/>
+          </w:tcPr>
+          <w:p>
+            <w:r/>
+          </w:p>
+        </w:tc>
+        <w:tc>
+          <w:tcPr>
+            <w:tcW w:type="dxa" w:w="1944"/>
+            <w:vAlign w:val="top"/>
+          </w:tcPr>
+          <w:p>
             <w:r>
-              <w:rPr>
-                <w:b w:val="0"/>
-                <w:sz w:val="17"/>
-              </w:rPr>
-            </w:r>
-          </w:p>
-        </w:tc>
-        <w:tc>
-          <w:tcPr>
-            <w:tcW w:type="dxa" w:w="1440"/>
-            <w:vAlign w:val="top"/>
-          </w:tcPr>
-          <w:p>
-            <w:r/>
-            <w:r>
-              <w:rPr>
-                <w:b w:val="0"/>
-                <w:sz w:val="17"/>
-              </w:rPr>
-            </w:r>
-          </w:p>
-        </w:tc>
-        <w:tc>
-          <w:tcPr>
-            <w:tcW w:type="dxa" w:w="1944"/>
-            <w:vAlign w:val="top"/>
-          </w:tcPr>
-          <w:p>
-            <w:r/>
-            <w:r>
-              <w:rPr>
-                <w:b w:val="0"/>
-                <w:sz w:val="17"/>
-              </w:rPr>
-            </w:r>
-          </w:p>
-        </w:tc>
-        <w:tc>
-          <w:tcPr>
-            <w:tcW w:type="dxa" w:w="1944"/>
-            <w:vAlign w:val="top"/>
-          </w:tcPr>
-          <w:p>
-            <w:r/>
-            <w:r>
-              <w:rPr>
-                <w:b w:val="0"/>
-                <w:sz w:val="17"/>
-              </w:rPr>
               <w:t>Observation / Conversation / Product / Demo</w:t>
             </w:r>
           </w:p>
@@ -5075,26 +3344,15 @@
           </w:tcPr>
           <w:p>
             <w:r/>
+          </w:p>
+        </w:tc>
+        <w:tc>
+          <w:tcPr>
+            <w:tcW w:type="dxa" w:w="1152"/>
+            <w:vAlign w:val="top"/>
+          </w:tcPr>
+          <w:p>
             <w:r>
-              <w:rPr>
-                <w:b w:val="0"/>
-                <w:sz w:val="17"/>
-              </w:rPr>
-            </w:r>
-          </w:p>
-        </w:tc>
-        <w:tc>
-          <w:tcPr>
-            <w:tcW w:type="dxa" w:w="1152"/>
-            <w:vAlign w:val="top"/>
-          </w:tcPr>
-          <w:p>
-            <w:r/>
-            <w:r>
-              <w:rPr>
-                <w:b w:val="0"/>
-                <w:sz w:val="17"/>
-              </w:rPr>
               <w:t>Yes / No</w:t>
             </w:r>
           </w:p>
@@ -5105,12 +3363,7 @@
             <w:vAlign w:val="top"/>
           </w:tcPr>
           <w:p>
-            <w:r/>
             <w:r>
-              <w:rPr>
-                <w:b w:val="0"/>
-                <w:sz w:val="17"/>
-              </w:rPr>
               <w:t>Yes / No / N/A</w:t>
             </w:r>
           </w:p>
@@ -5121,12 +3374,7 @@
             <w:vAlign w:val="top"/>
           </w:tcPr>
           <w:p>
-            <w:r/>
             <w:r>
-              <w:rPr>
-                <w:b w:val="0"/>
-                <w:sz w:val="17"/>
-              </w:rPr>
               <w:t>Yes / No / N/A</w:t>
             </w:r>
           </w:p>
@@ -5138,12 +3386,6 @@
           </w:tcPr>
           <w:p>
             <w:r/>
-            <w:r>
-              <w:rPr>
-                <w:b w:val="0"/>
-                <w:sz w:val="17"/>
-              </w:rPr>
-            </w:r>
           </w:p>
         </w:tc>
       </w:tr>
@@ -5155,56 +3397,33 @@
           </w:tcPr>
           <w:p>
             <w:r/>
+          </w:p>
+        </w:tc>
+        <w:tc>
+          <w:tcPr>
+            <w:tcW w:type="dxa" w:w="1440"/>
+            <w:vAlign w:val="top"/>
+          </w:tcPr>
+          <w:p>
+            <w:r/>
+          </w:p>
+        </w:tc>
+        <w:tc>
+          <w:tcPr>
+            <w:tcW w:type="dxa" w:w="1944"/>
+            <w:vAlign w:val="top"/>
+          </w:tcPr>
+          <w:p>
+            <w:r/>
+          </w:p>
+        </w:tc>
+        <w:tc>
+          <w:tcPr>
+            <w:tcW w:type="dxa" w:w="1944"/>
+            <w:vAlign w:val="top"/>
+          </w:tcPr>
+          <w:p>
             <w:r>
-              <w:rPr>
-                <w:b w:val="0"/>
-                <w:sz w:val="17"/>
-              </w:rPr>
-            </w:r>
-          </w:p>
-        </w:tc>
-        <w:tc>
-          <w:tcPr>
-            <w:tcW w:type="dxa" w:w="1440"/>
-            <w:vAlign w:val="top"/>
-          </w:tcPr>
-          <w:p>
-            <w:r/>
-            <w:r>
-              <w:rPr>
-                <w:b w:val="0"/>
-                <w:sz w:val="17"/>
-              </w:rPr>
-            </w:r>
-          </w:p>
-        </w:tc>
-        <w:tc>
-          <w:tcPr>
-            <w:tcW w:type="dxa" w:w="1944"/>
-            <w:vAlign w:val="top"/>
-          </w:tcPr>
-          <w:p>
-            <w:r/>
-            <w:r>
-              <w:rPr>
-                <w:b w:val="0"/>
-                <w:sz w:val="17"/>
-              </w:rPr>
-            </w:r>
-          </w:p>
-        </w:tc>
-        <w:tc>
-          <w:tcPr>
-            <w:tcW w:type="dxa" w:w="1944"/>
-            <w:vAlign w:val="top"/>
-          </w:tcPr>
-          <w:p>
-            <w:r/>
-            <w:r>
-              <w:rPr>
-                <w:b w:val="0"/>
-                <w:sz w:val="17"/>
-              </w:rPr>
               <w:t>Observation / Conversation / Product / Demo</w:t>
             </w:r>
           </w:p>
@@ -5216,26 +3435,15 @@
           </w:tcPr>
           <w:p>
             <w:r/>
+          </w:p>
+        </w:tc>
+        <w:tc>
+          <w:tcPr>
+            <w:tcW w:type="dxa" w:w="1152"/>
+            <w:vAlign w:val="top"/>
+          </w:tcPr>
+          <w:p>
             <w:r>
-              <w:rPr>
-                <w:b w:val="0"/>
-                <w:sz w:val="17"/>
-              </w:rPr>
-            </w:r>
-          </w:p>
-        </w:tc>
-        <w:tc>
-          <w:tcPr>
-            <w:tcW w:type="dxa" w:w="1152"/>
-            <w:vAlign w:val="top"/>
-          </w:tcPr>
-          <w:p>
-            <w:r/>
-            <w:r>
-              <w:rPr>
-                <w:b w:val="0"/>
-                <w:sz w:val="17"/>
-              </w:rPr>
               <w:t>Yes / No</w:t>
             </w:r>
           </w:p>
@@ -5246,12 +3454,7 @@
             <w:vAlign w:val="top"/>
           </w:tcPr>
           <w:p>
-            <w:r/>
             <w:r>
-              <w:rPr>
-                <w:b w:val="0"/>
-                <w:sz w:val="17"/>
-              </w:rPr>
               <w:t>Yes / No / N/A</w:t>
             </w:r>
           </w:p>
@@ -5262,12 +3465,7 @@
             <w:vAlign w:val="top"/>
           </w:tcPr>
           <w:p>
-            <w:r/>
             <w:r>
-              <w:rPr>
-                <w:b w:val="0"/>
-                <w:sz w:val="17"/>
-              </w:rPr>
               <w:t>Yes / No / N/A</w:t>
             </w:r>
           </w:p>
@@ -5279,12 +3477,6 @@
           </w:tcPr>
           <w:p>
             <w:r/>
-            <w:r>
-              <w:rPr>
-                <w:b w:val="0"/>
-                <w:sz w:val="17"/>
-              </w:rPr>
-            </w:r>
           </w:p>
         </w:tc>
       </w:tr>
@@ -5296,56 +3488,33 @@
           </w:tcPr>
           <w:p>
             <w:r/>
+          </w:p>
+        </w:tc>
+        <w:tc>
+          <w:tcPr>
+            <w:tcW w:type="dxa" w:w="1440"/>
+            <w:vAlign w:val="top"/>
+          </w:tcPr>
+          <w:p>
+            <w:r/>
+          </w:p>
+        </w:tc>
+        <w:tc>
+          <w:tcPr>
+            <w:tcW w:type="dxa" w:w="1944"/>
+            <w:vAlign w:val="top"/>
+          </w:tcPr>
+          <w:p>
+            <w:r/>
+          </w:p>
+        </w:tc>
+        <w:tc>
+          <w:tcPr>
+            <w:tcW w:type="dxa" w:w="1944"/>
+            <w:vAlign w:val="top"/>
+          </w:tcPr>
+          <w:p>
             <w:r>
-              <w:rPr>
-                <w:b w:val="0"/>
-                <w:sz w:val="17"/>
-              </w:rPr>
-            </w:r>
-          </w:p>
-        </w:tc>
-        <w:tc>
-          <w:tcPr>
-            <w:tcW w:type="dxa" w:w="1440"/>
-            <w:vAlign w:val="top"/>
-          </w:tcPr>
-          <w:p>
-            <w:r/>
-            <w:r>
-              <w:rPr>
-                <w:b w:val="0"/>
-                <w:sz w:val="17"/>
-              </w:rPr>
-            </w:r>
-          </w:p>
-        </w:tc>
-        <w:tc>
-          <w:tcPr>
-            <w:tcW w:type="dxa" w:w="1944"/>
-            <w:vAlign w:val="top"/>
-          </w:tcPr>
-          <w:p>
-            <w:r/>
-            <w:r>
-              <w:rPr>
-                <w:b w:val="0"/>
-                <w:sz w:val="17"/>
-              </w:rPr>
-            </w:r>
-          </w:p>
-        </w:tc>
-        <w:tc>
-          <w:tcPr>
-            <w:tcW w:type="dxa" w:w="1944"/>
-            <w:vAlign w:val="top"/>
-          </w:tcPr>
-          <w:p>
-            <w:r/>
-            <w:r>
-              <w:rPr>
-                <w:b w:val="0"/>
-                <w:sz w:val="17"/>
-              </w:rPr>
               <w:t>Observation / Conversation / Product / Demo</w:t>
             </w:r>
           </w:p>
@@ -5357,26 +3526,15 @@
           </w:tcPr>
           <w:p>
             <w:r/>
+          </w:p>
+        </w:tc>
+        <w:tc>
+          <w:tcPr>
+            <w:tcW w:type="dxa" w:w="1152"/>
+            <w:vAlign w:val="top"/>
+          </w:tcPr>
+          <w:p>
             <w:r>
-              <w:rPr>
-                <w:b w:val="0"/>
-                <w:sz w:val="17"/>
-              </w:rPr>
-            </w:r>
-          </w:p>
-        </w:tc>
-        <w:tc>
-          <w:tcPr>
-            <w:tcW w:type="dxa" w:w="1152"/>
-            <w:vAlign w:val="top"/>
-          </w:tcPr>
-          <w:p>
-            <w:r/>
-            <w:r>
-              <w:rPr>
-                <w:b w:val="0"/>
-                <w:sz w:val="17"/>
-              </w:rPr>
               <w:t>Yes / No</w:t>
             </w:r>
           </w:p>
@@ -5387,12 +3545,7 @@
             <w:vAlign w:val="top"/>
           </w:tcPr>
           <w:p>
-            <w:r/>
             <w:r>
-              <w:rPr>
-                <w:b w:val="0"/>
-                <w:sz w:val="17"/>
-              </w:rPr>
               <w:t>Yes / No / N/A</w:t>
             </w:r>
           </w:p>
@@ -5403,12 +3556,7 @@
             <w:vAlign w:val="top"/>
           </w:tcPr>
           <w:p>
-            <w:r/>
             <w:r>
-              <w:rPr>
-                <w:b w:val="0"/>
-                <w:sz w:val="17"/>
-              </w:rPr>
               <w:t>Yes / No / N/A</w:t>
             </w:r>
           </w:p>
@@ -5420,12 +3568,6 @@
           </w:tcPr>
           <w:p>
             <w:r/>
-            <w:r>
-              <w:rPr>
-                <w:b w:val="0"/>
-                <w:sz w:val="17"/>
-              </w:rPr>
-            </w:r>
           </w:p>
         </w:tc>
       </w:tr>
@@ -5437,56 +3579,33 @@
           </w:tcPr>
           <w:p>
             <w:r/>
+          </w:p>
+        </w:tc>
+        <w:tc>
+          <w:tcPr>
+            <w:tcW w:type="dxa" w:w="1440"/>
+            <w:vAlign w:val="top"/>
+          </w:tcPr>
+          <w:p>
+            <w:r/>
+          </w:p>
+        </w:tc>
+        <w:tc>
+          <w:tcPr>
+            <w:tcW w:type="dxa" w:w="1944"/>
+            <w:vAlign w:val="top"/>
+          </w:tcPr>
+          <w:p>
+            <w:r/>
+          </w:p>
+        </w:tc>
+        <w:tc>
+          <w:tcPr>
+            <w:tcW w:type="dxa" w:w="1944"/>
+            <w:vAlign w:val="top"/>
+          </w:tcPr>
+          <w:p>
             <w:r>
-              <w:rPr>
-                <w:b w:val="0"/>
-                <w:sz w:val="17"/>
-              </w:rPr>
-            </w:r>
-          </w:p>
-        </w:tc>
-        <w:tc>
-          <w:tcPr>
-            <w:tcW w:type="dxa" w:w="1440"/>
-            <w:vAlign w:val="top"/>
-          </w:tcPr>
-          <w:p>
-            <w:r/>
-            <w:r>
-              <w:rPr>
-                <w:b w:val="0"/>
-                <w:sz w:val="17"/>
-              </w:rPr>
-            </w:r>
-          </w:p>
-        </w:tc>
-        <w:tc>
-          <w:tcPr>
-            <w:tcW w:type="dxa" w:w="1944"/>
-            <w:vAlign w:val="top"/>
-          </w:tcPr>
-          <w:p>
-            <w:r/>
-            <w:r>
-              <w:rPr>
-                <w:b w:val="0"/>
-                <w:sz w:val="17"/>
-              </w:rPr>
-            </w:r>
-          </w:p>
-        </w:tc>
-        <w:tc>
-          <w:tcPr>
-            <w:tcW w:type="dxa" w:w="1944"/>
-            <w:vAlign w:val="top"/>
-          </w:tcPr>
-          <w:p>
-            <w:r/>
-            <w:r>
-              <w:rPr>
-                <w:b w:val="0"/>
-                <w:sz w:val="17"/>
-              </w:rPr>
               <w:t>Observation / Conversation / Product / Demo</w:t>
             </w:r>
           </w:p>
@@ -5498,26 +3617,15 @@
           </w:tcPr>
           <w:p>
             <w:r/>
+          </w:p>
+        </w:tc>
+        <w:tc>
+          <w:tcPr>
+            <w:tcW w:type="dxa" w:w="1152"/>
+            <w:vAlign w:val="top"/>
+          </w:tcPr>
+          <w:p>
             <w:r>
-              <w:rPr>
-                <w:b w:val="0"/>
-                <w:sz w:val="17"/>
-              </w:rPr>
-            </w:r>
-          </w:p>
-        </w:tc>
-        <w:tc>
-          <w:tcPr>
-            <w:tcW w:type="dxa" w:w="1152"/>
-            <w:vAlign w:val="top"/>
-          </w:tcPr>
-          <w:p>
-            <w:r/>
-            <w:r>
-              <w:rPr>
-                <w:b w:val="0"/>
-                <w:sz w:val="17"/>
-              </w:rPr>
               <w:t>Yes / No</w:t>
             </w:r>
           </w:p>
@@ -5528,12 +3636,7 @@
             <w:vAlign w:val="top"/>
           </w:tcPr>
           <w:p>
-            <w:r/>
             <w:r>
-              <w:rPr>
-                <w:b w:val="0"/>
-                <w:sz w:val="17"/>
-              </w:rPr>
               <w:t>Yes / No / N/A</w:t>
             </w:r>
           </w:p>
@@ -5544,12 +3647,7 @@
             <w:vAlign w:val="top"/>
           </w:tcPr>
           <w:p>
-            <w:r/>
             <w:r>
-              <w:rPr>
-                <w:b w:val="0"/>
-                <w:sz w:val="17"/>
-              </w:rPr>
               <w:t>Yes / No / N/A</w:t>
             </w:r>
           </w:p>
@@ -5561,12 +3659,6 @@
           </w:tcPr>
           <w:p>
             <w:r/>
-            <w:r>
-              <w:rPr>
-                <w:b w:val="0"/>
-                <w:sz w:val="17"/>
-              </w:rPr>
-            </w:r>
           </w:p>
         </w:tc>
       </w:tr>
@@ -5605,12 +3697,7 @@
             <w:shd w:fill="D9EAF7"/>
           </w:tcPr>
           <w:p>
-            <w:r/>
             <w:r>
-              <w:rPr>
-                <w:b/>
-                <w:sz w:val="17"/>
-              </w:rPr>
               <w:t>Portfolio Section</w:t>
             </w:r>
           </w:p>
@@ -5622,12 +3709,7 @@
             <w:shd w:fill="D9EAF7"/>
           </w:tcPr>
           <w:p>
-            <w:r/>
             <w:r>
-              <w:rPr>
-                <w:b/>
-                <w:sz w:val="17"/>
-              </w:rPr>
               <w:t>Required Evidence</w:t>
             </w:r>
           </w:p>
@@ -5639,12 +3721,7 @@
             <w:shd w:fill="D9EAF7"/>
           </w:tcPr>
           <w:p>
-            <w:r/>
             <w:r>
-              <w:rPr>
-                <w:b/>
-                <w:sz w:val="17"/>
-              </w:rPr>
               <w:t>Teacher Check</w:t>
             </w:r>
           </w:p>
@@ -5656,12 +3733,7 @@
             <w:shd w:fill="D9EAF7"/>
           </w:tcPr>
           <w:p>
-            <w:r/>
             <w:r>
-              <w:rPr>
-                <w:b/>
-                <w:sz w:val="17"/>
-              </w:rPr>
               <w:t>Student Initial</w:t>
             </w:r>
           </w:p>
@@ -5674,12 +3746,7 @@
             <w:vAlign w:val="top"/>
           </w:tcPr>
           <w:p>
-            <w:r/>
             <w:r>
-              <w:rPr>
-                <w:b w:val="0"/>
-                <w:sz w:val="17"/>
-              </w:rPr>
               <w:t>Course setup</w:t>
             </w:r>
           </w:p>
@@ -5690,12 +3757,7 @@
             <w:vAlign w:val="top"/>
           </w:tcPr>
           <w:p>
-            <w:r/>
             <w:r>
-              <w:rPr>
-                <w:b w:val="0"/>
-                <w:sz w:val="17"/>
-              </w:rPr>
               <w:t>Safety contract, AI policy acknowledgement, course goals</w:t>
             </w:r>
           </w:p>
@@ -5707,12 +3769,6 @@
           </w:tcPr>
           <w:p>
             <w:r/>
-            <w:r>
-              <w:rPr>
-                <w:b w:val="0"/>
-                <w:sz w:val="17"/>
-              </w:rPr>
-            </w:r>
           </w:p>
         </w:tc>
         <w:tc>
@@ -5722,12 +3778,6 @@
           </w:tcPr>
           <w:p>
             <w:r/>
-            <w:r>
-              <w:rPr>
-                <w:b w:val="0"/>
-                <w:sz w:val="17"/>
-              </w:rPr>
-            </w:r>
           </w:p>
         </w:tc>
       </w:tr>
@@ -5738,12 +3788,7 @@
             <w:vAlign w:val="top"/>
           </w:tcPr>
           <w:p>
-            <w:r/>
             <w:r>
-              <w:rPr>
-                <w:b w:val="0"/>
-                <w:sz w:val="17"/>
-              </w:rPr>
               <w:t>Unit 1</w:t>
             </w:r>
           </w:p>
@@ -5754,12 +3799,7 @@
             <w:vAlign w:val="top"/>
           </w:tcPr>
           <w:p>
-            <w:r/>
             <w:r>
-              <w:rPr>
-                <w:b w:val="0"/>
-                <w:sz w:val="17"/>
-              </w:rPr>
               <w:t>Safety Passport, AI-verified checklist, safety quiz result</w:t>
             </w:r>
           </w:p>
@@ -5771,12 +3811,6 @@
           </w:tcPr>
           <w:p>
             <w:r/>
-            <w:r>
-              <w:rPr>
-                <w:b w:val="0"/>
-                <w:sz w:val="17"/>
-              </w:rPr>
-            </w:r>
           </w:p>
         </w:tc>
         <w:tc>
@@ -5786,12 +3820,6 @@
           </w:tcPr>
           <w:p>
             <w:r/>
-            <w:r>
-              <w:rPr>
-                <w:b w:val="0"/>
-                <w:sz w:val="17"/>
-              </w:rPr>
-            </w:r>
           </w:p>
         </w:tc>
       </w:tr>
@@ -5802,12 +3830,7 @@
             <w:vAlign w:val="top"/>
           </w:tcPr>
           <w:p>
-            <w:r/>
             <w:r>
-              <w:rPr>
-                <w:b w:val="0"/>
-                <w:sz w:val="17"/>
-              </w:rPr>
               <w:t>Unit 2</w:t>
             </w:r>
           </w:p>
@@ -5818,12 +3841,7 @@
             <w:vAlign w:val="top"/>
           </w:tcPr>
           <w:p>
-            <w:r/>
             <w:r>
-              <w:rPr>
-                <w:b w:val="0"/>
-                <w:sz w:val="17"/>
-              </w:rPr>
               <w:t>Measurement data, QC report, material comparison notes</w:t>
             </w:r>
           </w:p>
@@ -5835,12 +3853,6 @@
           </w:tcPr>
           <w:p>
             <w:r/>
-            <w:r>
-              <w:rPr>
-                <w:b w:val="0"/>
-                <w:sz w:val="17"/>
-              </w:rPr>
-            </w:r>
           </w:p>
         </w:tc>
         <w:tc>
@@ -5850,12 +3862,6 @@
           </w:tcPr>
           <w:p>
             <w:r/>
-            <w:r>
-              <w:rPr>
-                <w:b w:val="0"/>
-                <w:sz w:val="17"/>
-              </w:rPr>
-            </w:r>
           </w:p>
         </w:tc>
       </w:tr>
@@ -5866,12 +3872,7 @@
             <w:vAlign w:val="top"/>
           </w:tcPr>
           <w:p>
-            <w:r/>
             <w:r>
-              <w:rPr>
-                <w:b w:val="0"/>
-                <w:sz w:val="17"/>
-              </w:rPr>
               <w:t>Unit 3</w:t>
             </w:r>
           </w:p>
@@ -5882,12 +3883,7 @@
             <w:vAlign w:val="top"/>
           </w:tcPr>
           <w:p>
-            <w:r/>
             <w:r>
-              <w:rPr>
-                <w:b w:val="0"/>
-                <w:sz w:val="17"/>
-              </w:rPr>
               <w:t>Sketches, CAD screenshots/files, product design brief, prototype photos</w:t>
             </w:r>
           </w:p>
@@ -5899,12 +3895,6 @@
           </w:tcPr>
           <w:p>
             <w:r/>
-            <w:r>
-              <w:rPr>
-                <w:b w:val="0"/>
-                <w:sz w:val="17"/>
-              </w:rPr>
-            </w:r>
           </w:p>
         </w:tc>
         <w:tc>
@@ -5914,12 +3904,6 @@
           </w:tcPr>
           <w:p>
             <w:r/>
-            <w:r>
-              <w:rPr>
-                <w:b w:val="0"/>
-                <w:sz w:val="17"/>
-              </w:rPr>
-            </w:r>
           </w:p>
         </w:tc>
       </w:tr>
@@ -5930,12 +3914,7 @@
             <w:vAlign w:val="top"/>
           </w:tcPr>
           <w:p>
-            <w:r/>
             <w:r>
-              <w:rPr>
-                <w:b w:val="0"/>
-                <w:sz w:val="17"/>
-              </w:rPr>
               <w:t>Unit 4</w:t>
             </w:r>
           </w:p>
@@ -5946,12 +3925,7 @@
             <w:vAlign w:val="top"/>
           </w:tcPr>
           <w:p>
-            <w:r/>
             <w:r>
-              <w:rPr>
-                <w:b w:val="0"/>
-                <w:sz w:val="17"/>
-              </w:rPr>
               <w:t>Circuit/wiring diagram, code or logic, debugging log, testing evidence</w:t>
             </w:r>
           </w:p>
@@ -5963,12 +3937,6 @@
           </w:tcPr>
           <w:p>
             <w:r/>
-            <w:r>
-              <w:rPr>
-                <w:b w:val="0"/>
-                <w:sz w:val="17"/>
-              </w:rPr>
-            </w:r>
           </w:p>
         </w:tc>
         <w:tc>
@@ -5978,12 +3946,6 @@
           </w:tcPr>
           <w:p>
             <w:r/>
-            <w:r>
-              <w:rPr>
-                <w:b w:val="0"/>
-                <w:sz w:val="17"/>
-              </w:rPr>
-            </w:r>
           </w:p>
         </w:tc>
       </w:tr>
@@ -5994,12 +3956,7 @@
             <w:vAlign w:val="top"/>
           </w:tcPr>
           <w:p>
-            <w:r/>
             <w:r>
-              <w:rPr>
-                <w:b w:val="0"/>
-                <w:sz w:val="17"/>
-              </w:rPr>
               <w:t>Unit 5</w:t>
             </w:r>
           </w:p>
@@ -6010,12 +3967,7 @@
             <w:vAlign w:val="top"/>
           </w:tcPr>
           <w:p>
-            <w:r/>
             <w:r>
-              <w:rPr>
-                <w:b w:val="0"/>
-                <w:sz w:val="17"/>
-              </w:rPr>
               <w:t>Career pathway report, sustainability analysis, source verification</w:t>
             </w:r>
           </w:p>
@@ -6027,12 +3979,6 @@
           </w:tcPr>
           <w:p>
             <w:r/>
-            <w:r>
-              <w:rPr>
-                <w:b w:val="0"/>
-                <w:sz w:val="17"/>
-              </w:rPr>
-            </w:r>
           </w:p>
         </w:tc>
         <w:tc>
@@ -6042,12 +3988,6 @@
           </w:tcPr>
           <w:p>
             <w:r/>
-            <w:r>
-              <w:rPr>
-                <w:b w:val="0"/>
-                <w:sz w:val="17"/>
-              </w:rPr>
-            </w:r>
           </w:p>
         </w:tc>
       </w:tr>
@@ -6058,12 +3998,7 @@
             <w:vAlign w:val="top"/>
           </w:tcPr>
           <w:p>
-            <w:r/>
             <w:r>
-              <w:rPr>
-                <w:b w:val="0"/>
-                <w:sz w:val="17"/>
-              </w:rPr>
               <w:t>AI evidence</w:t>
             </w:r>
           </w:p>
@@ -6074,12 +4009,7 @@
             <w:vAlign w:val="top"/>
           </w:tcPr>
           <w:p>
-            <w:r/>
             <w:r>
-              <w:rPr>
-                <w:b w:val="0"/>
-                <w:sz w:val="17"/>
-              </w:rPr>
               <w:t>AI Use Logs, verification checklists, student declarations</w:t>
             </w:r>
           </w:p>
@@ -6091,12 +4021,6 @@
           </w:tcPr>
           <w:p>
             <w:r/>
-            <w:r>
-              <w:rPr>
-                <w:b w:val="0"/>
-                <w:sz w:val="17"/>
-              </w:rPr>
-            </w:r>
           </w:p>
         </w:tc>
         <w:tc>
@@ -6106,12 +4030,6 @@
           </w:tcPr>
           <w:p>
             <w:r/>
-            <w:r>
-              <w:rPr>
-                <w:b w:val="0"/>
-                <w:sz w:val="17"/>
-              </w:rPr>
-            </w:r>
           </w:p>
         </w:tc>
       </w:tr>
@@ -6122,12 +4040,7 @@
             <w:vAlign w:val="top"/>
           </w:tcPr>
           <w:p>
-            <w:r/>
             <w:r>
-              <w:rPr>
-                <w:b w:val="0"/>
-                <w:sz w:val="17"/>
-              </w:rPr>
               <w:t>Capstone</w:t>
             </w:r>
           </w:p>
@@ -6138,12 +4051,7 @@
             <w:vAlign w:val="top"/>
           </w:tcPr>
           <w:p>
-            <w:r/>
             <w:r>
-              <w:rPr>
-                <w:b w:val="0"/>
-                <w:sz w:val="17"/>
-              </w:rPr>
               <w:t>Proposal, safety plan, design iterations, final demo evidence, reflection</w:t>
             </w:r>
           </w:p>
@@ -6155,12 +4063,6 @@
           </w:tcPr>
           <w:p>
             <w:r/>
-            <w:r>
-              <w:rPr>
-                <w:b w:val="0"/>
-                <w:sz w:val="17"/>
-              </w:rPr>
-            </w:r>
           </w:p>
         </w:tc>
         <w:tc>
@@ -6170,12 +4072,6 @@
           </w:tcPr>
           <w:p>
             <w:r/>
-            <w:r>
-              <w:rPr>
-                <w:b w:val="0"/>
-                <w:sz w:val="17"/>
-              </w:rPr>
-            </w:r>
           </w:p>
         </w:tc>
       </w:tr>
@@ -6186,12 +4082,7 @@
             <w:vAlign w:val="top"/>
           </w:tcPr>
           <w:p>
-            <w:r/>
             <w:r>
-              <w:rPr>
-                <w:b w:val="0"/>
-                <w:sz w:val="17"/>
-              </w:rPr>
               <w:t>Final reflection</w:t>
             </w:r>
           </w:p>
@@ -6202,12 +4093,7 @@
             <w:vAlign w:val="top"/>
           </w:tcPr>
           <w:p>
-            <w:r/>
             <w:r>
-              <w:rPr>
-                <w:b w:val="0"/>
-                <w:sz w:val="17"/>
-              </w:rPr>
               <w:t>Learning reflection, career connection, next steps</w:t>
             </w:r>
           </w:p>
@@ -6219,12 +4105,6 @@
           </w:tcPr>
           <w:p>
             <w:r/>
-            <w:r>
-              <w:rPr>
-                <w:b w:val="0"/>
-                <w:sz w:val="17"/>
-              </w:rPr>
-            </w:r>
           </w:p>
         </w:tc>
         <w:tc>
@@ -6234,12 +4114,6 @@
           </w:tcPr>
           <w:p>
             <w:r/>
-            <w:r>
-              <w:rPr>
-                <w:b w:val="0"/>
-                <w:sz w:val="17"/>
-              </w:rPr>
-            </w:r>
           </w:p>
         </w:tc>
       </w:tr>
@@ -6282,12 +4156,7 @@
             <w:shd w:fill="D9EAF7"/>
           </w:tcPr>
           <w:p>
-            <w:r/>
             <w:r>
-              <w:rPr>
-                <w:b/>
-                <w:sz w:val="17"/>
-              </w:rPr>
               <w:t>Achievement Range</w:t>
             </w:r>
           </w:p>
@@ -6299,12 +4168,7 @@
             <w:shd w:fill="D9EAF7"/>
           </w:tcPr>
           <w:p>
-            <w:r/>
             <w:r>
-              <w:rPr>
-                <w:b/>
-                <w:sz w:val="17"/>
-              </w:rPr>
               <w:t>Possible Strength Comment</w:t>
             </w:r>
           </w:p>
@@ -6316,12 +4180,7 @@
             <w:shd w:fill="D9EAF7"/>
           </w:tcPr>
           <w:p>
-            <w:r/>
             <w:r>
-              <w:rPr>
-                <w:b/>
-                <w:sz w:val="17"/>
-              </w:rPr>
               <w:t>Possible Next Step Comment</w:t>
             </w:r>
           </w:p>
@@ -6334,12 +4193,7 @@
             <w:vAlign w:val="top"/>
           </w:tcPr>
           <w:p>
-            <w:r/>
             <w:r>
-              <w:rPr>
-                <w:b w:val="0"/>
-                <w:sz w:val="17"/>
-              </w:rPr>
               <w:t>Level 4 / High Achievement</w:t>
             </w:r>
           </w:p>
@@ -6350,13 +4204,8 @@
             <w:vAlign w:val="top"/>
           </w:tcPr>
           <w:p>
-            <w:r/>
             <w:r>
-              <w:rPr>
-                <w:b w:val="0"/>
-                <w:sz w:val="17"/>
-              </w:rPr>
-              <w:t>[Student] demonstrates strong understanding of the engineering design process and consistently applies safe, thoughtful, and effective prototyping practices. Documentation is detailed and shows clear evidence of testing, revision, and responsible AI use.</w:t>
+              <w:t>student demonstrates strong understanding of the engineering design process and consistently applies safe, thoughtful, and effective prototyping practices. Documentation is detailed and shows clear evidence of testing, revision, and responsible AI use.</w:t>
             </w:r>
           </w:p>
         </w:tc>
@@ -6366,13 +4215,8 @@
             <w:vAlign w:val="top"/>
           </w:tcPr>
           <w:p>
-            <w:r/>
             <w:r>
-              <w:rPr>
-                <w:b w:val="0"/>
-                <w:sz w:val="17"/>
-              </w:rPr>
-              <w:t>To extend learning, [student] should pursue more advanced design constraints, deeper technical testing, or a more complex automation component in future projects.</w:t>
+              <w:t>To extend learning, student should pursue more advanced design constraints, deeper technical testing, or a more complex automation component in future projects.</w:t>
             </w:r>
           </w:p>
         </w:tc>
@@ -6384,12 +4228,7 @@
             <w:vAlign w:val="top"/>
           </w:tcPr>
           <w:p>
-            <w:r/>
             <w:r>
-              <w:rPr>
-                <w:b w:val="0"/>
-                <w:sz w:val="17"/>
-              </w:rPr>
               <w:t>Level 3 / Provincial Standard</w:t>
             </w:r>
           </w:p>
@@ -6400,13 +4239,8 @@
             <w:vAlign w:val="top"/>
           </w:tcPr>
           <w:p>
-            <w:r/>
             <w:r>
-              <w:rPr>
-                <w:b w:val="0"/>
-                <w:sz w:val="17"/>
-              </w:rPr>
-              <w:t>[Student] demonstrates considerable understanding of tools, safety, measurement, design planning, and project documentation. Work generally meets expectations and shows appropriate use of AI as a support tool.</w:t>
+              <w:t>student demonstrates considerable understanding of tools, safety, measurement, design planning, and project documentation. Work generally meets expectations and shows appropriate use of AI as a support tool.</w:t>
             </w:r>
           </w:p>
         </w:tc>
@@ -6416,12 +4250,7 @@
             <w:vAlign w:val="top"/>
           </w:tcPr>
           <w:p>
-            <w:r/>
             <w:r>
-              <w:rPr>
-                <w:b w:val="0"/>
-                <w:sz w:val="17"/>
-              </w:rPr>
               <w:t>Next steps include providing more detailed testing data, strengthening design justification, and improving consistency in portfolio documentation.</w:t>
             </w:r>
           </w:p>
@@ -6434,12 +4263,7 @@
             <w:vAlign w:val="top"/>
           </w:tcPr>
           <w:p>
-            <w:r/>
             <w:r>
-              <w:rPr>
-                <w:b w:val="0"/>
-                <w:sz w:val="17"/>
-              </w:rPr>
               <w:t>Level 2 / Approaching Standard</w:t>
             </w:r>
           </w:p>
@@ -6450,13 +4274,8 @@
             <w:vAlign w:val="top"/>
           </w:tcPr>
           <w:p>
-            <w:r/>
             <w:r>
-              <w:rPr>
-                <w:b w:val="0"/>
-                <w:sz w:val="17"/>
-              </w:rPr>
-              <w:t>[Student] demonstrates some understanding of course concepts and can complete guided design and technology tasks with support. Project work shows developing skill in safety, documentation, and technical communication.</w:t>
+              <w:t>student demonstrates some understanding of course concepts and can complete guided design and technology tasks with support. Project work shows developing skill in safety, documentation, and technical communication.</w:t>
             </w:r>
           </w:p>
         </w:tc>
@@ -6466,12 +4285,7 @@
             <w:vAlign w:val="top"/>
           </w:tcPr>
           <w:p>
-            <w:r/>
             <w:r>
-              <w:rPr>
-                <w:b w:val="0"/>
-                <w:sz w:val="17"/>
-              </w:rPr>
               <w:t>Next steps include using feedback earlier in the design process, completing AI Use Logs more consistently, and improving the accuracy of measurements and testing records.</w:t>
             </w:r>
           </w:p>
@@ -6484,12 +4298,7 @@
             <w:vAlign w:val="top"/>
           </w:tcPr>
           <w:p>
-            <w:r/>
             <w:r>
-              <w:rPr>
-                <w:b w:val="0"/>
-                <w:sz w:val="17"/>
-              </w:rPr>
               <w:t>Level 1 / Limited Achievement</w:t>
             </w:r>
           </w:p>
@@ -6500,13 +4309,8 @@
             <w:vAlign w:val="top"/>
           </w:tcPr>
           <w:p>
-            <w:r/>
             <w:r>
-              <w:rPr>
-                <w:b w:val="0"/>
-                <w:sz w:val="17"/>
-              </w:rPr>
-              <w:t>[Student] demonstrates limited but emerging understanding of TAS2O expectations. With teacher support, [student] is beginning to apply safety rules, design steps, and basic technical skills.</w:t>
+              <w:t>student demonstrates limited but emerging understanding of TAS2O expectations. With teacher support, student is beginning to apply safety rules, design steps, and basic technical skills.</w:t>
             </w:r>
           </w:p>
         </w:tc>
@@ -6516,12 +4320,7 @@
             <w:vAlign w:val="top"/>
           </w:tcPr>
           <w:p>
-            <w:r/>
             <w:r>
-              <w:rPr>
-                <w:b w:val="0"/>
-                <w:sz w:val="17"/>
-              </w:rPr>
               <w:t>Next steps include attending to safety procedures, completing required portfolio evidence, asking for help during work periods, and revising incomplete or unclear project documentation.</w:t>
             </w:r>
           </w:p>
@@ -6534,12 +4333,7 @@
             <w:vAlign w:val="top"/>
           </w:tcPr>
           <w:p>
-            <w:r/>
             <w:r>
-              <w:rPr>
-                <w:b w:val="0"/>
-                <w:sz w:val="17"/>
-              </w:rPr>
               <w:t>Insufficient Evidence / At Risk</w:t>
             </w:r>
           </w:p>
@@ -6550,13 +4344,8 @@
             <w:vAlign w:val="top"/>
           </w:tcPr>
           <w:p>
-            <w:r/>
             <w:r>
-              <w:rPr>
-                <w:b w:val="0"/>
-                <w:sz w:val="17"/>
-              </w:rPr>
-              <w:t>At this point, there is insufficient evidence to fully assess [student]'s achievement in several course expectations. Additional evidence is required through completed assignments, demonstrations, and portfolio submissions.</w:t>
+              <w:t>At this point, there is insufficient evidence to fully assess student's achievement in several course expectations. Additional evidence is required through completed assignments, demonstrations, and portfolio submissions.</w:t>
             </w:r>
           </w:p>
         </w:tc>
@@ -6566,12 +4355,7 @@
             <w:vAlign w:val="top"/>
           </w:tcPr>
           <w:p>
-            <w:r/>
             <w:r>
-              <w:rPr>
-                <w:b w:val="0"/>
-                <w:sz w:val="17"/>
-              </w:rPr>
               <w:t>Immediate next steps include completing missing safety documentation, submitting process work, attending teacher conferences, and demonstrating understanding without relying on unverified AI output.</w:t>
             </w:r>
           </w:p>
@@ -6611,12 +4395,7 @@
             <w:shd w:fill="D9EAF7"/>
           </w:tcPr>
           <w:p>
-            <w:r/>
             <w:r>
-              <w:rPr>
-                <w:b/>
-                <w:sz w:val="17"/>
-              </w:rPr>
               <w:t>Learning Skill</w:t>
             </w:r>
           </w:p>
@@ -6628,12 +4407,7 @@
             <w:shd w:fill="D9EAF7"/>
           </w:tcPr>
           <w:p>
-            <w:r/>
             <w:r>
-              <w:rPr>
-                <w:b/>
-                <w:sz w:val="17"/>
-              </w:rPr>
               <w:t>Look-fors in TAS2O</w:t>
             </w:r>
           </w:p>
@@ -6645,12 +4419,7 @@
             <w:shd w:fill="D9EAF7"/>
           </w:tcPr>
           <w:p>
-            <w:r/>
             <w:r>
-              <w:rPr>
-                <w:b/>
-                <w:sz w:val="17"/>
-              </w:rPr>
               <w:t>Evidence Sources</w:t>
             </w:r>
           </w:p>
@@ -6663,12 +4432,7 @@
             <w:vAlign w:val="top"/>
           </w:tcPr>
           <w:p>
-            <w:r/>
             <w:r>
-              <w:rPr>
-                <w:b w:val="0"/>
-                <w:sz w:val="17"/>
-              </w:rPr>
               <w:t>Responsibility</w:t>
             </w:r>
           </w:p>
@@ -6679,12 +4443,7 @@
             <w:vAlign w:val="top"/>
           </w:tcPr>
           <w:p>
-            <w:r/>
             <w:r>
-              <w:rPr>
-                <w:b w:val="0"/>
-                <w:sz w:val="17"/>
-              </w:rPr>
               <w:t>Completes safety requirements, submits logs and prototypes, follows tool rules</w:t>
             </w:r>
           </w:p>
@@ -6695,12 +4454,7 @@
             <w:vAlign w:val="top"/>
           </w:tcPr>
           <w:p>
-            <w:r/>
             <w:r>
-              <w:rPr>
-                <w:b w:val="0"/>
-                <w:sz w:val="17"/>
-              </w:rPr>
               <w:t>Safety contract, assignment submissions, teacher observation</w:t>
             </w:r>
           </w:p>
@@ -6713,12 +4467,7 @@
             <w:vAlign w:val="top"/>
           </w:tcPr>
           <w:p>
-            <w:r/>
             <w:r>
-              <w:rPr>
-                <w:b w:val="0"/>
-                <w:sz w:val="17"/>
-              </w:rPr>
               <w:t>Organization</w:t>
             </w:r>
           </w:p>
@@ -6729,12 +4478,7 @@
             <w:vAlign w:val="top"/>
           </w:tcPr>
           <w:p>
-            <w:r/>
             <w:r>
-              <w:rPr>
-                <w:b w:val="0"/>
-                <w:sz w:val="17"/>
-              </w:rPr>
               <w:t>Maintains portfolio, tracks materials, plans project steps</w:t>
             </w:r>
           </w:p>
@@ -6745,12 +4489,7 @@
             <w:vAlign w:val="top"/>
           </w:tcPr>
           <w:p>
-            <w:r/>
             <w:r>
-              <w:rPr>
-                <w:b w:val="0"/>
-                <w:sz w:val="17"/>
-              </w:rPr>
               <w:t>Portfolio checklist, project calendar, materials list</w:t>
             </w:r>
           </w:p>
@@ -6763,12 +4502,7 @@
             <w:vAlign w:val="top"/>
           </w:tcPr>
           <w:p>
-            <w:r/>
             <w:r>
-              <w:rPr>
-                <w:b w:val="0"/>
-                <w:sz w:val="17"/>
-              </w:rPr>
               <w:t>Independent Work</w:t>
             </w:r>
           </w:p>
@@ -6779,12 +4513,7 @@
             <w:vAlign w:val="top"/>
           </w:tcPr>
           <w:p>
-            <w:r/>
             <w:r>
-              <w:rPr>
-                <w:b w:val="0"/>
-                <w:sz w:val="17"/>
-              </w:rPr>
               <w:t>Uses work periods productively, troubleshoots before asking for answers</w:t>
             </w:r>
           </w:p>
@@ -6795,12 +4524,7 @@
             <w:vAlign w:val="top"/>
           </w:tcPr>
           <w:p>
-            <w:r/>
             <w:r>
-              <w:rPr>
-                <w:b w:val="0"/>
-                <w:sz w:val="17"/>
-              </w:rPr>
               <w:t>Work period logs, debugging log, teacher conferences</w:t>
             </w:r>
           </w:p>
@@ -6813,12 +4537,7 @@
             <w:vAlign w:val="top"/>
           </w:tcPr>
           <w:p>
-            <w:r/>
             <w:r>
-              <w:rPr>
-                <w:b w:val="0"/>
-                <w:sz w:val="17"/>
-              </w:rPr>
               <w:t>Collaboration</w:t>
             </w:r>
           </w:p>
@@ -6829,12 +4548,7 @@
             <w:vAlign w:val="top"/>
           </w:tcPr>
           <w:p>
-            <w:r/>
             <w:r>
-              <w:rPr>
-                <w:b w:val="0"/>
-                <w:sz w:val="17"/>
-              </w:rPr>
               <w:t>Shares tools safely, contributes to group testing, gives peer feedback</w:t>
             </w:r>
           </w:p>
@@ -6845,12 +4559,7 @@
             <w:vAlign w:val="top"/>
           </w:tcPr>
           <w:p>
-            <w:r/>
             <w:r>
-              <w:rPr>
-                <w:b w:val="0"/>
-                <w:sz w:val="17"/>
-              </w:rPr>
               <w:t>Peer critique forms, group observation notes</w:t>
             </w:r>
           </w:p>
@@ -6863,12 +4572,7 @@
             <w:vAlign w:val="top"/>
           </w:tcPr>
           <w:p>
-            <w:r/>
             <w:r>
-              <w:rPr>
-                <w:b w:val="0"/>
-                <w:sz w:val="17"/>
-              </w:rPr>
               <w:t>Initiative</w:t>
             </w:r>
           </w:p>
@@ -6879,12 +4583,7 @@
             <w:vAlign w:val="top"/>
           </w:tcPr>
           <w:p>
-            <w:r/>
             <w:r>
-              <w:rPr>
-                <w:b w:val="0"/>
-                <w:sz w:val="17"/>
-              </w:rPr>
               <w:t>Improves prototypes, researches solutions, tests alternatives</w:t>
             </w:r>
           </w:p>
@@ -6895,12 +4594,7 @@
             <w:vAlign w:val="top"/>
           </w:tcPr>
           <w:p>
-            <w:r/>
             <w:r>
-              <w:rPr>
-                <w:b w:val="0"/>
-                <w:sz w:val="17"/>
-              </w:rPr>
               <w:t>Iteration records, additional testing, extension work</w:t>
             </w:r>
           </w:p>
@@ -6913,12 +4607,7 @@
             <w:vAlign w:val="top"/>
           </w:tcPr>
           <w:p>
-            <w:r/>
             <w:r>
-              <w:rPr>
-                <w:b w:val="0"/>
-                <w:sz w:val="17"/>
-              </w:rPr>
               <w:t>Self-Regulation</w:t>
             </w:r>
           </w:p>
@@ -6929,12 +4618,7 @@
             <w:vAlign w:val="top"/>
           </w:tcPr>
           <w:p>
-            <w:r/>
             <w:r>
-              <w:rPr>
-                <w:b w:val="0"/>
-                <w:sz w:val="17"/>
-              </w:rPr>
               <w:t>Responds to feedback, documents AI use honestly, manages project deadlines</w:t>
             </w:r>
           </w:p>
@@ -6945,12 +4629,7 @@
             <w:vAlign w:val="top"/>
           </w:tcPr>
           <w:p>
-            <w:r/>
             <w:r>
-              <w:rPr>
-                <w:b w:val="0"/>
-                <w:sz w:val="17"/>
-              </w:rPr>
               <w:t>Reflection, AI Use Log, revision evidence</w:t>
             </w:r>
           </w:p>
@@ -6994,12 +4673,7 @@
             <w:shd w:fill="D9EAF7"/>
           </w:tcPr>
           <w:p>
-            <w:r/>
             <w:r>
-              <w:rPr>
-                <w:b/>
-                <w:sz w:val="17"/>
-              </w:rPr>
               <w:t>Student</w:t>
             </w:r>
           </w:p>
@@ -7011,12 +4685,7 @@
             <w:shd w:fill="D9EAF7"/>
           </w:tcPr>
           <w:p>
-            <w:r/>
             <w:r>
-              <w:rPr>
-                <w:b/>
-                <w:sz w:val="17"/>
-              </w:rPr>
               <w:t>Task</w:t>
             </w:r>
           </w:p>
@@ -7028,12 +4697,7 @@
             <w:shd w:fill="D9EAF7"/>
           </w:tcPr>
           <w:p>
-            <w:r/>
             <w:r>
-              <w:rPr>
-                <w:b/>
-                <w:sz w:val="17"/>
-              </w:rPr>
               <w:t>Issue</w:t>
             </w:r>
           </w:p>
@@ -7045,12 +4709,7 @@
             <w:shd w:fill="D9EAF7"/>
           </w:tcPr>
           <w:p>
-            <w:r/>
             <w:r>
-              <w:rPr>
-                <w:b/>
-                <w:sz w:val="17"/>
-              </w:rPr>
               <w:t>Teacher Action</w:t>
             </w:r>
           </w:p>
@@ -7062,12 +4721,7 @@
             <w:shd w:fill="D9EAF7"/>
           </w:tcPr>
           <w:p>
-            <w:r/>
             <w:r>
-              <w:rPr>
-                <w:b/>
-                <w:sz w:val="17"/>
-              </w:rPr>
               <w:t>Parent / Guardian Contact?</w:t>
             </w:r>
           </w:p>
@@ -7079,12 +4733,7 @@
             <w:shd w:fill="D9EAF7"/>
           </w:tcPr>
           <w:p>
-            <w:r/>
             <w:r>
-              <w:rPr>
-                <w:b/>
-                <w:sz w:val="17"/>
-              </w:rPr>
               <w:t>New Evidence Deadline</w:t>
             </w:r>
           </w:p>
@@ -7096,12 +4745,7 @@
             <w:shd w:fill="D9EAF7"/>
           </w:tcPr>
           <w:p>
-            <w:r/>
             <w:r>
-              <w:rPr>
-                <w:b/>
-                <w:sz w:val="17"/>
-              </w:rPr>
               <w:t>Resolution</w:t>
             </w:r>
           </w:p>
@@ -7115,41 +4759,24 @@
           </w:tcPr>
           <w:p>
             <w:r/>
+          </w:p>
+        </w:tc>
+        <w:tc>
+          <w:tcPr>
+            <w:tcW w:type="dxa" w:w="1872"/>
+            <w:vAlign w:val="top"/>
+          </w:tcPr>
+          <w:p>
+            <w:r/>
+          </w:p>
+        </w:tc>
+        <w:tc>
+          <w:tcPr>
+            <w:tcW w:type="dxa" w:w="1872"/>
+            <w:vAlign w:val="top"/>
+          </w:tcPr>
+          <w:p>
             <w:r>
-              <w:rPr>
-                <w:b w:val="0"/>
-                <w:sz w:val="17"/>
-              </w:rPr>
-            </w:r>
-          </w:p>
-        </w:tc>
-        <w:tc>
-          <w:tcPr>
-            <w:tcW w:type="dxa" w:w="1872"/>
-            <w:vAlign w:val="top"/>
-          </w:tcPr>
-          <w:p>
-            <w:r/>
-            <w:r>
-              <w:rPr>
-                <w:b w:val="0"/>
-                <w:sz w:val="17"/>
-              </w:rPr>
-            </w:r>
-          </w:p>
-        </w:tc>
-        <w:tc>
-          <w:tcPr>
-            <w:tcW w:type="dxa" w:w="1872"/>
-            <w:vAlign w:val="top"/>
-          </w:tcPr>
-          <w:p>
-            <w:r/>
-            <w:r>
-              <w:rPr>
-                <w:b w:val="0"/>
-                <w:sz w:val="17"/>
-              </w:rPr>
               <w:t>Missing / Late / Incomplete / AI evidence concern</w:t>
             </w:r>
           </w:p>
@@ -7161,26 +4788,15 @@
           </w:tcPr>
           <w:p>
             <w:r/>
+          </w:p>
+        </w:tc>
+        <w:tc>
+          <w:tcPr>
+            <w:tcW w:type="dxa" w:w="1584"/>
+            <w:vAlign w:val="top"/>
+          </w:tcPr>
+          <w:p>
             <w:r>
-              <w:rPr>
-                <w:b w:val="0"/>
-                <w:sz w:val="17"/>
-              </w:rPr>
-            </w:r>
-          </w:p>
-        </w:tc>
-        <w:tc>
-          <w:tcPr>
-            <w:tcW w:type="dxa" w:w="1584"/>
-            <w:vAlign w:val="top"/>
-          </w:tcPr>
-          <w:p>
-            <w:r/>
-            <w:r>
-              <w:rPr>
-                <w:b w:val="0"/>
-                <w:sz w:val="17"/>
-              </w:rPr>
               <w:t>Yes / No</w:t>
             </w:r>
           </w:p>
@@ -7192,12 +4808,6 @@
           </w:tcPr>
           <w:p>
             <w:r/>
-            <w:r>
-              <w:rPr>
-                <w:b w:val="0"/>
-                <w:sz w:val="17"/>
-              </w:rPr>
-            </w:r>
           </w:p>
         </w:tc>
         <w:tc>
@@ -7207,12 +4817,6 @@
           </w:tcPr>
           <w:p>
             <w:r/>
-            <w:r>
-              <w:rPr>
-                <w:b w:val="0"/>
-                <w:sz w:val="17"/>
-              </w:rPr>
-            </w:r>
           </w:p>
         </w:tc>
       </w:tr>
@@ -7224,41 +4828,24 @@
           </w:tcPr>
           <w:p>
             <w:r/>
+          </w:p>
+        </w:tc>
+        <w:tc>
+          <w:tcPr>
+            <w:tcW w:type="dxa" w:w="1872"/>
+            <w:vAlign w:val="top"/>
+          </w:tcPr>
+          <w:p>
+            <w:r/>
+          </w:p>
+        </w:tc>
+        <w:tc>
+          <w:tcPr>
+            <w:tcW w:type="dxa" w:w="1872"/>
+            <w:vAlign w:val="top"/>
+          </w:tcPr>
+          <w:p>
             <w:r>
-              <w:rPr>
-                <w:b w:val="0"/>
-                <w:sz w:val="17"/>
-              </w:rPr>
-            </w:r>
-          </w:p>
-        </w:tc>
-        <w:tc>
-          <w:tcPr>
-            <w:tcW w:type="dxa" w:w="1872"/>
-            <w:vAlign w:val="top"/>
-          </w:tcPr>
-          <w:p>
-            <w:r/>
-            <w:r>
-              <w:rPr>
-                <w:b w:val="0"/>
-                <w:sz w:val="17"/>
-              </w:rPr>
-            </w:r>
-          </w:p>
-        </w:tc>
-        <w:tc>
-          <w:tcPr>
-            <w:tcW w:type="dxa" w:w="1872"/>
-            <w:vAlign w:val="top"/>
-          </w:tcPr>
-          <w:p>
-            <w:r/>
-            <w:r>
-              <w:rPr>
-                <w:b w:val="0"/>
-                <w:sz w:val="17"/>
-              </w:rPr>
               <w:t>Missing / Late / Incomplete / AI evidence concern</w:t>
             </w:r>
           </w:p>
@@ -7270,26 +4857,15 @@
           </w:tcPr>
           <w:p>
             <w:r/>
+          </w:p>
+        </w:tc>
+        <w:tc>
+          <w:tcPr>
+            <w:tcW w:type="dxa" w:w="1584"/>
+            <w:vAlign w:val="top"/>
+          </w:tcPr>
+          <w:p>
             <w:r>
-              <w:rPr>
-                <w:b w:val="0"/>
-                <w:sz w:val="17"/>
-              </w:rPr>
-            </w:r>
-          </w:p>
-        </w:tc>
-        <w:tc>
-          <w:tcPr>
-            <w:tcW w:type="dxa" w:w="1584"/>
-            <w:vAlign w:val="top"/>
-          </w:tcPr>
-          <w:p>
-            <w:r/>
-            <w:r>
-              <w:rPr>
-                <w:b w:val="0"/>
-                <w:sz w:val="17"/>
-              </w:rPr>
               <w:t>Yes / No</w:t>
             </w:r>
           </w:p>
@@ -7301,12 +4877,6 @@
           </w:tcPr>
           <w:p>
             <w:r/>
-            <w:r>
-              <w:rPr>
-                <w:b w:val="0"/>
-                <w:sz w:val="17"/>
-              </w:rPr>
-            </w:r>
           </w:p>
         </w:tc>
         <w:tc>
@@ -7316,12 +4886,6 @@
           </w:tcPr>
           <w:p>
             <w:r/>
-            <w:r>
-              <w:rPr>
-                <w:b w:val="0"/>
-                <w:sz w:val="17"/>
-              </w:rPr>
-            </w:r>
           </w:p>
         </w:tc>
       </w:tr>
@@ -7333,41 +4897,24 @@
           </w:tcPr>
           <w:p>
             <w:r/>
+          </w:p>
+        </w:tc>
+        <w:tc>
+          <w:tcPr>
+            <w:tcW w:type="dxa" w:w="1872"/>
+            <w:vAlign w:val="top"/>
+          </w:tcPr>
+          <w:p>
+            <w:r/>
+          </w:p>
+        </w:tc>
+        <w:tc>
+          <w:tcPr>
+            <w:tcW w:type="dxa" w:w="1872"/>
+            <w:vAlign w:val="top"/>
+          </w:tcPr>
+          <w:p>
             <w:r>
-              <w:rPr>
-                <w:b w:val="0"/>
-                <w:sz w:val="17"/>
-              </w:rPr>
-            </w:r>
-          </w:p>
-        </w:tc>
-        <w:tc>
-          <w:tcPr>
-            <w:tcW w:type="dxa" w:w="1872"/>
-            <w:vAlign w:val="top"/>
-          </w:tcPr>
-          <w:p>
-            <w:r/>
-            <w:r>
-              <w:rPr>
-                <w:b w:val="0"/>
-                <w:sz w:val="17"/>
-              </w:rPr>
-            </w:r>
-          </w:p>
-        </w:tc>
-        <w:tc>
-          <w:tcPr>
-            <w:tcW w:type="dxa" w:w="1872"/>
-            <w:vAlign w:val="top"/>
-          </w:tcPr>
-          <w:p>
-            <w:r/>
-            <w:r>
-              <w:rPr>
-                <w:b w:val="0"/>
-                <w:sz w:val="17"/>
-              </w:rPr>
               <w:t>Missing / Late / Incomplete / AI evidence concern</w:t>
             </w:r>
           </w:p>
@@ -7379,26 +4926,15 @@
           </w:tcPr>
           <w:p>
             <w:r/>
+          </w:p>
+        </w:tc>
+        <w:tc>
+          <w:tcPr>
+            <w:tcW w:type="dxa" w:w="1584"/>
+            <w:vAlign w:val="top"/>
+          </w:tcPr>
+          <w:p>
             <w:r>
-              <w:rPr>
-                <w:b w:val="0"/>
-                <w:sz w:val="17"/>
-              </w:rPr>
-            </w:r>
-          </w:p>
-        </w:tc>
-        <w:tc>
-          <w:tcPr>
-            <w:tcW w:type="dxa" w:w="1584"/>
-            <w:vAlign w:val="top"/>
-          </w:tcPr>
-          <w:p>
-            <w:r/>
-            <w:r>
-              <w:rPr>
-                <w:b w:val="0"/>
-                <w:sz w:val="17"/>
-              </w:rPr>
               <w:t>Yes / No</w:t>
             </w:r>
           </w:p>
@@ -7410,12 +4946,6 @@
           </w:tcPr>
           <w:p>
             <w:r/>
-            <w:r>
-              <w:rPr>
-                <w:b w:val="0"/>
-                <w:sz w:val="17"/>
-              </w:rPr>
-            </w:r>
           </w:p>
         </w:tc>
         <w:tc>
@@ -7425,12 +4955,6 @@
           </w:tcPr>
           <w:p>
             <w:r/>
-            <w:r>
-              <w:rPr>
-                <w:b w:val="0"/>
-                <w:sz w:val="17"/>
-              </w:rPr>
-            </w:r>
           </w:p>
         </w:tc>
       </w:tr>
@@ -7442,41 +4966,24 @@
           </w:tcPr>
           <w:p>
             <w:r/>
+          </w:p>
+        </w:tc>
+        <w:tc>
+          <w:tcPr>
+            <w:tcW w:type="dxa" w:w="1872"/>
+            <w:vAlign w:val="top"/>
+          </w:tcPr>
+          <w:p>
+            <w:r/>
+          </w:p>
+        </w:tc>
+        <w:tc>
+          <w:tcPr>
+            <w:tcW w:type="dxa" w:w="1872"/>
+            <w:vAlign w:val="top"/>
+          </w:tcPr>
+          <w:p>
             <w:r>
-              <w:rPr>
-                <w:b w:val="0"/>
-                <w:sz w:val="17"/>
-              </w:rPr>
-            </w:r>
-          </w:p>
-        </w:tc>
-        <w:tc>
-          <w:tcPr>
-            <w:tcW w:type="dxa" w:w="1872"/>
-            <w:vAlign w:val="top"/>
-          </w:tcPr>
-          <w:p>
-            <w:r/>
-            <w:r>
-              <w:rPr>
-                <w:b w:val="0"/>
-                <w:sz w:val="17"/>
-              </w:rPr>
-            </w:r>
-          </w:p>
-        </w:tc>
-        <w:tc>
-          <w:tcPr>
-            <w:tcW w:type="dxa" w:w="1872"/>
-            <w:vAlign w:val="top"/>
-          </w:tcPr>
-          <w:p>
-            <w:r/>
-            <w:r>
-              <w:rPr>
-                <w:b w:val="0"/>
-                <w:sz w:val="17"/>
-              </w:rPr>
               <w:t>Missing / Late / Incomplete / AI evidence concern</w:t>
             </w:r>
           </w:p>
@@ -7488,26 +4995,15 @@
           </w:tcPr>
           <w:p>
             <w:r/>
+          </w:p>
+        </w:tc>
+        <w:tc>
+          <w:tcPr>
+            <w:tcW w:type="dxa" w:w="1584"/>
+            <w:vAlign w:val="top"/>
+          </w:tcPr>
+          <w:p>
             <w:r>
-              <w:rPr>
-                <w:b w:val="0"/>
-                <w:sz w:val="17"/>
-              </w:rPr>
-            </w:r>
-          </w:p>
-        </w:tc>
-        <w:tc>
-          <w:tcPr>
-            <w:tcW w:type="dxa" w:w="1584"/>
-            <w:vAlign w:val="top"/>
-          </w:tcPr>
-          <w:p>
-            <w:r/>
-            <w:r>
-              <w:rPr>
-                <w:b w:val="0"/>
-                <w:sz w:val="17"/>
-              </w:rPr>
               <w:t>Yes / No</w:t>
             </w:r>
           </w:p>
@@ -7519,12 +5015,6 @@
           </w:tcPr>
           <w:p>
             <w:r/>
-            <w:r>
-              <w:rPr>
-                <w:b w:val="0"/>
-                <w:sz w:val="17"/>
-              </w:rPr>
-            </w:r>
           </w:p>
         </w:tc>
         <w:tc>
@@ -7534,12 +5024,6 @@
           </w:tcPr>
           <w:p>
             <w:r/>
-            <w:r>
-              <w:rPr>
-                <w:b w:val="0"/>
-                <w:sz w:val="17"/>
-              </w:rPr>
-            </w:r>
           </w:p>
         </w:tc>
       </w:tr>
@@ -7585,12 +5069,7 @@
             <w:shd w:fill="D9EAF7"/>
           </w:tcPr>
           <w:p>
-            <w:r/>
             <w:r>
-              <w:rPr>
-                <w:b/>
-                <w:sz w:val="17"/>
-              </w:rPr>
               <w:t>Date</w:t>
             </w:r>
           </w:p>
@@ -7602,12 +5081,7 @@
             <w:shd w:fill="D9EAF7"/>
           </w:tcPr>
           <w:p>
-            <w:r/>
             <w:r>
-              <w:rPr>
-                <w:b/>
-                <w:sz w:val="17"/>
-              </w:rPr>
               <w:t>Student</w:t>
             </w:r>
           </w:p>
@@ -7619,12 +5093,7 @@
             <w:shd w:fill="D9EAF7"/>
           </w:tcPr>
           <w:p>
-            <w:r/>
             <w:r>
-              <w:rPr>
-                <w:b/>
-                <w:sz w:val="17"/>
-              </w:rPr>
               <w:t>Project / Task</w:t>
             </w:r>
           </w:p>
@@ -7636,12 +5105,7 @@
             <w:shd w:fill="D9EAF7"/>
           </w:tcPr>
           <w:p>
-            <w:r/>
             <w:r>
-              <w:rPr>
-                <w:b/>
-                <w:sz w:val="17"/>
-              </w:rPr>
               <w:t>Questions Asked</w:t>
             </w:r>
           </w:p>
@@ -7653,12 +5117,7 @@
             <w:shd w:fill="D9EAF7"/>
           </w:tcPr>
           <w:p>
-            <w:r/>
             <w:r>
-              <w:rPr>
-                <w:b/>
-                <w:sz w:val="17"/>
-              </w:rPr>
               <w:t>Student Demonstrated Understanding?</w:t>
             </w:r>
           </w:p>
@@ -7670,12 +5129,7 @@
             <w:shd w:fill="D9EAF7"/>
           </w:tcPr>
           <w:p>
-            <w:r/>
             <w:r>
-              <w:rPr>
-                <w:b/>
-                <w:sz w:val="17"/>
-              </w:rPr>
               <w:t>Follow-up Needed</w:t>
             </w:r>
           </w:p>
@@ -7689,71 +5143,42 @@
           </w:tcPr>
           <w:p>
             <w:r/>
+          </w:p>
+        </w:tc>
+        <w:tc>
+          <w:tcPr>
+            <w:tcW w:type="dxa" w:w="1440"/>
+            <w:vAlign w:val="top"/>
+          </w:tcPr>
+          <w:p>
+            <w:r/>
+          </w:p>
+        </w:tc>
+        <w:tc>
+          <w:tcPr>
+            <w:tcW w:type="dxa" w:w="1728"/>
+            <w:vAlign w:val="top"/>
+          </w:tcPr>
+          <w:p>
+            <w:r/>
+          </w:p>
+        </w:tc>
+        <w:tc>
+          <w:tcPr>
+            <w:tcW w:type="dxa" w:w="3456"/>
+            <w:vAlign w:val="top"/>
+          </w:tcPr>
+          <w:p>
+            <w:r/>
+          </w:p>
+        </w:tc>
+        <w:tc>
+          <w:tcPr>
+            <w:tcW w:type="dxa" w:w="1872"/>
+            <w:vAlign w:val="top"/>
+          </w:tcPr>
+          <w:p>
             <w:r>
-              <w:rPr>
-                <w:b w:val="0"/>
-                <w:sz w:val="17"/>
-              </w:rPr>
-            </w:r>
-          </w:p>
-        </w:tc>
-        <w:tc>
-          <w:tcPr>
-            <w:tcW w:type="dxa" w:w="1440"/>
-            <w:vAlign w:val="top"/>
-          </w:tcPr>
-          <w:p>
-            <w:r/>
-            <w:r>
-              <w:rPr>
-                <w:b w:val="0"/>
-                <w:sz w:val="17"/>
-              </w:rPr>
-            </w:r>
-          </w:p>
-        </w:tc>
-        <w:tc>
-          <w:tcPr>
-            <w:tcW w:type="dxa" w:w="1728"/>
-            <w:vAlign w:val="top"/>
-          </w:tcPr>
-          <w:p>
-            <w:r/>
-            <w:r>
-              <w:rPr>
-                <w:b w:val="0"/>
-                <w:sz w:val="17"/>
-              </w:rPr>
-            </w:r>
-          </w:p>
-        </w:tc>
-        <w:tc>
-          <w:tcPr>
-            <w:tcW w:type="dxa" w:w="3456"/>
-            <w:vAlign w:val="top"/>
-          </w:tcPr>
-          <w:p>
-            <w:r/>
-            <w:r>
-              <w:rPr>
-                <w:b w:val="0"/>
-                <w:sz w:val="17"/>
-              </w:rPr>
-            </w:r>
-          </w:p>
-        </w:tc>
-        <w:tc>
-          <w:tcPr>
-            <w:tcW w:type="dxa" w:w="1872"/>
-            <w:vAlign w:val="top"/>
-          </w:tcPr>
-          <w:p>
-            <w:r/>
-            <w:r>
-              <w:rPr>
-                <w:b w:val="0"/>
-                <w:sz w:val="17"/>
-              </w:rPr>
               <w:t>Yes / Partial / No</w:t>
             </w:r>
           </w:p>
@@ -7765,12 +5190,6 @@
           </w:tcPr>
           <w:p>
             <w:r/>
-            <w:r>
-              <w:rPr>
-                <w:b w:val="0"/>
-                <w:sz w:val="17"/>
-              </w:rPr>
-            </w:r>
           </w:p>
         </w:tc>
       </w:tr>
@@ -7782,71 +5201,42 @@
           </w:tcPr>
           <w:p>
             <w:r/>
+          </w:p>
+        </w:tc>
+        <w:tc>
+          <w:tcPr>
+            <w:tcW w:type="dxa" w:w="1440"/>
+            <w:vAlign w:val="top"/>
+          </w:tcPr>
+          <w:p>
+            <w:r/>
+          </w:p>
+        </w:tc>
+        <w:tc>
+          <w:tcPr>
+            <w:tcW w:type="dxa" w:w="1728"/>
+            <w:vAlign w:val="top"/>
+          </w:tcPr>
+          <w:p>
+            <w:r/>
+          </w:p>
+        </w:tc>
+        <w:tc>
+          <w:tcPr>
+            <w:tcW w:type="dxa" w:w="3456"/>
+            <w:vAlign w:val="top"/>
+          </w:tcPr>
+          <w:p>
+            <w:r/>
+          </w:p>
+        </w:tc>
+        <w:tc>
+          <w:tcPr>
+            <w:tcW w:type="dxa" w:w="1872"/>
+            <w:vAlign w:val="top"/>
+          </w:tcPr>
+          <w:p>
             <w:r>
-              <w:rPr>
-                <w:b w:val="0"/>
-                <w:sz w:val="17"/>
-              </w:rPr>
-            </w:r>
-          </w:p>
-        </w:tc>
-        <w:tc>
-          <w:tcPr>
-            <w:tcW w:type="dxa" w:w="1440"/>
-            <w:vAlign w:val="top"/>
-          </w:tcPr>
-          <w:p>
-            <w:r/>
-            <w:r>
-              <w:rPr>
-                <w:b w:val="0"/>
-                <w:sz w:val="17"/>
-              </w:rPr>
-            </w:r>
-          </w:p>
-        </w:tc>
-        <w:tc>
-          <w:tcPr>
-            <w:tcW w:type="dxa" w:w="1728"/>
-            <w:vAlign w:val="top"/>
-          </w:tcPr>
-          <w:p>
-            <w:r/>
-            <w:r>
-              <w:rPr>
-                <w:b w:val="0"/>
-                <w:sz w:val="17"/>
-              </w:rPr>
-            </w:r>
-          </w:p>
-        </w:tc>
-        <w:tc>
-          <w:tcPr>
-            <w:tcW w:type="dxa" w:w="3456"/>
-            <w:vAlign w:val="top"/>
-          </w:tcPr>
-          <w:p>
-            <w:r/>
-            <w:r>
-              <w:rPr>
-                <w:b w:val="0"/>
-                <w:sz w:val="17"/>
-              </w:rPr>
-            </w:r>
-          </w:p>
-        </w:tc>
-        <w:tc>
-          <w:tcPr>
-            <w:tcW w:type="dxa" w:w="1872"/>
-            <w:vAlign w:val="top"/>
-          </w:tcPr>
-          <w:p>
-            <w:r/>
-            <w:r>
-              <w:rPr>
-                <w:b w:val="0"/>
-                <w:sz w:val="17"/>
-              </w:rPr>
               <w:t>Yes / Partial / No</w:t>
             </w:r>
           </w:p>
@@ -7858,12 +5248,6 @@
           </w:tcPr>
           <w:p>
             <w:r/>
-            <w:r>
-              <w:rPr>
-                <w:b w:val="0"/>
-                <w:sz w:val="17"/>
-              </w:rPr>
-            </w:r>
           </w:p>
         </w:tc>
       </w:tr>
@@ -7875,71 +5259,42 @@
           </w:tcPr>
           <w:p>
             <w:r/>
+          </w:p>
+        </w:tc>
+        <w:tc>
+          <w:tcPr>
+            <w:tcW w:type="dxa" w:w="1440"/>
+            <w:vAlign w:val="top"/>
+          </w:tcPr>
+          <w:p>
+            <w:r/>
+          </w:p>
+        </w:tc>
+        <w:tc>
+          <w:tcPr>
+            <w:tcW w:type="dxa" w:w="1728"/>
+            <w:vAlign w:val="top"/>
+          </w:tcPr>
+          <w:p>
+            <w:r/>
+          </w:p>
+        </w:tc>
+        <w:tc>
+          <w:tcPr>
+            <w:tcW w:type="dxa" w:w="3456"/>
+            <w:vAlign w:val="top"/>
+          </w:tcPr>
+          <w:p>
+            <w:r/>
+          </w:p>
+        </w:tc>
+        <w:tc>
+          <w:tcPr>
+            <w:tcW w:type="dxa" w:w="1872"/>
+            <w:vAlign w:val="top"/>
+          </w:tcPr>
+          <w:p>
             <w:r>
-              <w:rPr>
-                <w:b w:val="0"/>
-                <w:sz w:val="17"/>
-              </w:rPr>
-            </w:r>
-          </w:p>
-        </w:tc>
-        <w:tc>
-          <w:tcPr>
-            <w:tcW w:type="dxa" w:w="1440"/>
-            <w:vAlign w:val="top"/>
-          </w:tcPr>
-          <w:p>
-            <w:r/>
-            <w:r>
-              <w:rPr>
-                <w:b w:val="0"/>
-                <w:sz w:val="17"/>
-              </w:rPr>
-            </w:r>
-          </w:p>
-        </w:tc>
-        <w:tc>
-          <w:tcPr>
-            <w:tcW w:type="dxa" w:w="1728"/>
-            <w:vAlign w:val="top"/>
-          </w:tcPr>
-          <w:p>
-            <w:r/>
-            <w:r>
-              <w:rPr>
-                <w:b w:val="0"/>
-                <w:sz w:val="17"/>
-              </w:rPr>
-            </w:r>
-          </w:p>
-        </w:tc>
-        <w:tc>
-          <w:tcPr>
-            <w:tcW w:type="dxa" w:w="3456"/>
-            <w:vAlign w:val="top"/>
-          </w:tcPr>
-          <w:p>
-            <w:r/>
-            <w:r>
-              <w:rPr>
-                <w:b w:val="0"/>
-                <w:sz w:val="17"/>
-              </w:rPr>
-            </w:r>
-          </w:p>
-        </w:tc>
-        <w:tc>
-          <w:tcPr>
-            <w:tcW w:type="dxa" w:w="1872"/>
-            <w:vAlign w:val="top"/>
-          </w:tcPr>
-          <w:p>
-            <w:r/>
-            <w:r>
-              <w:rPr>
-                <w:b w:val="0"/>
-                <w:sz w:val="17"/>
-              </w:rPr>
               <w:t>Yes / Partial / No</w:t>
             </w:r>
           </w:p>
@@ -7951,12 +5306,6 @@
           </w:tcPr>
           <w:p>
             <w:r/>
-            <w:r>
-              <w:rPr>
-                <w:b w:val="0"/>
-                <w:sz w:val="17"/>
-              </w:rPr>
-            </w:r>
           </w:p>
         </w:tc>
       </w:tr>
@@ -7968,71 +5317,42 @@
           </w:tcPr>
           <w:p>
             <w:r/>
+          </w:p>
+        </w:tc>
+        <w:tc>
+          <w:tcPr>
+            <w:tcW w:type="dxa" w:w="1440"/>
+            <w:vAlign w:val="top"/>
+          </w:tcPr>
+          <w:p>
+            <w:r/>
+          </w:p>
+        </w:tc>
+        <w:tc>
+          <w:tcPr>
+            <w:tcW w:type="dxa" w:w="1728"/>
+            <w:vAlign w:val="top"/>
+          </w:tcPr>
+          <w:p>
+            <w:r/>
+          </w:p>
+        </w:tc>
+        <w:tc>
+          <w:tcPr>
+            <w:tcW w:type="dxa" w:w="3456"/>
+            <w:vAlign w:val="top"/>
+          </w:tcPr>
+          <w:p>
+            <w:r/>
+          </w:p>
+        </w:tc>
+        <w:tc>
+          <w:tcPr>
+            <w:tcW w:type="dxa" w:w="1872"/>
+            <w:vAlign w:val="top"/>
+          </w:tcPr>
+          <w:p>
             <w:r>
-              <w:rPr>
-                <w:b w:val="0"/>
-                <w:sz w:val="17"/>
-              </w:rPr>
-            </w:r>
-          </w:p>
-        </w:tc>
-        <w:tc>
-          <w:tcPr>
-            <w:tcW w:type="dxa" w:w="1440"/>
-            <w:vAlign w:val="top"/>
-          </w:tcPr>
-          <w:p>
-            <w:r/>
-            <w:r>
-              <w:rPr>
-                <w:b w:val="0"/>
-                <w:sz w:val="17"/>
-              </w:rPr>
-            </w:r>
-          </w:p>
-        </w:tc>
-        <w:tc>
-          <w:tcPr>
-            <w:tcW w:type="dxa" w:w="1728"/>
-            <w:vAlign w:val="top"/>
-          </w:tcPr>
-          <w:p>
-            <w:r/>
-            <w:r>
-              <w:rPr>
-                <w:b w:val="0"/>
-                <w:sz w:val="17"/>
-              </w:rPr>
-            </w:r>
-          </w:p>
-        </w:tc>
-        <w:tc>
-          <w:tcPr>
-            <w:tcW w:type="dxa" w:w="3456"/>
-            <w:vAlign w:val="top"/>
-          </w:tcPr>
-          <w:p>
-            <w:r/>
-            <w:r>
-              <w:rPr>
-                <w:b w:val="0"/>
-                <w:sz w:val="17"/>
-              </w:rPr>
-            </w:r>
-          </w:p>
-        </w:tc>
-        <w:tc>
-          <w:tcPr>
-            <w:tcW w:type="dxa" w:w="1872"/>
-            <w:vAlign w:val="top"/>
-          </w:tcPr>
-          <w:p>
-            <w:r/>
-            <w:r>
-              <w:rPr>
-                <w:b w:val="0"/>
-                <w:sz w:val="17"/>
-              </w:rPr>
               <w:t>Yes / Partial / No</w:t>
             </w:r>
           </w:p>
@@ -8044,12 +5364,6 @@
           </w:tcPr>
           <w:p>
             <w:r/>
-            <w:r>
-              <w:rPr>
-                <w:b w:val="0"/>
-                <w:sz w:val="17"/>
-              </w:rPr>
-            </w:r>
           </w:p>
         </w:tc>
       </w:tr>
@@ -8092,12 +5406,7 @@
             <w:shd w:fill="D9EAF7"/>
           </w:tcPr>
           <w:p>
-            <w:r/>
             <w:r>
-              <w:rPr>
-                <w:b/>
-                <w:sz w:val="17"/>
-              </w:rPr>
               <w:t>Student</w:t>
             </w:r>
           </w:p>
@@ -8109,12 +5418,7 @@
             <w:shd w:fill="D9EAF7"/>
           </w:tcPr>
           <w:p>
-            <w:r/>
             <w:r>
-              <w:rPr>
-                <w:b/>
-                <w:sz w:val="17"/>
-              </w:rPr>
               <w:t>Prototype Demo Completed</w:t>
             </w:r>
           </w:p>
@@ -8126,12 +5430,7 @@
             <w:shd w:fill="D9EAF7"/>
           </w:tcPr>
           <w:p>
-            <w:r/>
             <w:r>
-              <w:rPr>
-                <w:b/>
-                <w:sz w:val="17"/>
-              </w:rPr>
               <w:t>Portfolio Submitted</w:t>
             </w:r>
           </w:p>
@@ -8143,12 +5442,7 @@
             <w:shd w:fill="D9EAF7"/>
           </w:tcPr>
           <w:p>
-            <w:r/>
             <w:r>
-              <w:rPr>
-                <w:b/>
-                <w:sz w:val="17"/>
-              </w:rPr>
               <w:t>Presentation Completed</w:t>
             </w:r>
           </w:p>
@@ -8160,12 +5454,7 @@
             <w:shd w:fill="D9EAF7"/>
           </w:tcPr>
           <w:p>
-            <w:r/>
             <w:r>
-              <w:rPr>
-                <w:b/>
-                <w:sz w:val="17"/>
-              </w:rPr>
               <w:t>AI Logs Complete</w:t>
             </w:r>
           </w:p>
@@ -8177,12 +5466,7 @@
             <w:shd w:fill="D9EAF7"/>
           </w:tcPr>
           <w:p>
-            <w:r/>
             <w:r>
-              <w:rPr>
-                <w:b/>
-                <w:sz w:val="17"/>
-              </w:rPr>
               <w:t>Safety Evidence Complete</w:t>
             </w:r>
           </w:p>
@@ -8194,12 +5478,7 @@
             <w:shd w:fill="D9EAF7"/>
           </w:tcPr>
           <w:p>
-            <w:r/>
             <w:r>
-              <w:rPr>
-                <w:b/>
-                <w:sz w:val="17"/>
-              </w:rPr>
               <w:t>Final Mark</w:t>
             </w:r>
           </w:p>
@@ -8211,12 +5490,7 @@
             <w:shd w:fill="D9EAF7"/>
           </w:tcPr>
           <w:p>
-            <w:r/>
             <w:r>
-              <w:rPr>
-                <w:b/>
-                <w:sz w:val="17"/>
-              </w:rPr>
               <w:t>Teacher Initial</w:t>
             </w:r>
           </w:p>
@@ -8230,26 +5504,15 @@
           </w:tcPr>
           <w:p>
             <w:r/>
+          </w:p>
+        </w:tc>
+        <w:tc>
+          <w:tcPr>
+            <w:tcW w:type="dxa" w:w="1440"/>
+            <w:vAlign w:val="top"/>
+          </w:tcPr>
+          <w:p>
             <w:r>
-              <w:rPr>
-                <w:b w:val="0"/>
-                <w:sz w:val="17"/>
-              </w:rPr>
-            </w:r>
-          </w:p>
-        </w:tc>
-        <w:tc>
-          <w:tcPr>
-            <w:tcW w:type="dxa" w:w="1440"/>
-            <w:vAlign w:val="top"/>
-          </w:tcPr>
-          <w:p>
-            <w:r/>
-            <w:r>
-              <w:rPr>
-                <w:b w:val="0"/>
-                <w:sz w:val="17"/>
-              </w:rPr>
               <w:t>Yes / No</w:t>
             </w:r>
           </w:p>
@@ -8260,12 +5523,7 @@
             <w:vAlign w:val="top"/>
           </w:tcPr>
           <w:p>
-            <w:r/>
             <w:r>
-              <w:rPr>
-                <w:b w:val="0"/>
-                <w:sz w:val="17"/>
-              </w:rPr>
               <w:t>Yes / No</w:t>
             </w:r>
           </w:p>
@@ -8276,12 +5534,7 @@
             <w:vAlign w:val="top"/>
           </w:tcPr>
           <w:p>
-            <w:r/>
             <w:r>
-              <w:rPr>
-                <w:b w:val="0"/>
-                <w:sz w:val="17"/>
-              </w:rPr>
               <w:t>Yes / No</w:t>
             </w:r>
           </w:p>
@@ -8292,12 +5545,7 @@
             <w:vAlign w:val="top"/>
           </w:tcPr>
           <w:p>
-            <w:r/>
             <w:r>
-              <w:rPr>
-                <w:b w:val="0"/>
-                <w:sz w:val="17"/>
-              </w:rPr>
               <w:t>Yes / No</w:t>
             </w:r>
           </w:p>
@@ -8308,12 +5556,7 @@
             <w:vAlign w:val="top"/>
           </w:tcPr>
           <w:p>
-            <w:r/>
             <w:r>
-              <w:rPr>
-                <w:b w:val="0"/>
-                <w:sz w:val="17"/>
-              </w:rPr>
               <w:t>Yes / No</w:t>
             </w:r>
           </w:p>
@@ -8325,12 +5568,6 @@
           </w:tcPr>
           <w:p>
             <w:r/>
-            <w:r>
-              <w:rPr>
-                <w:b w:val="0"/>
-                <w:sz w:val="17"/>
-              </w:rPr>
-            </w:r>
           </w:p>
         </w:tc>
         <w:tc>
@@ -8340,12 +5577,6 @@
           </w:tcPr>
           <w:p>
             <w:r/>
-            <w:r>
-              <w:rPr>
-                <w:b w:val="0"/>
-                <w:sz w:val="17"/>
-              </w:rPr>
-            </w:r>
           </w:p>
         </w:tc>
       </w:tr>
@@ -8357,26 +5588,15 @@
           </w:tcPr>
           <w:p>
             <w:r/>
+          </w:p>
+        </w:tc>
+        <w:tc>
+          <w:tcPr>
+            <w:tcW w:type="dxa" w:w="1440"/>
+            <w:vAlign w:val="top"/>
+          </w:tcPr>
+          <w:p>
             <w:r>
-              <w:rPr>
-                <w:b w:val="0"/>
-                <w:sz w:val="17"/>
-              </w:rPr>
-            </w:r>
-          </w:p>
-        </w:tc>
-        <w:tc>
-          <w:tcPr>
-            <w:tcW w:type="dxa" w:w="1440"/>
-            <w:vAlign w:val="top"/>
-          </w:tcPr>
-          <w:p>
-            <w:r/>
-            <w:r>
-              <w:rPr>
-                <w:b w:val="0"/>
-                <w:sz w:val="17"/>
-              </w:rPr>
               <w:t>Yes / No</w:t>
             </w:r>
           </w:p>
@@ -8387,12 +5607,7 @@
             <w:vAlign w:val="top"/>
           </w:tcPr>
           <w:p>
-            <w:r/>
             <w:r>
-              <w:rPr>
-                <w:b w:val="0"/>
-                <w:sz w:val="17"/>
-              </w:rPr>
               <w:t>Yes / No</w:t>
             </w:r>
           </w:p>
@@ -8403,12 +5618,7 @@
             <w:vAlign w:val="top"/>
           </w:tcPr>
           <w:p>
-            <w:r/>
             <w:r>
-              <w:rPr>
-                <w:b w:val="0"/>
-                <w:sz w:val="17"/>
-              </w:rPr>
               <w:t>Yes / No</w:t>
             </w:r>
           </w:p>
@@ -8419,12 +5629,7 @@
             <w:vAlign w:val="top"/>
           </w:tcPr>
           <w:p>
-            <w:r/>
             <w:r>
-              <w:rPr>
-                <w:b w:val="0"/>
-                <w:sz w:val="17"/>
-              </w:rPr>
               <w:t>Yes / No</w:t>
             </w:r>
           </w:p>
@@ -8435,12 +5640,7 @@
             <w:vAlign w:val="top"/>
           </w:tcPr>
           <w:p>
-            <w:r/>
             <w:r>
-              <w:rPr>
-                <w:b w:val="0"/>
-                <w:sz w:val="17"/>
-              </w:rPr>
               <w:t>Yes / No</w:t>
             </w:r>
           </w:p>
@@ -8452,12 +5652,6 @@
           </w:tcPr>
           <w:p>
             <w:r/>
-            <w:r>
-              <w:rPr>
-                <w:b w:val="0"/>
-                <w:sz w:val="17"/>
-              </w:rPr>
-            </w:r>
           </w:p>
         </w:tc>
         <w:tc>
@@ -8467,12 +5661,6 @@
           </w:tcPr>
           <w:p>
             <w:r/>
-            <w:r>
-              <w:rPr>
-                <w:b w:val="0"/>
-                <w:sz w:val="17"/>
-              </w:rPr>
-            </w:r>
           </w:p>
         </w:tc>
       </w:tr>
@@ -8484,26 +5672,15 @@
           </w:tcPr>
           <w:p>
             <w:r/>
+          </w:p>
+        </w:tc>
+        <w:tc>
+          <w:tcPr>
+            <w:tcW w:type="dxa" w:w="1440"/>
+            <w:vAlign w:val="top"/>
+          </w:tcPr>
+          <w:p>
             <w:r>
-              <w:rPr>
-                <w:b w:val="0"/>
-                <w:sz w:val="17"/>
-              </w:rPr>
-            </w:r>
-          </w:p>
-        </w:tc>
-        <w:tc>
-          <w:tcPr>
-            <w:tcW w:type="dxa" w:w="1440"/>
-            <w:vAlign w:val="top"/>
-          </w:tcPr>
-          <w:p>
-            <w:r/>
-            <w:r>
-              <w:rPr>
-                <w:b w:val="0"/>
-                <w:sz w:val="17"/>
-              </w:rPr>
               <w:t>Yes / No</w:t>
             </w:r>
           </w:p>
@@ -8514,12 +5691,7 @@
             <w:vAlign w:val="top"/>
           </w:tcPr>
           <w:p>
-            <w:r/>
             <w:r>
-              <w:rPr>
-                <w:b w:val="0"/>
-                <w:sz w:val="17"/>
-              </w:rPr>
               <w:t>Yes / No</w:t>
             </w:r>
           </w:p>
@@ -8530,12 +5702,7 @@
             <w:vAlign w:val="top"/>
           </w:tcPr>
           <w:p>
-            <w:r/>
             <w:r>
-              <w:rPr>
-                <w:b w:val="0"/>
-                <w:sz w:val="17"/>
-              </w:rPr>
               <w:t>Yes / No</w:t>
             </w:r>
           </w:p>
@@ -8546,12 +5713,7 @@
             <w:vAlign w:val="top"/>
           </w:tcPr>
           <w:p>
-            <w:r/>
             <w:r>
-              <w:rPr>
-                <w:b w:val="0"/>
-                <w:sz w:val="17"/>
-              </w:rPr>
               <w:t>Yes / No</w:t>
             </w:r>
           </w:p>
@@ -8562,12 +5724,7 @@
             <w:vAlign w:val="top"/>
           </w:tcPr>
           <w:p>
-            <w:r/>
             <w:r>
-              <w:rPr>
-                <w:b w:val="0"/>
-                <w:sz w:val="17"/>
-              </w:rPr>
               <w:t>Yes / No</w:t>
             </w:r>
           </w:p>
@@ -8579,12 +5736,6 @@
           </w:tcPr>
           <w:p>
             <w:r/>
-            <w:r>
-              <w:rPr>
-                <w:b w:val="0"/>
-                <w:sz w:val="17"/>
-              </w:rPr>
-            </w:r>
           </w:p>
         </w:tc>
         <w:tc>
@@ -8594,12 +5745,6 @@
           </w:tcPr>
           <w:p>
             <w:r/>
-            <w:r>
-              <w:rPr>
-                <w:b w:val="0"/>
-                <w:sz w:val="17"/>
-              </w:rPr>
-            </w:r>
           </w:p>
         </w:tc>
       </w:tr>
@@ -8611,26 +5756,15 @@
           </w:tcPr>
           <w:p>
             <w:r/>
+          </w:p>
+        </w:tc>
+        <w:tc>
+          <w:tcPr>
+            <w:tcW w:type="dxa" w:w="1440"/>
+            <w:vAlign w:val="top"/>
+          </w:tcPr>
+          <w:p>
             <w:r>
-              <w:rPr>
-                <w:b w:val="0"/>
-                <w:sz w:val="17"/>
-              </w:rPr>
-            </w:r>
-          </w:p>
-        </w:tc>
-        <w:tc>
-          <w:tcPr>
-            <w:tcW w:type="dxa" w:w="1440"/>
-            <w:vAlign w:val="top"/>
-          </w:tcPr>
-          <w:p>
-            <w:r/>
-            <w:r>
-              <w:rPr>
-                <w:b w:val="0"/>
-                <w:sz w:val="17"/>
-              </w:rPr>
               <w:t>Yes / No</w:t>
             </w:r>
           </w:p>
@@ -8641,12 +5775,7 @@
             <w:vAlign w:val="top"/>
           </w:tcPr>
           <w:p>
-            <w:r/>
             <w:r>
-              <w:rPr>
-                <w:b w:val="0"/>
-                <w:sz w:val="17"/>
-              </w:rPr>
               <w:t>Yes / No</w:t>
             </w:r>
           </w:p>
@@ -8657,12 +5786,7 @@
             <w:vAlign w:val="top"/>
           </w:tcPr>
           <w:p>
-            <w:r/>
             <w:r>
-              <w:rPr>
-                <w:b w:val="0"/>
-                <w:sz w:val="17"/>
-              </w:rPr>
               <w:t>Yes / No</w:t>
             </w:r>
           </w:p>
@@ -8673,12 +5797,7 @@
             <w:vAlign w:val="top"/>
           </w:tcPr>
           <w:p>
-            <w:r/>
             <w:r>
-              <w:rPr>
-                <w:b w:val="0"/>
-                <w:sz w:val="17"/>
-              </w:rPr>
               <w:t>Yes / No</w:t>
             </w:r>
           </w:p>
@@ -8689,12 +5808,7 @@
             <w:vAlign w:val="top"/>
           </w:tcPr>
           <w:p>
-            <w:r/>
             <w:r>
-              <w:rPr>
-                <w:b w:val="0"/>
-                <w:sz w:val="17"/>
-              </w:rPr>
               <w:t>Yes / No</w:t>
             </w:r>
           </w:p>
@@ -8706,12 +5820,6 @@
           </w:tcPr>
           <w:p>
             <w:r/>
-            <w:r>
-              <w:rPr>
-                <w:b w:val="0"/>
-                <w:sz w:val="17"/>
-              </w:rPr>
-            </w:r>
           </w:p>
         </w:tc>
         <w:tc>
@@ -8721,12 +5829,6 @@
           </w:tcPr>
           <w:p>
             <w:r/>
-            <w:r>
-              <w:rPr>
-                <w:b w:val="0"/>
-                <w:sz w:val="17"/>
-              </w:rPr>
-            </w:r>
           </w:p>
         </w:tc>
       </w:tr>
@@ -8738,26 +5840,15 @@
           </w:tcPr>
           <w:p>
             <w:r/>
+          </w:p>
+        </w:tc>
+        <w:tc>
+          <w:tcPr>
+            <w:tcW w:type="dxa" w:w="1440"/>
+            <w:vAlign w:val="top"/>
+          </w:tcPr>
+          <w:p>
             <w:r>
-              <w:rPr>
-                <w:b w:val="0"/>
-                <w:sz w:val="17"/>
-              </w:rPr>
-            </w:r>
-          </w:p>
-        </w:tc>
-        <w:tc>
-          <w:tcPr>
-            <w:tcW w:type="dxa" w:w="1440"/>
-            <w:vAlign w:val="top"/>
-          </w:tcPr>
-          <w:p>
-            <w:r/>
-            <w:r>
-              <w:rPr>
-                <w:b w:val="0"/>
-                <w:sz w:val="17"/>
-              </w:rPr>
               <w:t>Yes / No</w:t>
             </w:r>
           </w:p>
@@ -8768,12 +5859,7 @@
             <w:vAlign w:val="top"/>
           </w:tcPr>
           <w:p>
-            <w:r/>
             <w:r>
-              <w:rPr>
-                <w:b w:val="0"/>
-                <w:sz w:val="17"/>
-              </w:rPr>
               <w:t>Yes / No</w:t>
             </w:r>
           </w:p>
@@ -8784,12 +5870,7 @@
             <w:vAlign w:val="top"/>
           </w:tcPr>
           <w:p>
-            <w:r/>
             <w:r>
-              <w:rPr>
-                <w:b w:val="0"/>
-                <w:sz w:val="17"/>
-              </w:rPr>
               <w:t>Yes / No</w:t>
             </w:r>
           </w:p>
@@ -8800,12 +5881,7 @@
             <w:vAlign w:val="top"/>
           </w:tcPr>
           <w:p>
-            <w:r/>
             <w:r>
-              <w:rPr>
-                <w:b w:val="0"/>
-                <w:sz w:val="17"/>
-              </w:rPr>
               <w:t>Yes / No</w:t>
             </w:r>
           </w:p>
@@ -8816,12 +5892,7 @@
             <w:vAlign w:val="top"/>
           </w:tcPr>
           <w:p>
-            <w:r/>
             <w:r>
-              <w:rPr>
-                <w:b w:val="0"/>
-                <w:sz w:val="17"/>
-              </w:rPr>
               <w:t>Yes / No</w:t>
             </w:r>
           </w:p>
@@ -8833,12 +5904,6 @@
           </w:tcPr>
           <w:p>
             <w:r/>
-            <w:r>
-              <w:rPr>
-                <w:b w:val="0"/>
-                <w:sz w:val="17"/>
-              </w:rPr>
-            </w:r>
           </w:p>
         </w:tc>
         <w:tc>
@@ -8848,12 +5913,6 @@
           </w:tcPr>
           <w:p>
             <w:r/>
-            <w:r>
-              <w:rPr>
-                <w:b w:val="0"/>
-                <w:sz w:val="17"/>
-              </w:rPr>
-            </w:r>
           </w:p>
         </w:tc>
       </w:tr>
@@ -8892,12 +5951,7 @@
             <w:shd w:fill="D9EAF7"/>
           </w:tcPr>
           <w:p>
-            <w:r/>
             <w:r>
-              <w:rPr>
-                <w:b/>
-                <w:sz w:val="17"/>
-              </w:rPr>
               <w:t>Record / Evidence</w:t>
             </w:r>
           </w:p>
@@ -8909,12 +5963,7 @@
             <w:shd w:fill="D9EAF7"/>
           </w:tcPr>
           <w:p>
-            <w:r/>
             <w:r>
-              <w:rPr>
-                <w:b/>
-                <w:sz w:val="17"/>
-              </w:rPr>
               <w:t>Location</w:t>
             </w:r>
           </w:p>
@@ -8926,12 +5975,7 @@
             <w:shd w:fill="D9EAF7"/>
           </w:tcPr>
           <w:p>
-            <w:r/>
             <w:r>
-              <w:rPr>
-                <w:b/>
-                <w:sz w:val="17"/>
-              </w:rPr>
               <w:t>Prepared?</w:t>
             </w:r>
           </w:p>
@@ -8943,12 +5987,7 @@
             <w:shd w:fill="D9EAF7"/>
           </w:tcPr>
           <w:p>
-            <w:r/>
             <w:r>
-              <w:rPr>
-                <w:b/>
-                <w:sz w:val="17"/>
-              </w:rPr>
               <w:t>Notes</w:t>
             </w:r>
           </w:p>
@@ -8961,12 +6000,7 @@
             <w:vAlign w:val="top"/>
           </w:tcPr>
           <w:p>
-            <w:r/>
             <w:r>
-              <w:rPr>
-                <w:b w:val="0"/>
-                <w:sz w:val="17"/>
-              </w:rPr>
               <w:t>Course outline and course calendar entry</w:t>
             </w:r>
           </w:p>
@@ -8977,12 +6011,7 @@
             <w:vAlign w:val="top"/>
           </w:tcPr>
           <w:p>
-            <w:r/>
             <w:r>
-              <w:rPr>
-                <w:b w:val="0"/>
-                <w:sz w:val="17"/>
-              </w:rPr>
               <w:t>00_Ministry_Submission</w:t>
             </w:r>
           </w:p>
@@ -8993,12 +6022,7 @@
             <w:vAlign w:val="top"/>
           </w:tcPr>
           <w:p>
-            <w:r/>
             <w:r>
-              <w:rPr>
-                <w:b w:val="0"/>
-                <w:sz w:val="17"/>
-              </w:rPr>
               <w:t>Yes / No</w:t>
             </w:r>
           </w:p>
@@ -9010,12 +6034,6 @@
           </w:tcPr>
           <w:p>
             <w:r/>
-            <w:r>
-              <w:rPr>
-                <w:b w:val="0"/>
-                <w:sz w:val="17"/>
-              </w:rPr>
-            </w:r>
           </w:p>
         </w:tc>
       </w:tr>
@@ -9026,12 +6044,7 @@
             <w:vAlign w:val="top"/>
           </w:tcPr>
           <w:p>
-            <w:r/>
             <w:r>
-              <w:rPr>
-                <w:b w:val="0"/>
-                <w:sz w:val="17"/>
-              </w:rPr>
               <w:t>110-hour pacing guide and timetable</w:t>
             </w:r>
           </w:p>
@@ -9042,12 +6055,7 @@
             <w:vAlign w:val="top"/>
           </w:tcPr>
           <w:p>
-            <w:r/>
             <w:r>
-              <w:rPr>
-                <w:b w:val="0"/>
-                <w:sz w:val="17"/>
-              </w:rPr>
               <w:t>00_Ministry_Submission</w:t>
             </w:r>
           </w:p>
@@ -9058,12 +6066,7 @@
             <w:vAlign w:val="top"/>
           </w:tcPr>
           <w:p>
-            <w:r/>
             <w:r>
-              <w:rPr>
-                <w:b w:val="0"/>
-                <w:sz w:val="17"/>
-              </w:rPr>
               <w:t>Yes / No</w:t>
             </w:r>
           </w:p>
@@ -9075,12 +6078,6 @@
           </w:tcPr>
           <w:p>
             <w:r/>
-            <w:r>
-              <w:rPr>
-                <w:b w:val="0"/>
-                <w:sz w:val="17"/>
-              </w:rPr>
-            </w:r>
           </w:p>
         </w:tc>
       </w:tr>
@@ -9091,12 +6088,7 @@
             <w:vAlign w:val="top"/>
           </w:tcPr>
           <w:p>
-            <w:r/>
             <w:r>
-              <w:rPr>
-                <w:b w:val="0"/>
-                <w:sz w:val="17"/>
-              </w:rPr>
               <w:t>Curriculum mapping and expectation coverage chart</w:t>
             </w:r>
           </w:p>
@@ -9107,12 +6099,7 @@
             <w:vAlign w:val="top"/>
           </w:tcPr>
           <w:p>
-            <w:r/>
             <w:r>
-              <w:rPr>
-                <w:b w:val="0"/>
-                <w:sz w:val="17"/>
-              </w:rPr>
               <w:t>01_Curriculum_Mapping</w:t>
             </w:r>
           </w:p>
@@ -9123,12 +6110,7 @@
             <w:vAlign w:val="top"/>
           </w:tcPr>
           <w:p>
-            <w:r/>
             <w:r>
-              <w:rPr>
-                <w:b w:val="0"/>
-                <w:sz w:val="17"/>
-              </w:rPr>
               <w:t>Yes / No</w:t>
             </w:r>
           </w:p>
@@ -9140,12 +6122,6 @@
           </w:tcPr>
           <w:p>
             <w:r/>
-            <w:r>
-              <w:rPr>
-                <w:b w:val="0"/>
-                <w:sz w:val="17"/>
-              </w:rPr>
-            </w:r>
           </w:p>
         </w:tc>
       </w:tr>
@@ -9156,12 +6132,7 @@
             <w:vAlign w:val="top"/>
           </w:tcPr>
           <w:p>
-            <w:r/>
             <w:r>
-              <w:rPr>
-                <w:b w:val="0"/>
-                <w:sz w:val="17"/>
-              </w:rPr>
               <w:t>Unit plans and lesson samples</w:t>
             </w:r>
           </w:p>
@@ -9172,12 +6143,7 @@
             <w:vAlign w:val="top"/>
           </w:tcPr>
           <w:p>
-            <w:r/>
             <w:r>
-              <w:rPr>
-                <w:b w:val="0"/>
-                <w:sz w:val="17"/>
-              </w:rPr>
               <w:t>02_Unit_Plans</w:t>
             </w:r>
           </w:p>
@@ -9188,12 +6154,7 @@
             <w:vAlign w:val="top"/>
           </w:tcPr>
           <w:p>
-            <w:r/>
             <w:r>
-              <w:rPr>
-                <w:b w:val="0"/>
-                <w:sz w:val="17"/>
-              </w:rPr>
               <w:t>Yes / No</w:t>
             </w:r>
           </w:p>
@@ -9205,12 +6166,6 @@
           </w:tcPr>
           <w:p>
             <w:r/>
-            <w:r>
-              <w:rPr>
-                <w:b w:val="0"/>
-                <w:sz w:val="17"/>
-              </w:rPr>
-            </w:r>
           </w:p>
         </w:tc>
       </w:tr>
@@ -9221,12 +6176,7 @@
             <w:vAlign w:val="top"/>
           </w:tcPr>
           <w:p>
-            <w:r/>
             <w:r>
-              <w:rPr>
-                <w:b w:val="0"/>
-                <w:sz w:val="17"/>
-              </w:rPr>
               <w:t>Major assignments and rubrics</w:t>
             </w:r>
           </w:p>
@@ -9237,12 +6187,7 @@
             <w:vAlign w:val="top"/>
           </w:tcPr>
           <w:p>
-            <w:r/>
             <w:r>
-              <w:rPr>
-                <w:b w:val="0"/>
-                <w:sz w:val="17"/>
-              </w:rPr>
               <w:t>03_Assignments / 04_Rubrics</w:t>
             </w:r>
           </w:p>
@@ -9253,12 +6198,7 @@
             <w:vAlign w:val="top"/>
           </w:tcPr>
           <w:p>
-            <w:r/>
             <w:r>
-              <w:rPr>
-                <w:b w:val="0"/>
-                <w:sz w:val="17"/>
-              </w:rPr>
               <w:t>Yes / No</w:t>
             </w:r>
           </w:p>
@@ -9270,12 +6210,6 @@
           </w:tcPr>
           <w:p>
             <w:r/>
-            <w:r>
-              <w:rPr>
-                <w:b w:val="0"/>
-                <w:sz w:val="17"/>
-              </w:rPr>
-            </w:r>
           </w:p>
         </w:tc>
       </w:tr>
@@ -9286,12 +6220,7 @@
             <w:vAlign w:val="top"/>
           </w:tcPr>
           <w:p>
-            <w:r/>
             <w:r>
-              <w:rPr>
-                <w:b w:val="0"/>
-                <w:sz w:val="17"/>
-              </w:rPr>
               <w:t>Safety contracts and safety training records</w:t>
             </w:r>
           </w:p>
@@ -9302,12 +6231,7 @@
             <w:vAlign w:val="top"/>
           </w:tcPr>
           <w:p>
-            <w:r/>
             <w:r>
-              <w:rPr>
-                <w:b w:val="0"/>
-                <w:sz w:val="17"/>
-              </w:rPr>
               <w:t>05_Safety</w:t>
             </w:r>
           </w:p>
@@ -9318,12 +6242,7 @@
             <w:vAlign w:val="top"/>
           </w:tcPr>
           <w:p>
-            <w:r/>
             <w:r>
-              <w:rPr>
-                <w:b w:val="0"/>
-                <w:sz w:val="17"/>
-              </w:rPr>
               <w:t>Yes / No</w:t>
             </w:r>
           </w:p>
@@ -9335,12 +6254,6 @@
           </w:tcPr>
           <w:p>
             <w:r/>
-            <w:r>
-              <w:rPr>
-                <w:b w:val="0"/>
-                <w:sz w:val="17"/>
-              </w:rPr>
-            </w:r>
           </w:p>
         </w:tc>
       </w:tr>
@@ -9351,12 +6264,7 @@
             <w:vAlign w:val="top"/>
           </w:tcPr>
           <w:p>
-            <w:r/>
             <w:r>
-              <w:rPr>
-                <w:b w:val="0"/>
-                <w:sz w:val="17"/>
-              </w:rPr>
               <w:t>AI policy acknowledgements and AI Use Logs</w:t>
             </w:r>
           </w:p>
@@ -9367,12 +6275,7 @@
             <w:vAlign w:val="top"/>
           </w:tcPr>
           <w:p>
-            <w:r/>
             <w:r>
-              <w:rPr>
-                <w:b w:val="0"/>
-                <w:sz w:val="17"/>
-              </w:rPr>
               <w:t>06_AI_Policy</w:t>
             </w:r>
           </w:p>
@@ -9383,12 +6286,7 @@
             <w:vAlign w:val="top"/>
           </w:tcPr>
           <w:p>
-            <w:r/>
             <w:r>
-              <w:rPr>
-                <w:b w:val="0"/>
-                <w:sz w:val="17"/>
-              </w:rPr>
               <w:t>Yes / No</w:t>
             </w:r>
           </w:p>
@@ -9400,12 +6298,6 @@
           </w:tcPr>
           <w:p>
             <w:r/>
-            <w:r>
-              <w:rPr>
-                <w:b w:val="0"/>
-                <w:sz w:val="17"/>
-              </w:rPr>
-            </w:r>
           </w:p>
         </w:tc>
       </w:tr>
@@ -9416,12 +6308,7 @@
             <w:vAlign w:val="top"/>
           </w:tcPr>
           <w:p>
-            <w:r/>
             <w:r>
-              <w:rPr>
-                <w:b w:val="0"/>
-                <w:sz w:val="17"/>
-              </w:rPr>
               <w:t>Markbook and final grade calculation records</w:t>
             </w:r>
           </w:p>
@@ -9432,12 +6319,7 @@
             <w:vAlign w:val="top"/>
           </w:tcPr>
           <w:p>
-            <w:r/>
             <w:r>
-              <w:rPr>
-                <w:b w:val="0"/>
-                <w:sz w:val="17"/>
-              </w:rPr>
               <w:t>07_Assessment_Records</w:t>
             </w:r>
           </w:p>
@@ -9448,12 +6330,7 @@
             <w:vAlign w:val="top"/>
           </w:tcPr>
           <w:p>
-            <w:r/>
             <w:r>
-              <w:rPr>
-                <w:b w:val="0"/>
-                <w:sz w:val="17"/>
-              </w:rPr>
               <w:t>Yes / No</w:t>
             </w:r>
           </w:p>
@@ -9465,12 +6342,6 @@
           </w:tcPr>
           <w:p>
             <w:r/>
-            <w:r>
-              <w:rPr>
-                <w:b w:val="0"/>
-                <w:sz w:val="17"/>
-              </w:rPr>
-            </w:r>
           </w:p>
         </w:tc>
       </w:tr>
@@ -9481,12 +6352,7 @@
             <w:vAlign w:val="top"/>
           </w:tcPr>
           <w:p>
-            <w:r/>
             <w:r>
-              <w:rPr>
-                <w:b w:val="0"/>
-                <w:sz w:val="17"/>
-              </w:rPr>
               <w:t>Report card comments and communication records</w:t>
             </w:r>
           </w:p>
@@ -9497,12 +6363,7 @@
             <w:vAlign w:val="top"/>
           </w:tcPr>
           <w:p>
-            <w:r/>
             <w:r>
-              <w:rPr>
-                <w:b w:val="0"/>
-                <w:sz w:val="17"/>
-              </w:rPr>
               <w:t>07_Assessment_Records</w:t>
             </w:r>
           </w:p>
@@ -9513,12 +6374,7 @@
             <w:vAlign w:val="top"/>
           </w:tcPr>
           <w:p>
-            <w:r/>
             <w:r>
-              <w:rPr>
-                <w:b w:val="0"/>
-                <w:sz w:val="17"/>
-              </w:rPr>
               <w:t>Yes / No</w:t>
             </w:r>
           </w:p>
@@ -9530,12 +6386,6 @@
           </w:tcPr>
           <w:p>
             <w:r/>
-            <w:r>
-              <w:rPr>
-                <w:b w:val="0"/>
-                <w:sz w:val="17"/>
-              </w:rPr>
-            </w:r>
           </w:p>
         </w:tc>
       </w:tr>
@@ -9546,12 +6396,7 @@
             <w:vAlign w:val="top"/>
           </w:tcPr>
           <w:p>
-            <w:r/>
             <w:r>
-              <w:rPr>
-                <w:b w:val="0"/>
-                <w:sz w:val="17"/>
-              </w:rPr>
               <w:t>Student work samples: high, medium, low, and revised work</w:t>
             </w:r>
           </w:p>
@@ -9562,12 +6407,7 @@
             <w:vAlign w:val="top"/>
           </w:tcPr>
           <w:p>
-            <w:r/>
             <w:r>
-              <w:rPr>
-                <w:b w:val="0"/>
-                <w:sz w:val="17"/>
-              </w:rPr>
               <w:t>08_Student_Work_Samples</w:t>
             </w:r>
           </w:p>
@@ -9578,12 +6418,7 @@
             <w:vAlign w:val="top"/>
           </w:tcPr>
           <w:p>
-            <w:r/>
             <w:r>
-              <w:rPr>
-                <w:b w:val="0"/>
-                <w:sz w:val="17"/>
-              </w:rPr>
               <w:t>Yes / No</w:t>
             </w:r>
           </w:p>
@@ -9595,12 +6430,6 @@
           </w:tcPr>
           <w:p>
             <w:r/>
-            <w:r>
-              <w:rPr>
-                <w:b w:val="0"/>
-                <w:sz w:val="17"/>
-              </w:rPr>
-            </w:r>
           </w:p>
         </w:tc>
       </w:tr>
@@ -9611,12 +6440,7 @@
             <w:vAlign w:val="top"/>
           </w:tcPr>
           <w:p>
-            <w:r/>
             <w:r>
-              <w:rPr>
-                <w:b w:val="0"/>
-                <w:sz w:val="17"/>
-              </w:rPr>
               <w:t>Final evaluation evidence</w:t>
             </w:r>
           </w:p>
@@ -9627,12 +6451,7 @@
             <w:vAlign w:val="top"/>
           </w:tcPr>
           <w:p>
-            <w:r/>
             <w:r>
-              <w:rPr>
-                <w:b w:val="0"/>
-                <w:sz w:val="17"/>
-              </w:rPr>
               <w:t>08_Student_Work_Samples / Capstone</w:t>
             </w:r>
           </w:p>
@@ -9643,12 +6462,7 @@
             <w:vAlign w:val="top"/>
           </w:tcPr>
           <w:p>
-            <w:r/>
             <w:r>
-              <w:rPr>
-                <w:b w:val="0"/>
-                <w:sz w:val="17"/>
-              </w:rPr>
               <w:t>Yes / No</w:t>
             </w:r>
           </w:p>
@@ -9660,12 +6474,6 @@
           </w:tcPr>
           <w:p>
             <w:r/>
-            <w:r>
-              <w:rPr>
-                <w:b w:val="0"/>
-                <w:sz w:val="17"/>
-              </w:rPr>
-            </w:r>
           </w:p>
         </w:tc>
       </w:tr>
@@ -9745,12 +6553,7 @@
             <w:shd w:fill="D9EAF7"/>
           </w:tcPr>
           <w:p>
-            <w:r/>
             <w:r>
-              <w:rPr>
-                <w:b/>
-                <w:sz w:val="17"/>
-              </w:rPr>
               <w:t>Version</w:t>
             </w:r>
           </w:p>
@@ -9762,12 +6565,7 @@
             <w:shd w:fill="D9EAF7"/>
           </w:tcPr>
           <w:p>
-            <w:r/>
             <w:r>
-              <w:rPr>
-                <w:b/>
-                <w:sz w:val="17"/>
-              </w:rPr>
               <w:t>Date</w:t>
             </w:r>
           </w:p>
@@ -9779,12 +6577,7 @@
             <w:shd w:fill="D9EAF7"/>
           </w:tcPr>
           <w:p>
-            <w:r/>
             <w:r>
-              <w:rPr>
-                <w:b/>
-                <w:sz w:val="17"/>
-              </w:rPr>
               <w:t>Prepared / Revised By</w:t>
             </w:r>
           </w:p>
@@ -9796,12 +6589,7 @@
             <w:shd w:fill="D9EAF7"/>
           </w:tcPr>
           <w:p>
-            <w:r/>
             <w:r>
-              <w:rPr>
-                <w:b/>
-                <w:sz w:val="17"/>
-              </w:rPr>
               <w:t>Change Summary</w:t>
             </w:r>
           </w:p>
@@ -9814,12 +6602,7 @@
             <w:vAlign w:val="top"/>
           </w:tcPr>
           <w:p>
-            <w:r/>
             <w:r>
-              <w:rPr>
-                <w:b w:val="0"/>
-                <w:sz w:val="17"/>
-              </w:rPr>
               <w:t>1.0</w:t>
             </w:r>
           </w:p>
@@ -9830,12 +6613,7 @@
             <w:vAlign w:val="top"/>
           </w:tcPr>
           <w:p>
-            <w:r/>
             <w:r>
-              <w:rPr>
-                <w:b w:val="0"/>
-                <w:sz w:val="17"/>
-              </w:rPr>
               <w:t>2026-05-12</w:t>
             </w:r>
           </w:p>
@@ -9846,12 +6624,7 @@
             <w:vAlign w:val="top"/>
           </w:tcPr>
           <w:p>
-            <w:r/>
             <w:r>
-              <w:rPr>
-                <w:b w:val="0"/>
-                <w:sz w:val="17"/>
-              </w:rPr>
               <w:t>Carlos Chen</w:t>
             </w:r>
           </w:p>
@@ -9862,13 +6635,8 @@
             <w:vAlign w:val="top"/>
           </w:tcPr>
           <w:p>
-            <w:r/>
             <w:r>
-              <w:rPr>
-                <w:b w:val="0"/>
-                <w:sz w:val="17"/>
-              </w:rPr>
-              <w:t>Initial assessment records package for TAS2O AI-enhanced implementation.</w:t>
+              <w:t>Initial assessment records package created for Webtree Academy</w:t>
             </w:r>
           </w:p>
         </w:tc>
@@ -9880,58 +6648,36 @@
             <w:vAlign w:val="top"/>
           </w:tcPr>
           <w:p>
+            <w:r>
+              <w:t>Henry Michels</w:t>
+            </w:r>
+          </w:p>
+        </w:tc>
+        <w:tc>
+          <w:tcPr>
+            <w:tcW w:type="dxa" w:w="1728"/>
+            <w:vAlign w:val="top"/>
+          </w:tcPr>
+          <w:p>
             <w:r/>
-            <w:r>
-              <w:rPr>
-                <w:b w:val="0"/>
-                <w:sz w:val="17"/>
-              </w:rPr>
-            </w:r>
-          </w:p>
-        </w:tc>
-        <w:tc>
-          <w:tcPr>
-            <w:tcW w:type="dxa" w:w="1728"/>
+          </w:p>
+        </w:tc>
+        <w:tc>
+          <w:tcPr>
+            <w:tcW w:type="dxa" w:w="2880"/>
             <w:vAlign w:val="top"/>
           </w:tcPr>
           <w:p>
             <w:r/>
-            <w:r>
-              <w:rPr>
-                <w:b w:val="0"/>
-                <w:sz w:val="17"/>
-              </w:rPr>
-            </w:r>
-          </w:p>
-        </w:tc>
-        <w:tc>
-          <w:tcPr>
-            <w:tcW w:type="dxa" w:w="2880"/>
+          </w:p>
+        </w:tc>
+        <w:tc>
+          <w:tcPr>
+            <w:tcW w:type="dxa" w:w="5040"/>
             <w:vAlign w:val="top"/>
           </w:tcPr>
           <w:p>
             <w:r/>
-            <w:r>
-              <w:rPr>
-                <w:b w:val="0"/>
-                <w:sz w:val="17"/>
-              </w:rPr>
-            </w:r>
-          </w:p>
-        </w:tc>
-        <w:tc>
-          <w:tcPr>
-            <w:tcW w:type="dxa" w:w="5040"/>
-            <w:vAlign w:val="top"/>
-          </w:tcPr>
-          <w:p>
-            <w:r/>
-            <w:r>
-              <w:rPr>
-                <w:b w:val="0"/>
-                <w:sz w:val="17"/>
-              </w:rPr>
-            </w:r>
           </w:p>
         </w:tc>
       </w:tr>
@@ -9943,12 +6689,6 @@
           </w:tcPr>
           <w:p>
             <w:r/>
-            <w:r>
-              <w:rPr>
-                <w:b w:val="0"/>
-                <w:sz w:val="17"/>
-              </w:rPr>
-            </w:r>
           </w:p>
         </w:tc>
         <w:tc>
@@ -9958,12 +6698,6 @@
           </w:tcPr>
           <w:p>
             <w:r/>
-            <w:r>
-              <w:rPr>
-                <w:b w:val="0"/>
-                <w:sz w:val="17"/>
-              </w:rPr>
-            </w:r>
           </w:p>
         </w:tc>
         <w:tc>
@@ -9973,12 +6707,6 @@
           </w:tcPr>
           <w:p>
             <w:r/>
-            <w:r>
-              <w:rPr>
-                <w:b w:val="0"/>
-                <w:sz w:val="17"/>
-              </w:rPr>
-            </w:r>
           </w:p>
         </w:tc>
         <w:tc>
@@ -9988,12 +6716,6 @@
           </w:tcPr>
           <w:p>
             <w:r/>
-            <w:r>
-              <w:rPr>
-                <w:b w:val="0"/>
-                <w:sz w:val="17"/>
-              </w:rPr>
-            </w:r>
           </w:p>
         </w:tc>
       </w:tr>
